--- a/Begleitdokument.docx
+++ b/Begleitdokument.docx
@@ -4,45 +4,404 @@
   <w:body>
     <w:p>
       <w:pPr>
-        <w:rPr>
-          <w:lang w:val="en-GB"/>
-        </w:rPr>
-      </w:pPr>
-      <w:r>
-        <w:rPr>
-          <w:lang w:val="en-GB"/>
-        </w:rPr>
-        <w:t xml:space="preserve">1.3 Design </w:t>
-      </w:r>
-    </w:p>
-    <w:p>
-      <w:pPr>
-        <w:rPr>
-          <w:lang w:val="en-GB"/>
-        </w:rPr>
-      </w:pPr>
-      <w:r>
-        <w:rPr>
-          <w:lang w:val="en-GB"/>
-        </w:rPr>
-        <w:t>Inspiration: List Ease</w:t>
-      </w:r>
-    </w:p>
-    <w:p>
-      <w:pPr>
-        <w:rPr>
-          <w:lang w:val="en-GB"/>
-        </w:rPr>
-      </w:pPr>
-      <w:r>
-        <w:rPr>
-          <w:lang w:val="en-GB"/>
-        </w:rPr>
+        <w:pStyle w:val="Titel"/>
+      </w:pPr>
+      <w:r>
+        <w:t>Einkaufsliste App Reflexion</w:t>
+      </w:r>
+    </w:p>
+    <w:p>
+      <w:pPr>
+        <w:pStyle w:val="berschrift1"/>
+      </w:pPr>
+      <w:r>
+        <w:t>Einführung</w:t>
+      </w:r>
+    </w:p>
+    <w:p>
+      <w:r>
+        <w:t xml:space="preserve">Wie bereits erläutert: </w:t>
+      </w:r>
+      <w:r>
+        <w:t xml:space="preserve">Aufgrund eines Missverständnisses </w:t>
+      </w:r>
+      <w:r>
+        <w:t xml:space="preserve">bezüglich </w:t>
+      </w:r>
+      <w:proofErr w:type="spellStart"/>
+      <w:r>
+        <w:t>benotung</w:t>
+      </w:r>
+      <w:proofErr w:type="spellEnd"/>
+      <w:r>
+        <w:t xml:space="preserve">, </w:t>
+      </w:r>
+      <w:r>
+        <w:t>haben wir uns vollständig auf die UI/UX fokussiert</w:t>
+      </w:r>
+      <w:r>
+        <w:t xml:space="preserve"> und den Code teil vernachlässigt. Die Applikation haben wir mittels Prompt</w:t>
+      </w:r>
+      <w:r>
+        <w:t>s von</w:t>
+      </w:r>
+      <w:r>
+        <w:t xml:space="preserve"> </w:t>
+      </w:r>
+      <w:proofErr w:type="spellStart"/>
+      <w:r>
+        <w:t>figma</w:t>
+      </w:r>
+      <w:proofErr w:type="spellEnd"/>
+      <w:r>
+        <w:t xml:space="preserve"> </w:t>
+      </w:r>
+      <w:r>
+        <w:t xml:space="preserve">stylen lassen </w:t>
+      </w:r>
+      <w:r>
+        <w:t xml:space="preserve">und anschliessend </w:t>
+      </w:r>
+      <w:proofErr w:type="gramStart"/>
+      <w:r>
+        <w:t>die .</w:t>
+      </w:r>
+      <w:proofErr w:type="spellStart"/>
+      <w:r>
+        <w:t>make</w:t>
+      </w:r>
+      <w:proofErr w:type="spellEnd"/>
+      <w:proofErr w:type="gramEnd"/>
+      <w:r>
+        <w:t xml:space="preserve"> Datei</w:t>
+      </w:r>
+      <w:r>
+        <w:t xml:space="preserve"> einem Coding </w:t>
+      </w:r>
+      <w:proofErr w:type="spellStart"/>
+      <w:r>
+        <w:t>agenten</w:t>
+      </w:r>
+      <w:proofErr w:type="spellEnd"/>
+      <w:r>
+        <w:t xml:space="preserve"> </w:t>
+      </w:r>
+      <w:proofErr w:type="gramStart"/>
+      <w:r>
+        <w:t>übergeben</w:t>
+      </w:r>
+      <w:proofErr w:type="gramEnd"/>
+      <w:r>
+        <w:t xml:space="preserve"> um ein React JS </w:t>
+      </w:r>
+      <w:proofErr w:type="spellStart"/>
+      <w:r>
+        <w:t>projekt</w:t>
+      </w:r>
+      <w:proofErr w:type="spellEnd"/>
+      <w:r>
+        <w:t xml:space="preserve"> daraus zu erstellen.</w:t>
+      </w:r>
+      <w:r>
+        <w:t xml:space="preserve"> </w:t>
+      </w:r>
+    </w:p>
+    <w:p>
+      <w:pPr>
+        <w:pStyle w:val="berschrift1"/>
+      </w:pPr>
+      <w:r>
+        <w:t>Darstellung</w:t>
+      </w:r>
+    </w:p>
+    <w:p>
+      <w:r>
+        <w:t>Wir haben in figma.com</w:t>
+      </w:r>
+      <w:r>
+        <w:t xml:space="preserve"> Design</w:t>
+      </w:r>
+      <w:r>
+        <w:t>s</w:t>
+      </w:r>
+      <w:r>
+        <w:t xml:space="preserve"> mit Prompts erstellen lassen</w:t>
+      </w:r>
+      <w:r>
+        <w:t xml:space="preserve"> und ein design ausgewählt</w:t>
+      </w:r>
+      <w:r>
+        <w:t xml:space="preserve"> das unseres </w:t>
+      </w:r>
+      <w:proofErr w:type="spellStart"/>
+      <w:r>
+        <w:t>erachtens</w:t>
+      </w:r>
+      <w:proofErr w:type="spellEnd"/>
+      <w:r>
+        <w:t xml:space="preserve"> von unterschiedlich</w:t>
+      </w:r>
+      <w:r>
+        <w:t>-</w:t>
+      </w:r>
+      <w:proofErr w:type="spellStart"/>
+      <w:r>
+        <w:t>technikafinen</w:t>
+      </w:r>
+      <w:proofErr w:type="spellEnd"/>
+      <w:r>
+        <w:t xml:space="preserve"> Zielgruppen verwendet werden kann</w:t>
+      </w:r>
+      <w:r>
+        <w:t xml:space="preserve"> (siehe unten)</w:t>
+      </w:r>
+      <w:r>
+        <w:t>.</w:t>
+      </w:r>
+      <w:r>
+        <w:t xml:space="preserve"> </w:t>
+      </w:r>
+      <w:r>
+        <w:t xml:space="preserve">wir haben uns für ein Helles design mit </w:t>
+      </w:r>
+      <w:r>
+        <w:t xml:space="preserve">einem warmen </w:t>
+      </w:r>
+      <w:proofErr w:type="spellStart"/>
+      <w:r>
+        <w:t>farbhintergrund</w:t>
+      </w:r>
+      <w:proofErr w:type="spellEnd"/>
+      <w:r>
+        <w:t xml:space="preserve"> </w:t>
+      </w:r>
+      <w:r>
+        <w:t xml:space="preserve">und pastellfarbene </w:t>
+      </w:r>
+      <w:proofErr w:type="spellStart"/>
+      <w:r>
+        <w:t>markierungen</w:t>
+      </w:r>
+      <w:proofErr w:type="spellEnd"/>
+      <w:r>
+        <w:t xml:space="preserve"> entschieden</w:t>
+      </w:r>
+      <w:r>
+        <w:t>,</w:t>
+      </w:r>
+      <w:r>
+        <w:t xml:space="preserve"> da dies Beruhigend wirkt.</w:t>
+      </w:r>
+      <w:r>
+        <w:t xml:space="preserve"> Das Einkaufen ist stressig genug</w:t>
+      </w:r>
+    </w:p>
+    <w:p>
+      <w:r>
+        <w:t>Danach haben wir</w:t>
+      </w:r>
+      <w:r>
+        <w:t xml:space="preserve"> </w:t>
+      </w:r>
+      <w:r>
+        <w:t xml:space="preserve">weitere Bedingungen </w:t>
+      </w:r>
+      <w:r>
+        <w:t xml:space="preserve">für die UX hinzugefügt. Z.B.: dass nur eine Gruppe gleichzeitig geöffnet sein soll, und sich </w:t>
+      </w:r>
+      <w:proofErr w:type="gramStart"/>
+      <w:r>
+        <w:t>beim öffnen</w:t>
+      </w:r>
+      <w:proofErr w:type="gramEnd"/>
+      <w:r>
+        <w:t xml:space="preserve"> einer </w:t>
+      </w:r>
+      <w:r>
+        <w:t xml:space="preserve">neuen die alte Gruppe schliesst.  Dies dient der </w:t>
+      </w:r>
+      <w:r>
+        <w:t>Ü</w:t>
+      </w:r>
+      <w:r>
+        <w:t xml:space="preserve">bersichtlichkeit und verhindert unnötig langes scrollen. </w:t>
+      </w:r>
+      <w:r>
+        <w:t xml:space="preserve">Auch kann so ein bequemer, nach </w:t>
+      </w:r>
+      <w:proofErr w:type="spellStart"/>
+      <w:r>
+        <w:t>abteilungen</w:t>
+      </w:r>
+      <w:proofErr w:type="spellEnd"/>
+      <w:r>
+        <w:t xml:space="preserve"> geordneter </w:t>
+      </w:r>
+      <w:proofErr w:type="spellStart"/>
+      <w:r>
+        <w:t>ablauf</w:t>
+      </w:r>
+      <w:proofErr w:type="spellEnd"/>
+      <w:r>
+        <w:t xml:space="preserve">, </w:t>
+      </w:r>
+      <w:proofErr w:type="gramStart"/>
+      <w:r>
+        <w:t xml:space="preserve">beim </w:t>
+      </w:r>
+      <w:proofErr w:type="spellStart"/>
+      <w:r>
+        <w:t>einkaufen</w:t>
+      </w:r>
+      <w:proofErr w:type="spellEnd"/>
+      <w:proofErr w:type="gramEnd"/>
+      <w:r>
+        <w:t xml:space="preserve"> gewährleistet werden. </w:t>
+      </w:r>
+    </w:p>
+    <w:p>
+      <w:proofErr w:type="gramStart"/>
+      <w:r>
+        <w:t xml:space="preserve">Beim </w:t>
+      </w:r>
+      <w:proofErr w:type="spellStart"/>
+      <w:r>
+        <w:t>abhaken</w:t>
+      </w:r>
+      <w:proofErr w:type="spellEnd"/>
+      <w:proofErr w:type="gramEnd"/>
+      <w:r>
+        <w:t xml:space="preserve"> eines </w:t>
+      </w:r>
+      <w:proofErr w:type="spellStart"/>
+      <w:r>
+        <w:t>items</w:t>
+      </w:r>
+      <w:proofErr w:type="spellEnd"/>
+      <w:r>
+        <w:t xml:space="preserve"> wird ein grünes </w:t>
+      </w:r>
+      <w:proofErr w:type="spellStart"/>
+      <w:r>
+        <w:t>häkchen</w:t>
+      </w:r>
+      <w:proofErr w:type="spellEnd"/>
+      <w:r>
+        <w:t xml:space="preserve"> gesetzt und der </w:t>
+      </w:r>
+      <w:proofErr w:type="spellStart"/>
+      <w:r>
+        <w:t>status</w:t>
+      </w:r>
+      <w:proofErr w:type="spellEnd"/>
+      <w:r>
+        <w:t xml:space="preserve"> gespeichert. Was eine </w:t>
+      </w:r>
+      <w:proofErr w:type="spellStart"/>
+      <w:r>
+        <w:t>filterung</w:t>
+      </w:r>
+      <w:proofErr w:type="spellEnd"/>
+      <w:r>
+        <w:t xml:space="preserve"> ermöglicht. So können </w:t>
+      </w:r>
+      <w:proofErr w:type="spellStart"/>
+      <w:r>
+        <w:t>z.b.</w:t>
+      </w:r>
+      <w:proofErr w:type="spellEnd"/>
+      <w:r>
+        <w:t xml:space="preserve"> </w:t>
+      </w:r>
+      <w:r>
+        <w:t xml:space="preserve">nur offene </w:t>
+      </w:r>
+      <w:proofErr w:type="spellStart"/>
+      <w:r>
+        <w:t>items</w:t>
+      </w:r>
+      <w:proofErr w:type="spellEnd"/>
+      <w:r>
+        <w:t xml:space="preserve"> angezeigt werden </w:t>
+      </w:r>
+      <w:r>
+        <w:t xml:space="preserve">während </w:t>
+      </w:r>
+      <w:proofErr w:type="gramStart"/>
+      <w:r>
+        <w:t>dem</w:t>
+      </w:r>
+      <w:r>
+        <w:t xml:space="preserve"> einkaufen</w:t>
+      </w:r>
+      <w:proofErr w:type="gramEnd"/>
+      <w:r>
+        <w:t xml:space="preserve">. Oder zum </w:t>
+      </w:r>
+      <w:proofErr w:type="spellStart"/>
+      <w:r>
+        <w:t>überprüfen</w:t>
+      </w:r>
+      <w:proofErr w:type="spellEnd"/>
+      <w:r>
+        <w:t xml:space="preserve"> </w:t>
+      </w:r>
+      <w:r>
+        <w:t xml:space="preserve">am </w:t>
+      </w:r>
+      <w:proofErr w:type="spellStart"/>
+      <w:r>
+        <w:t>ende</w:t>
+      </w:r>
+      <w:proofErr w:type="spellEnd"/>
+      <w:r>
+        <w:t xml:space="preserve"> des </w:t>
+      </w:r>
+      <w:proofErr w:type="spellStart"/>
+      <w:r>
+        <w:t>einkaufs</w:t>
+      </w:r>
+      <w:proofErr w:type="spellEnd"/>
+      <w:r>
+        <w:t xml:space="preserve">, </w:t>
+      </w:r>
+      <w:r>
+        <w:t xml:space="preserve">nur die </w:t>
+      </w:r>
+      <w:r>
+        <w:t xml:space="preserve">abgehakten </w:t>
+      </w:r>
+      <w:proofErr w:type="spellStart"/>
+      <w:r>
+        <w:t>items</w:t>
+      </w:r>
+      <w:proofErr w:type="spellEnd"/>
+      <w:r>
+        <w:t>.</w:t>
+      </w:r>
+      <w:r>
+        <w:t xml:space="preserve"> Oder aber auch alle.</w:t>
+      </w:r>
+    </w:p>
+    <w:p>
+      <w:r>
+        <w:rPr>
+          <w:noProof/>
+        </w:rPr>
+        <w:lastRenderedPageBreak/>
         <w:drawing>
-          <wp:inline distT="0" distB="0" distL="0" distR="0" wp14:anchorId="4F598579" wp14:editId="678A9552">
-            <wp:extent cx="1440382" cy="2600421"/>
-            <wp:effectExtent l="0" t="0" r="7620" b="0"/>
-            <wp:docPr id="1596628511" name="Picture 1"/>
+          <wp:anchor distT="0" distB="0" distL="114300" distR="114300" simplePos="0" relativeHeight="251657216" behindDoc="0" locked="0" layoutInCell="1" allowOverlap="1" wp14:anchorId="6B47BF27" wp14:editId="00D51450">
+            <wp:simplePos x="0" y="0"/>
+            <wp:positionH relativeFrom="margin">
+              <wp:posOffset>3505738</wp:posOffset>
+            </wp:positionH>
+            <wp:positionV relativeFrom="paragraph">
+              <wp:posOffset>709881</wp:posOffset>
+            </wp:positionV>
+            <wp:extent cx="2586355" cy="3137535"/>
+            <wp:effectExtent l="0" t="0" r="4445" b="5715"/>
+            <wp:wrapSquare wrapText="bothSides"/>
+            <wp:docPr id="475317571" name="Grafik 1"/>
             <wp:cNvGraphicFramePr>
               <a:graphicFrameLocks xmlns:a="http://schemas.openxmlformats.org/drawingml/2006/main" noChangeAspect="1"/>
             </wp:cNvGraphicFramePr>
@@ -50,11 +409,17 @@
               <a:graphicData uri="http://schemas.openxmlformats.org/drawingml/2006/picture">
                 <pic:pic xmlns:pic="http://schemas.openxmlformats.org/drawingml/2006/picture">
                   <pic:nvPicPr>
-                    <pic:cNvPr id="1596628511" name=""/>
+                    <pic:cNvPr id="475317571" name=""/>
                     <pic:cNvPicPr/>
                   </pic:nvPicPr>
                   <pic:blipFill>
-                    <a:blip r:embed="rId5"/>
+                    <a:blip r:embed="rId5" cstate="print">
+                      <a:extLst>
+                        <a:ext uri="{28A0092B-C50C-407E-A947-70E740481C1C}">
+                          <a14:useLocalDpi xmlns:a14="http://schemas.microsoft.com/office/drawing/2010/main" val="0"/>
+                        </a:ext>
+                      </a:extLst>
+                    </a:blip>
                     <a:stretch>
                       <a:fillRect/>
                     </a:stretch>
@@ -62,7 +427,7 @@
                   <pic:spPr>
                     <a:xfrm>
                       <a:off x="0" y="0"/>
-                      <a:ext cx="1443198" cy="2605506"/>
+                      <a:ext cx="2586355" cy="3137535"/>
                     </a:xfrm>
                     <a:prstGeom prst="rect">
                       <a:avLst/>
@@ -71,18 +436,513 @@
                 </pic:pic>
               </a:graphicData>
             </a:graphic>
-          </wp:inline>
+            <wp14:sizeRelH relativeFrom="margin">
+              <wp14:pctWidth>0</wp14:pctWidth>
+            </wp14:sizeRelH>
+            <wp14:sizeRelV relativeFrom="margin">
+              <wp14:pctHeight>0</wp14:pctHeight>
+            </wp14:sizeRelV>
+          </wp:anchor>
         </w:drawing>
       </w:r>
       <w:r>
-        <w:rPr>
-          <w:lang w:val="en-GB"/>
+        <w:t xml:space="preserve">Wir haben auf Produktbilder </w:t>
+      </w:r>
+      <w:r>
+        <w:t xml:space="preserve">verzichtet und stattdessen </w:t>
+      </w:r>
+      <w:r>
+        <w:t xml:space="preserve">die </w:t>
+      </w:r>
+      <w:proofErr w:type="spellStart"/>
+      <w:r>
+        <w:t>gruppenfarbe</w:t>
+      </w:r>
+      <w:proofErr w:type="spellEnd"/>
+      <w:r>
+        <w:t xml:space="preserve"> wählbar gemacht. So ist zum </w:t>
+      </w:r>
+      <w:proofErr w:type="spellStart"/>
+      <w:r>
+        <w:t>beispiel</w:t>
+      </w:r>
+      <w:proofErr w:type="spellEnd"/>
+      <w:r>
+        <w:t xml:space="preserve"> eine Gemüseabteilung </w:t>
+      </w:r>
+      <w:r>
+        <w:t>frisch</w:t>
+      </w:r>
+      <w:r>
+        <w:t xml:space="preserve">grün, eine </w:t>
+      </w:r>
+      <w:r>
+        <w:t xml:space="preserve">Fleischwarenabteilung </w:t>
+      </w:r>
+      <w:r>
+        <w:t>fleischrosa</w:t>
+      </w:r>
+      <w:r>
+        <w:t xml:space="preserve">, eine </w:t>
+      </w:r>
+      <w:proofErr w:type="spellStart"/>
+      <w:r>
+        <w:t>backwarenabteilung</w:t>
+      </w:r>
+      <w:proofErr w:type="spellEnd"/>
+      <w:r>
+        <w:t xml:space="preserve"> </w:t>
+      </w:r>
+      <w:r>
+        <w:t>gold</w:t>
+      </w:r>
+      <w:r>
+        <w:t>braun.</w:t>
+      </w:r>
+      <w:r>
+        <w:t xml:space="preserve"> Dies soll </w:t>
+      </w:r>
+      <w:proofErr w:type="gramStart"/>
+      <w:r>
+        <w:t>de</w:t>
+      </w:r>
+      <w:r>
+        <w:t xml:space="preserve">r </w:t>
+      </w:r>
+      <w:r>
+        <w:rPr>
+          <w:b/>
+        </w:rPr>
+        <w:t>?</w:t>
+      </w:r>
+      <w:proofErr w:type="spellStart"/>
+      <w:r>
+        <w:rPr>
+          <w:b/>
+        </w:rPr>
+        <w:t>wiedererkennung</w:t>
+      </w:r>
+      <w:proofErr w:type="spellEnd"/>
+      <w:proofErr w:type="gramEnd"/>
+      <w:r>
+        <w:rPr>
+          <w:b/>
+        </w:rPr>
+        <w:t xml:space="preserve">? </w:t>
+      </w:r>
+      <w:r>
+        <w:t xml:space="preserve">dienlich sein. </w:t>
+      </w:r>
+      <w:r>
+        <w:t xml:space="preserve">Bilder nehmen auf einem </w:t>
+      </w:r>
+      <w:proofErr w:type="spellStart"/>
+      <w:r>
+        <w:t>mobiltelefon</w:t>
+      </w:r>
+      <w:proofErr w:type="spellEnd"/>
+      <w:r>
+        <w:t xml:space="preserve"> zu viel </w:t>
+      </w:r>
+      <w:proofErr w:type="spellStart"/>
+      <w:r>
+        <w:t>platz</w:t>
+      </w:r>
+      <w:proofErr w:type="spellEnd"/>
+      <w:r>
+        <w:t xml:space="preserve"> ein, oder sie sind in einer liste </w:t>
+      </w:r>
+      <w:r>
+        <w:t>schlechterkennbar klein</w:t>
+      </w:r>
+    </w:p>
+    <w:p>
+      <w:r>
+        <w:t xml:space="preserve">Das </w:t>
+      </w:r>
+      <w:proofErr w:type="spellStart"/>
+      <w:r>
+        <w:t>layout</w:t>
+      </w:r>
+      <w:proofErr w:type="spellEnd"/>
+      <w:r>
+        <w:t xml:space="preserve"> wurde für </w:t>
+      </w:r>
+      <w:r>
+        <w:t xml:space="preserve">den </w:t>
+      </w:r>
+      <w:proofErr w:type="spellStart"/>
+      <w:r>
+        <w:t>gebrauch</w:t>
+      </w:r>
+      <w:proofErr w:type="spellEnd"/>
+      <w:r>
+        <w:t xml:space="preserve"> mit </w:t>
+      </w:r>
+      <w:proofErr w:type="spellStart"/>
+      <w:r>
+        <w:t>mobiltelefon</w:t>
+      </w:r>
+      <w:proofErr w:type="spellEnd"/>
+      <w:r>
+        <w:t xml:space="preserve"> </w:t>
+      </w:r>
+      <w:r>
+        <w:t>designt.</w:t>
+      </w:r>
+      <w:r>
+        <w:t xml:space="preserve"> </w:t>
+      </w:r>
+      <w:r>
+        <w:t xml:space="preserve">Niemand nimmt das </w:t>
+      </w:r>
+      <w:proofErr w:type="spellStart"/>
+      <w:r>
+        <w:t>notebook</w:t>
+      </w:r>
+      <w:proofErr w:type="spellEnd"/>
+      <w:r>
+        <w:t xml:space="preserve"> </w:t>
+      </w:r>
+      <w:r>
+        <w:t xml:space="preserve">mit </w:t>
+      </w:r>
+      <w:proofErr w:type="gramStart"/>
+      <w:r>
+        <w:t xml:space="preserve">zum </w:t>
+      </w:r>
+      <w:proofErr w:type="spellStart"/>
+      <w:r>
+        <w:t>einkaufen</w:t>
+      </w:r>
+      <w:proofErr w:type="spellEnd"/>
+      <w:proofErr w:type="gramEnd"/>
+      <w:r>
+        <w:t xml:space="preserve">, </w:t>
+      </w:r>
+      <w:r>
+        <w:t xml:space="preserve">um eine </w:t>
+      </w:r>
+      <w:proofErr w:type="spellStart"/>
+      <w:r>
+        <w:t>einkaufsliste</w:t>
+      </w:r>
+      <w:proofErr w:type="spellEnd"/>
+      <w:r>
+        <w:t xml:space="preserve"> abzuhaken. </w:t>
+      </w:r>
+      <w:r>
+        <w:t>Die 3 Buttons (</w:t>
+      </w:r>
+      <w:proofErr w:type="spellStart"/>
+      <w:r>
+        <w:t>checkbox</w:t>
+      </w:r>
+      <w:proofErr w:type="spellEnd"/>
+      <w:r>
+        <w:t>, Bearbeiten und Löschen)</w:t>
+      </w:r>
+      <w:r>
+        <w:t xml:space="preserve"> sind etwas klein geraten</w:t>
+      </w:r>
+      <w:r>
+        <w:t>.</w:t>
+      </w:r>
+      <w:r>
+        <w:t xml:space="preserve"> </w:t>
+      </w:r>
+      <w:r>
+        <w:t xml:space="preserve">Auch sollte </w:t>
+      </w:r>
+      <w:proofErr w:type="gramStart"/>
+      <w:r>
+        <w:t>das klicken</w:t>
+      </w:r>
+      <w:proofErr w:type="gramEnd"/>
+      <w:r>
+        <w:t xml:space="preserve"> auf die item </w:t>
+      </w:r>
+      <w:proofErr w:type="spellStart"/>
+      <w:r>
+        <w:t>fläche</w:t>
+      </w:r>
+      <w:proofErr w:type="spellEnd"/>
+      <w:r>
+        <w:t xml:space="preserve"> </w:t>
+      </w:r>
+      <w:proofErr w:type="gramStart"/>
+      <w:r>
+        <w:t>ein abhaken</w:t>
+      </w:r>
+      <w:proofErr w:type="gramEnd"/>
+      <w:r>
+        <w:t xml:space="preserve"> des </w:t>
+      </w:r>
+      <w:proofErr w:type="spellStart"/>
+      <w:r>
+        <w:t>items</w:t>
+      </w:r>
+      <w:proofErr w:type="spellEnd"/>
+      <w:r>
+        <w:t xml:space="preserve"> triggern. Eine </w:t>
+      </w:r>
+      <w:proofErr w:type="spellStart"/>
+      <w:r>
+        <w:t>überlegung</w:t>
+      </w:r>
+      <w:proofErr w:type="spellEnd"/>
+      <w:r>
+        <w:t xml:space="preserve"> für dessen </w:t>
+      </w:r>
+      <w:proofErr w:type="spellStart"/>
+      <w:r>
+        <w:t>umsetzung</w:t>
+      </w:r>
+      <w:proofErr w:type="spellEnd"/>
+      <w:r>
+        <w:t xml:space="preserve"> </w:t>
+      </w:r>
+      <w:r>
+        <w:t xml:space="preserve">wir aus </w:t>
+      </w:r>
+      <w:proofErr w:type="spellStart"/>
+      <w:r>
+        <w:t>zeitgründen</w:t>
+      </w:r>
+      <w:proofErr w:type="spellEnd"/>
+      <w:r>
+        <w:t xml:space="preserve"> verzichten.</w:t>
+      </w:r>
+    </w:p>
+    <w:p>
+      <w:r>
+        <w:t>Des Weiteren</w:t>
+      </w:r>
+      <w:r>
+        <w:t xml:space="preserve"> können </w:t>
+      </w:r>
+      <w:r>
+        <w:t>P</w:t>
+      </w:r>
+      <w:r>
+        <w:t xml:space="preserve">reise </w:t>
+      </w:r>
+      <w:r>
+        <w:t xml:space="preserve">pro </w:t>
+      </w:r>
+      <w:r>
+        <w:t>Einheit</w:t>
+      </w:r>
+      <w:r>
+        <w:t xml:space="preserve"> </w:t>
+      </w:r>
+      <w:r>
+        <w:t xml:space="preserve">oder </w:t>
+      </w:r>
+      <w:r>
+        <w:t>M</w:t>
+      </w:r>
+      <w:r>
+        <w:t>ass</w:t>
+      </w:r>
+      <w:r>
+        <w:t>,</w:t>
+      </w:r>
+      <w:r>
+        <w:t xml:space="preserve"> </w:t>
+      </w:r>
+      <w:r>
+        <w:t>eingegeben und berechnet werden</w:t>
+      </w:r>
+      <w:r>
+        <w:t xml:space="preserve">. Dies fördert </w:t>
+      </w:r>
+      <w:r>
+        <w:t>Kontrolle</w:t>
+      </w:r>
+      <w:r>
+        <w:t xml:space="preserve"> durch </w:t>
+      </w:r>
+      <w:proofErr w:type="spellStart"/>
+      <w:r>
+        <w:t>übersicht</w:t>
+      </w:r>
+      <w:proofErr w:type="spellEnd"/>
+      <w:r>
+        <w:t xml:space="preserve"> über Ausgaben und der </w:t>
+      </w:r>
+      <w:proofErr w:type="spellStart"/>
+      <w:r>
+        <w:t>nutzer</w:t>
+      </w:r>
+      <w:proofErr w:type="spellEnd"/>
+      <w:r>
+        <w:t xml:space="preserve"> erkennt </w:t>
+      </w:r>
+      <w:proofErr w:type="spellStart"/>
+      <w:proofErr w:type="gramStart"/>
+      <w:r>
+        <w:t>preisänderungen</w:t>
+      </w:r>
+      <w:proofErr w:type="spellEnd"/>
+      <w:proofErr w:type="gramEnd"/>
+      <w:r>
+        <w:t xml:space="preserve"> </w:t>
+      </w:r>
+      <w:r>
+        <w:t xml:space="preserve">wenn er die gespeicherten preise mit der </w:t>
+      </w:r>
+      <w:proofErr w:type="spellStart"/>
+      <w:r>
+        <w:t>quittung</w:t>
+      </w:r>
+      <w:proofErr w:type="spellEnd"/>
+      <w:r>
+        <w:t xml:space="preserve"> vergleicht</w:t>
+      </w:r>
+      <w:r>
+        <w:t>.</w:t>
+      </w:r>
+      <w:r>
+        <w:t xml:space="preserve"> Für </w:t>
+      </w:r>
+      <w:proofErr w:type="spellStart"/>
+      <w:proofErr w:type="gramStart"/>
+      <w:r>
+        <w:t>familien</w:t>
+      </w:r>
+      <w:proofErr w:type="spellEnd"/>
+      <w:proofErr w:type="gramEnd"/>
+      <w:r>
+        <w:t xml:space="preserve"> die etwas mehr</w:t>
+      </w:r>
+      <w:r>
+        <w:t xml:space="preserve"> auf das </w:t>
+      </w:r>
+      <w:proofErr w:type="spellStart"/>
+      <w:r>
+        <w:t>geld</w:t>
+      </w:r>
+      <w:proofErr w:type="spellEnd"/>
+      <w:r>
+        <w:t xml:space="preserve"> achten </w:t>
+      </w:r>
+      <w:proofErr w:type="gramStart"/>
+      <w:r>
+        <w:t>müssen</w:t>
+      </w:r>
+      <w:proofErr w:type="gramEnd"/>
+      <w:r>
+        <w:t xml:space="preserve"> ist dieser kleine </w:t>
+      </w:r>
+      <w:proofErr w:type="spellStart"/>
+      <w:r>
+        <w:t>mehraufwand</w:t>
+      </w:r>
+      <w:proofErr w:type="spellEnd"/>
+      <w:r>
+        <w:t xml:space="preserve"> nützlich.</w:t>
+      </w:r>
+    </w:p>
+    <w:p/>
+    <w:p>
+      <w:pPr>
+        <w:rPr>
+          <w:rFonts w:asciiTheme="majorHAnsi" w:eastAsiaTheme="majorEastAsia" w:hAnsiTheme="majorHAnsi" w:cstheme="majorBidi"/>
+          <w:color w:val="0F4761" w:themeColor="accent1" w:themeShade="BF"/>
+          <w:sz w:val="40"/>
+          <w:szCs w:val="40"/>
+        </w:rPr>
+      </w:pPr>
+      <w:r>
+        <w:br w:type="page"/>
+      </w:r>
+    </w:p>
+    <w:p>
+      <w:pPr>
+        <w:pStyle w:val="berschrift1"/>
+      </w:pPr>
+      <w:r>
+        <w:lastRenderedPageBreak/>
+        <w:t xml:space="preserve">Ui </w:t>
+      </w:r>
+      <w:proofErr w:type="spellStart"/>
+      <w:r>
+        <w:t>elemente</w:t>
+      </w:r>
+      <w:proofErr w:type="spellEnd"/>
+    </w:p>
+    <w:p>
+      <w:pPr>
+        <w:pStyle w:val="berschrift2"/>
+      </w:pPr>
+      <w:r>
+        <w:t>Hinzufügen eines Items</w:t>
+      </w:r>
+    </w:p>
+    <w:p>
+      <w:r>
+        <w:t xml:space="preserve">Ein Input Feld ermöglicht </w:t>
+      </w:r>
+      <w:proofErr w:type="gramStart"/>
+      <w:r>
+        <w:t>das benennen</w:t>
+      </w:r>
+      <w:proofErr w:type="gramEnd"/>
+      <w:r>
+        <w:t xml:space="preserve"> des </w:t>
+      </w:r>
+      <w:proofErr w:type="spellStart"/>
+      <w:r>
+        <w:t>items</w:t>
+      </w:r>
+      <w:proofErr w:type="spellEnd"/>
+      <w:r>
+        <w:t xml:space="preserve">, und </w:t>
+      </w:r>
+      <w:proofErr w:type="gramStart"/>
+      <w:r>
+        <w:t>mittels Dropdown</w:t>
+      </w:r>
+      <w:proofErr w:type="gramEnd"/>
+      <w:r>
+        <w:t xml:space="preserve"> liste das zuweisen einer gruppe. Hinzugefügt wird das item der liste mit </w:t>
+      </w:r>
+      <w:proofErr w:type="gramStart"/>
+      <w:r>
+        <w:t>dem drücken</w:t>
+      </w:r>
+      <w:proofErr w:type="gramEnd"/>
+      <w:r>
+        <w:t xml:space="preserve"> des (+) </w:t>
+      </w:r>
+      <w:proofErr w:type="spellStart"/>
+      <w:r>
+        <w:t>buttons</w:t>
+      </w:r>
+      <w:proofErr w:type="spellEnd"/>
+      <w:r>
+        <w:t xml:space="preserve"> auf der rechten </w:t>
+      </w:r>
+      <w:proofErr w:type="spellStart"/>
+      <w:r>
+        <w:t>seite</w:t>
+      </w:r>
+      <w:proofErr w:type="spellEnd"/>
+      <w:r>
+        <w:t>.</w:t>
+      </w:r>
+    </w:p>
+    <w:p>
+      <w:r>
+        <w:rPr>
+          <w:noProof/>
         </w:rPr>
         <w:drawing>
-          <wp:inline distT="0" distB="0" distL="0" distR="0" wp14:anchorId="4DCD9297" wp14:editId="27D7A358">
-            <wp:extent cx="1843314" cy="2581359"/>
-            <wp:effectExtent l="0" t="0" r="5080" b="0"/>
-            <wp:docPr id="417431176" name="Picture 1"/>
+          <wp:inline distT="0" distB="0" distL="0" distR="0" wp14:anchorId="2486839E" wp14:editId="5B4D3059">
+            <wp:extent cx="3815543" cy="1720735"/>
+            <wp:effectExtent l="0" t="0" r="0" b="0"/>
+            <wp:docPr id="1507967099" name="Grafik 1"/>
             <wp:cNvGraphicFramePr>
               <a:graphicFrameLocks xmlns:a="http://schemas.openxmlformats.org/drawingml/2006/main" noChangeAspect="1"/>
             </wp:cNvGraphicFramePr>
@@ -90,7 +950,7 @@
               <a:graphicData uri="http://schemas.openxmlformats.org/drawingml/2006/picture">
                 <pic:pic xmlns:pic="http://schemas.openxmlformats.org/drawingml/2006/picture">
                   <pic:nvPicPr>
-                    <pic:cNvPr id="417431176" name=""/>
+                    <pic:cNvPr id="1507967099" name=""/>
                     <pic:cNvPicPr/>
                   </pic:nvPicPr>
                   <pic:blipFill>
@@ -102,7 +962,7 @@
                   <pic:spPr>
                     <a:xfrm>
                       <a:off x="0" y="0"/>
-                      <a:ext cx="1854581" cy="2597138"/>
+                      <a:ext cx="3828388" cy="1726528"/>
                     </a:xfrm>
                     <a:prstGeom prst="rect">
                       <a:avLst/>
@@ -117,332 +977,156 @@
     </w:p>
     <w:p>
       <w:pPr>
-        <w:rPr>
-          <w:lang w:val="en-GB"/>
-        </w:rPr>
-      </w:pPr>
-      <w:r>
-        <w:rPr>
-          <w:lang w:val="en-GB"/>
-        </w:rPr>
-        <w:t>What I like/ will be implementing</w:t>
-      </w:r>
-    </w:p>
-    <w:p>
-      <w:pPr>
-        <w:pStyle w:val="ListParagraph"/>
-        <w:numPr>
-          <w:ilvl w:val="0"/>
-          <w:numId w:val="1"/>
-        </w:numPr>
-        <w:rPr>
-          <w:lang w:val="en-GB"/>
-        </w:rPr>
-      </w:pPr>
-      <w:r>
-        <w:rPr>
-          <w:lang w:val="en-GB"/>
-        </w:rPr>
-        <w:t xml:space="preserve">List sorted by Item Category </w:t>
-      </w:r>
-    </w:p>
-    <w:p>
-      <w:pPr>
-        <w:pStyle w:val="ListParagraph"/>
-        <w:numPr>
-          <w:ilvl w:val="0"/>
-          <w:numId w:val="1"/>
-        </w:numPr>
-        <w:rPr>
-          <w:lang w:val="en-GB"/>
-        </w:rPr>
-      </w:pPr>
-      <w:r>
-        <w:rPr>
-          <w:lang w:val="en-GB"/>
-        </w:rPr>
-        <w:t xml:space="preserve">Price System, will want to add option of idk </w:t>
-      </w:r>
-      <w:proofErr w:type="spellStart"/>
-      <w:r>
-        <w:rPr>
-          <w:lang w:val="en-GB"/>
-        </w:rPr>
-        <w:t>tho</w:t>
-      </w:r>
-      <w:proofErr w:type="spellEnd"/>
-    </w:p>
-    <w:p>
-      <w:pPr>
-        <w:pStyle w:val="ListParagraph"/>
-        <w:numPr>
-          <w:ilvl w:val="0"/>
-          <w:numId w:val="1"/>
-        </w:numPr>
-        <w:rPr>
-          <w:lang w:val="en-GB"/>
-        </w:rPr>
-      </w:pPr>
-      <w:r>
-        <w:rPr>
-          <w:lang w:val="en-GB"/>
-        </w:rPr>
-        <w:t xml:space="preserve">How Many + Unit </w:t>
-      </w:r>
-      <w:proofErr w:type="spellStart"/>
-      <w:r>
-        <w:rPr>
-          <w:lang w:val="en-GB"/>
-        </w:rPr>
-        <w:t>Sytem</w:t>
-      </w:r>
-      <w:proofErr w:type="spellEnd"/>
-    </w:p>
-    <w:p>
-      <w:pPr>
-        <w:pStyle w:val="ListParagraph"/>
-        <w:numPr>
-          <w:ilvl w:val="0"/>
-          <w:numId w:val="1"/>
-        </w:numPr>
-        <w:rPr>
-          <w:lang w:val="en-GB"/>
-        </w:rPr>
-      </w:pPr>
-      <w:r>
-        <w:rPr>
-          <w:lang w:val="en-GB"/>
-        </w:rPr>
-        <w:t>Simplicity</w:t>
-      </w:r>
-    </w:p>
-    <w:p>
-      <w:pPr>
-        <w:rPr>
-          <w:lang w:val="en-GB"/>
-        </w:rPr>
-      </w:pPr>
-      <w:r>
-        <w:rPr>
-          <w:lang w:val="en-GB"/>
-        </w:rPr>
-        <w:t>What I like/ won't be implementing</w:t>
-      </w:r>
-    </w:p>
-    <w:p>
-      <w:pPr>
-        <w:pStyle w:val="ListParagraph"/>
-        <w:numPr>
-          <w:ilvl w:val="0"/>
-          <w:numId w:val="1"/>
-        </w:numPr>
-        <w:rPr>
-          <w:lang w:val="en-GB"/>
-        </w:rPr>
-      </w:pPr>
-      <w:r>
-        <w:rPr>
-          <w:lang w:val="en-GB"/>
-        </w:rPr>
-        <w:t>Barcode Scanner -&gt; not needed for this project</w:t>
-      </w:r>
-    </w:p>
-    <w:p>
-      <w:pPr>
-        <w:rPr>
-          <w:lang w:val="en-GB"/>
-        </w:rPr>
-      </w:pPr>
+        <w:pStyle w:val="berschrift3"/>
+      </w:pPr>
+      <w:r>
+        <w:t xml:space="preserve">Preis </w:t>
+      </w:r>
+      <w:proofErr w:type="spellStart"/>
+      <w:r>
+        <w:t>aufstellung</w:t>
+      </w:r>
+      <w:proofErr w:type="spellEnd"/>
+    </w:p>
+    <w:p>
+      <w:r>
+        <w:t xml:space="preserve">Um ein item zu bearbeiten und Preise per </w:t>
+      </w:r>
+      <w:proofErr w:type="spellStart"/>
+      <w:r>
+        <w:t>einheit</w:t>
+      </w:r>
+      <w:proofErr w:type="spellEnd"/>
+      <w:r>
+        <w:t xml:space="preserve"> und </w:t>
+      </w:r>
+      <w:proofErr w:type="spellStart"/>
+      <w:r>
+        <w:t>menge</w:t>
+      </w:r>
+      <w:proofErr w:type="spellEnd"/>
+      <w:r>
+        <w:t xml:space="preserve"> aufzustellen</w:t>
+      </w:r>
+      <w:r>
+        <w:t xml:space="preserve">, muss der </w:t>
+      </w:r>
+      <w:proofErr w:type="spellStart"/>
+      <w:r>
+        <w:t>user</w:t>
+      </w:r>
+      <w:proofErr w:type="spellEnd"/>
+      <w:r>
+        <w:t xml:space="preserve"> auf das </w:t>
+      </w:r>
+      <w:proofErr w:type="spellStart"/>
+      <w:r>
+        <w:t>bleistift</w:t>
+      </w:r>
+      <w:proofErr w:type="spellEnd"/>
+      <w:r>
+        <w:t xml:space="preserve"> </w:t>
+      </w:r>
+      <w:proofErr w:type="spellStart"/>
+      <w:r>
+        <w:t>icon</w:t>
+      </w:r>
+      <w:proofErr w:type="spellEnd"/>
+      <w:r>
+        <w:t xml:space="preserve"> drücken. Unten im </w:t>
+      </w:r>
+      <w:proofErr w:type="spellStart"/>
+      <w:r>
+        <w:t>beispiel</w:t>
+      </w:r>
+      <w:proofErr w:type="spellEnd"/>
+      <w:r>
+        <w:t xml:space="preserve"> sieht man wie diese </w:t>
+      </w:r>
+      <w:proofErr w:type="spellStart"/>
+      <w:r>
+        <w:t>preisaufstellung</w:t>
+      </w:r>
+      <w:proofErr w:type="spellEnd"/>
+      <w:r>
+        <w:t xml:space="preserve"> zustande kommt. </w:t>
+      </w:r>
+      <w:r>
+        <w:t xml:space="preserve">Die Input </w:t>
+      </w:r>
+      <w:proofErr w:type="spellStart"/>
+      <w:r>
+        <w:t>felder</w:t>
+      </w:r>
+      <w:proofErr w:type="spellEnd"/>
+      <w:r>
+        <w:t xml:space="preserve"> </w:t>
+      </w:r>
+      <w:proofErr w:type="spellStart"/>
+      <w:r>
+        <w:t>Qty</w:t>
+      </w:r>
+      <w:proofErr w:type="spellEnd"/>
+      <w:r>
+        <w:t xml:space="preserve"> und Price </w:t>
+      </w:r>
+      <w:r>
+        <w:t xml:space="preserve">können per </w:t>
+      </w:r>
+      <w:proofErr w:type="spellStart"/>
+      <w:r>
+        <w:t>eingabe</w:t>
+      </w:r>
+      <w:proofErr w:type="spellEnd"/>
+      <w:r>
+        <w:t xml:space="preserve"> oder per </w:t>
+      </w:r>
+      <w:proofErr w:type="spellStart"/>
+      <w:r>
+        <w:t>knopfdruck</w:t>
+      </w:r>
+      <w:proofErr w:type="spellEnd"/>
+      <w:r>
+        <w:t xml:space="preserve"> den wert verändern. Unit funktioniert mit einer festgelegten </w:t>
+      </w:r>
+      <w:proofErr w:type="spellStart"/>
+      <w:r>
+        <w:t>dropdown</w:t>
+      </w:r>
+      <w:proofErr w:type="spellEnd"/>
+      <w:r>
+        <w:t xml:space="preserve"> liste und beinhaltet, </w:t>
+      </w:r>
+      <w:r>
+        <w:t xml:space="preserve">Pack, </w:t>
+      </w:r>
+      <w:proofErr w:type="spellStart"/>
+      <w:r>
+        <w:t>gramm</w:t>
+      </w:r>
+      <w:proofErr w:type="spellEnd"/>
+      <w:r>
+        <w:t xml:space="preserve">, kg, </w:t>
+      </w:r>
+      <w:proofErr w:type="spellStart"/>
+      <w:r>
+        <w:t>liter</w:t>
+      </w:r>
+      <w:proofErr w:type="spellEnd"/>
+      <w:r>
+        <w:t xml:space="preserve"> oder ml.</w:t>
+      </w:r>
+    </w:p>
+    <w:p>
       <w:r>
         <w:rPr>
           <w:noProof/>
-          <w:lang w:val="en-GB"/>
-        </w:rPr>
-        <mc:AlternateContent>
-          <mc:Choice Requires="wpi">
-            <w:drawing>
-              <wp:anchor distT="0" distB="0" distL="114300" distR="114300" simplePos="0" relativeHeight="251664384" behindDoc="0" locked="0" layoutInCell="1" allowOverlap="1" wp14:anchorId="150D4DC7" wp14:editId="3CEE2CE1">
-                <wp:simplePos x="0" y="0"/>
-                <wp:positionH relativeFrom="column">
-                  <wp:posOffset>9950473</wp:posOffset>
-                </wp:positionH>
-                <wp:positionV relativeFrom="paragraph">
-                  <wp:posOffset>398373</wp:posOffset>
-                </wp:positionV>
-                <wp:extent cx="360" cy="360"/>
-                <wp:effectExtent l="57150" t="57150" r="76200" b="76200"/>
-                <wp:wrapNone/>
-                <wp:docPr id="62011511" name="Ink 14"/>
-                <wp:cNvGraphicFramePr/>
-                <a:graphic xmlns:a="http://schemas.openxmlformats.org/drawingml/2006/main">
-                  <a:graphicData uri="http://schemas.microsoft.com/office/word/2010/wordprocessingInk">
-                    <w14:contentPart bwMode="auto" r:id="rId7">
-                      <w14:nvContentPartPr>
-                        <w14:cNvContentPartPr/>
-                      </w14:nvContentPartPr>
-                      <w14:xfrm>
-                        <a:off x="0" y="0"/>
-                        <a:ext cx="360" cy="360"/>
-                      </w14:xfrm>
-                    </w14:contentPart>
-                  </a:graphicData>
-                </a:graphic>
-              </wp:anchor>
-            </w:drawing>
-          </mc:Choice>
-          <mc:Fallback>
-            <w:pict>
-              <v:shapetype w14:anchorId="02800837" id="_x0000_t75" coordsize="21600,21600" o:spt="75" o:preferrelative="t" path="m@4@5l@4@11@9@11@9@5xe" filled="f" stroked="f">
-                <v:stroke joinstyle="miter"/>
-                <v:formulas>
-                  <v:f eqn="if lineDrawn pixelLineWidth 0"/>
-                  <v:f eqn="sum @0 1 0"/>
-                  <v:f eqn="sum 0 0 @1"/>
-                  <v:f eqn="prod @2 1 2"/>
-                  <v:f eqn="prod @3 21600 pixelWidth"/>
-                  <v:f eqn="prod @3 21600 pixelHeight"/>
-                  <v:f eqn="sum @0 0 1"/>
-                  <v:f eqn="prod @6 1 2"/>
-                  <v:f eqn="prod @7 21600 pixelWidth"/>
-                  <v:f eqn="sum @8 21600 0"/>
-                  <v:f eqn="prod @7 21600 pixelHeight"/>
-                  <v:f eqn="sum @10 21600 0"/>
-                </v:formulas>
-                <v:path o:extrusionok="f" gradientshapeok="t" o:connecttype="rect"/>
-                <o:lock v:ext="edit" aspectratio="t"/>
-              </v:shapetype>
-              <v:shape id="Ink 14" o:spid="_x0000_s1026" type="#_x0000_t75" style="position:absolute;margin-left:782.1pt;margin-top:29.95pt;width:2.9pt;height:2.9pt;z-index:251664384;visibility:visible;mso-wrap-style:square;mso-wrap-distance-left:9pt;mso-wrap-distance-top:0;mso-wrap-distance-right:9pt;mso-wrap-distance-bottom:0;mso-position-horizontal:absolute;mso-position-horizontal-relative:text;mso-position-vertical:absolute;mso-position-vertical-relative:text" o:gfxdata="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">
-                <v:imagedata r:id="rId8" o:title=""/>
-              </v:shape>
-            </w:pict>
-          </mc:Fallback>
-        </mc:AlternateContent>
-      </w:r>
-      <w:r>
-        <w:rPr>
-          <w:lang w:val="en-GB"/>
-        </w:rPr>
-        <w:t>What I dislike/ won't be implementing</w:t>
-      </w:r>
-    </w:p>
-    <w:p>
-      <w:pPr>
-        <w:pStyle w:val="ListParagraph"/>
-        <w:numPr>
-          <w:ilvl w:val="0"/>
-          <w:numId w:val="1"/>
-        </w:numPr>
-        <w:rPr>
-          <w:lang w:val="en-GB"/>
-        </w:rPr>
-      </w:pPr>
-      <w:proofErr w:type="spellStart"/>
-      <w:r>
-        <w:rPr>
-          <w:lang w:val="en-GB"/>
-        </w:rPr>
-        <w:t>Color</w:t>
-      </w:r>
-      <w:proofErr w:type="spellEnd"/>
-      <w:r>
-        <w:rPr>
-          <w:lang w:val="en-GB"/>
-        </w:rPr>
-        <w:t xml:space="preserve"> choice </w:t>
-      </w:r>
-    </w:p>
-    <w:p>
-      <w:pPr>
-        <w:pStyle w:val="ListParagraph"/>
-        <w:numPr>
-          <w:ilvl w:val="0"/>
-          <w:numId w:val="1"/>
-        </w:numPr>
-        <w:rPr>
-          <w:lang w:val="en-GB"/>
-        </w:rPr>
-      </w:pPr>
-      <w:r>
-        <w:rPr>
-          <w:lang w:val="en-GB"/>
-        </w:rPr>
-        <w:t xml:space="preserve">This thing </w:t>
-      </w:r>
-      <w:r>
-        <w:rPr>
-          <w:lang w:val="en-GB"/>
-        </w:rPr>
-        <w:sym w:font="Wingdings" w:char="F0E0"/>
-      </w:r>
-    </w:p>
-    <w:p>
-      <w:pPr>
-        <w:pStyle w:val="ListParagraph"/>
-        <w:rPr>
-          <w:lang w:val="en-GB"/>
-        </w:rPr>
-      </w:pPr>
-      <w:r>
-        <w:rPr>
-          <w:noProof/>
-          <w:lang w:val="en-GB"/>
-        </w:rPr>
-        <mc:AlternateContent>
-          <mc:Choice Requires="wpi">
-            <w:drawing>
-              <wp:anchor distT="0" distB="0" distL="114300" distR="114300" simplePos="0" relativeHeight="251663360" behindDoc="0" locked="0" layoutInCell="1" allowOverlap="1" wp14:anchorId="093535E9" wp14:editId="762EBF1C">
-                <wp:simplePos x="0" y="0"/>
-                <wp:positionH relativeFrom="column">
-                  <wp:posOffset>1258570</wp:posOffset>
-                </wp:positionH>
-                <wp:positionV relativeFrom="paragraph">
-                  <wp:posOffset>44450</wp:posOffset>
-                </wp:positionV>
-                <wp:extent cx="979840" cy="442595"/>
-                <wp:effectExtent l="76200" t="57150" r="67945" b="71755"/>
-                <wp:wrapNone/>
-                <wp:docPr id="319330267" name="Ink 13"/>
-                <wp:cNvGraphicFramePr/>
-                <a:graphic xmlns:a="http://schemas.openxmlformats.org/drawingml/2006/main">
-                  <a:graphicData uri="http://schemas.microsoft.com/office/word/2010/wordprocessingInk">
-                    <w14:contentPart bwMode="auto" r:id="rId9">
-                      <w14:nvContentPartPr>
-                        <w14:cNvContentPartPr/>
-                      </w14:nvContentPartPr>
-                      <w14:xfrm>
-                        <a:off x="0" y="0"/>
-                        <a:ext cx="979840" cy="442595"/>
-                      </w14:xfrm>
-                    </w14:contentPart>
-                  </a:graphicData>
-                </a:graphic>
-              </wp:anchor>
-            </w:drawing>
-          </mc:Choice>
-          <mc:Fallback>
-            <w:pict>
-              <v:shape w14:anchorId="5539FBFE" id="Ink 13" o:spid="_x0000_s1026" type="#_x0000_t75" style="position:absolute;margin-left:97.7pt;margin-top:2.1pt;width:79.95pt;height:37.65pt;z-index:251663360;visibility:visible;mso-wrap-style:square;mso-wrap-distance-left:9pt;mso-wrap-distance-top:0;mso-wrap-distance-right:9pt;mso-wrap-distance-bottom:0;mso-position-horizontal:absolute;mso-position-horizontal-relative:text;mso-position-vertical:absolute;mso-position-vertical-relative:text" o:gfxdata="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">
-                <v:imagedata r:id="rId10" o:title=""/>
-              </v:shape>
-            </w:pict>
-          </mc:Fallback>
-        </mc:AlternateContent>
-      </w:r>
-      <w:r>
-        <w:rPr>
-          <w:lang w:val="en-GB"/>
-        </w:rPr>
-        <w:t xml:space="preserve">  </w:t>
-      </w:r>
-      <w:r>
-        <w:rPr>
-          <w:lang w:val="en-GB"/>
         </w:rPr>
         <w:drawing>
-          <wp:inline distT="0" distB="0" distL="0" distR="0" wp14:anchorId="538337F8" wp14:editId="7BA84594">
-            <wp:extent cx="701040" cy="932984"/>
-            <wp:effectExtent l="0" t="0" r="3810" b="635"/>
-            <wp:docPr id="1243425939" name="Picture 1"/>
+          <wp:inline distT="0" distB="0" distL="0" distR="0" wp14:anchorId="629B3BD0" wp14:editId="78528B40">
+            <wp:extent cx="4656223" cy="2370025"/>
+            <wp:effectExtent l="0" t="0" r="0" b="0"/>
+            <wp:docPr id="2034661802" name="Grafik 1"/>
             <wp:cNvGraphicFramePr>
               <a:graphicFrameLocks xmlns:a="http://schemas.openxmlformats.org/drawingml/2006/main" noChangeAspect="1"/>
             </wp:cNvGraphicFramePr>
@@ -450,11 +1134,11 @@
               <a:graphicData uri="http://schemas.openxmlformats.org/drawingml/2006/picture">
                 <pic:pic xmlns:pic="http://schemas.openxmlformats.org/drawingml/2006/picture">
                   <pic:nvPicPr>
-                    <pic:cNvPr id="1243425939" name=""/>
+                    <pic:cNvPr id="2034661802" name=""/>
                     <pic:cNvPicPr/>
                   </pic:nvPicPr>
                   <pic:blipFill>
-                    <a:blip r:embed="rId11"/>
+                    <a:blip r:embed="rId7"/>
                     <a:stretch>
                       <a:fillRect/>
                     </a:stretch>
@@ -462,7 +1146,7 @@
                   <pic:spPr>
                     <a:xfrm>
                       <a:off x="0" y="0"/>
-                      <a:ext cx="702620" cy="935086"/>
+                      <a:ext cx="4656223" cy="2370025"/>
                     </a:xfrm>
                     <a:prstGeom prst="rect">
                       <a:avLst/>
@@ -478,37 +1162,3870 @@
     <w:p>
       <w:pPr>
         <w:rPr>
-          <w:lang w:val="en-GB"/>
-        </w:rPr>
-      </w:pPr>
-      <w:r>
-        <w:rPr>
-          <w:lang w:val="en-GB"/>
-        </w:rPr>
-        <w:t>My additions</w:t>
-      </w:r>
-    </w:p>
-    <w:p>
-      <w:pPr>
-        <w:pStyle w:val="ListParagraph"/>
+          <w:rFonts w:asciiTheme="majorHAnsi" w:eastAsiaTheme="majorEastAsia" w:hAnsiTheme="majorHAnsi" w:cstheme="majorBidi"/>
+          <w:color w:val="0F4761" w:themeColor="accent1" w:themeShade="BF"/>
+          <w:sz w:val="32"/>
+          <w:szCs w:val="32"/>
+        </w:rPr>
+      </w:pPr>
+      <w:r>
+        <w:br w:type="page"/>
+      </w:r>
+    </w:p>
+    <w:p>
+      <w:pPr>
+        <w:pStyle w:val="berschrift2"/>
+      </w:pPr>
+      <w:r>
+        <w:lastRenderedPageBreak/>
+        <w:t>Gruppen anordnen und bearbeiten</w:t>
+      </w:r>
+    </w:p>
+    <w:p>
+      <w:r>
+        <w:t xml:space="preserve">Auf dem Options Button oben rechts, </w:t>
+      </w:r>
+      <w:r>
+        <w:rPr>
+          <w:noProof/>
+        </w:rPr>
+        <w:drawing>
+          <wp:inline distT="0" distB="0" distL="0" distR="0" wp14:anchorId="1FDB956C" wp14:editId="58AB29F8">
+            <wp:extent cx="290945" cy="249382"/>
+            <wp:effectExtent l="0" t="0" r="0" b="0"/>
+            <wp:docPr id="454286828" name="Grafik 1"/>
+            <wp:cNvGraphicFramePr>
+              <a:graphicFrameLocks xmlns:a="http://schemas.openxmlformats.org/drawingml/2006/main" noChangeAspect="1"/>
+            </wp:cNvGraphicFramePr>
+            <a:graphic xmlns:a="http://schemas.openxmlformats.org/drawingml/2006/main">
+              <a:graphicData uri="http://schemas.openxmlformats.org/drawingml/2006/picture">
+                <pic:pic xmlns:pic="http://schemas.openxmlformats.org/drawingml/2006/picture">
+                  <pic:nvPicPr>
+                    <pic:cNvPr id="454286828" name=""/>
+                    <pic:cNvPicPr/>
+                  </pic:nvPicPr>
+                  <pic:blipFill rotWithShape="1">
+                    <a:blip r:embed="rId8"/>
+                    <a:srcRect l="24242" t="18568" r="15074" b="11710"/>
+                    <a:stretch>
+                      <a:fillRect/>
+                    </a:stretch>
+                  </pic:blipFill>
+                  <pic:spPr bwMode="auto">
+                    <a:xfrm>
+                      <a:off x="0" y="0"/>
+                      <a:ext cx="291341" cy="249721"/>
+                    </a:xfrm>
+                    <a:prstGeom prst="rect">
+                      <a:avLst/>
+                    </a:prstGeom>
+                    <a:ln>
+                      <a:noFill/>
+                    </a:ln>
+                    <a:extLst>
+                      <a:ext uri="{53640926-AAD7-44D8-BBD7-CCE9431645EC}">
+                        <a14:shadowObscured xmlns:a14="http://schemas.microsoft.com/office/drawing/2010/main"/>
+                      </a:ext>
+                    </a:extLst>
+                  </pic:spPr>
+                </pic:pic>
+              </a:graphicData>
+            </a:graphic>
+          </wp:inline>
+        </w:drawing>
+      </w:r>
+      <w:r>
+        <w:t xml:space="preserve"> </w:t>
+      </w:r>
+      <w:r>
+        <w:t xml:space="preserve">erkennt man anhand des dreipunkte </w:t>
+      </w:r>
+      <w:proofErr w:type="spellStart"/>
+      <w:proofErr w:type="gramStart"/>
+      <w:r>
+        <w:t>symbol</w:t>
+      </w:r>
+      <w:proofErr w:type="spellEnd"/>
+      <w:proofErr w:type="gramEnd"/>
+      <w:r>
+        <w:t xml:space="preserve"> dass dies ein </w:t>
+      </w:r>
+      <w:proofErr w:type="spellStart"/>
+      <w:r>
+        <w:t>optionen</w:t>
+      </w:r>
+      <w:proofErr w:type="spellEnd"/>
+      <w:r>
+        <w:t xml:space="preserve"> </w:t>
+      </w:r>
+      <w:proofErr w:type="spellStart"/>
+      <w:r>
+        <w:t>menü</w:t>
+      </w:r>
+      <w:proofErr w:type="spellEnd"/>
+      <w:r>
+        <w:t xml:space="preserve"> ist. </w:t>
+      </w:r>
+      <w:r>
+        <w:t xml:space="preserve">Im ersten </w:t>
+      </w:r>
+      <w:proofErr w:type="spellStart"/>
+      <w:r>
+        <w:t>menu</w:t>
+      </w:r>
+      <w:proofErr w:type="spellEnd"/>
+      <w:r>
+        <w:t xml:space="preserve"> </w:t>
+      </w:r>
+      <w:proofErr w:type="spellStart"/>
+      <w:r>
+        <w:t>groups</w:t>
+      </w:r>
+      <w:proofErr w:type="spellEnd"/>
+      <w:r>
+        <w:t xml:space="preserve"> können Gruppierungen </w:t>
+      </w:r>
+      <w:r>
+        <w:t>hinzugefügt, angeordnet, bearbeitet oder gelöscht werden</w:t>
+      </w:r>
+    </w:p>
+    <w:p>
+      <w:r>
+        <w:t xml:space="preserve">Im </w:t>
+      </w:r>
+      <w:r>
+        <w:t>rechten</w:t>
+      </w:r>
+      <w:r>
+        <w:t xml:space="preserve"> </w:t>
+      </w:r>
+      <w:proofErr w:type="spellStart"/>
+      <w:r>
+        <w:t>menu</w:t>
+      </w:r>
+      <w:proofErr w:type="spellEnd"/>
+      <w:r>
+        <w:t xml:space="preserve"> </w:t>
+      </w:r>
+      <w:r>
+        <w:t xml:space="preserve">Lists </w:t>
+      </w:r>
+      <w:r>
+        <w:t xml:space="preserve">können listen hinzugefügt oder gelöscht werden. Zusätzlich können listen zurückgesetzt werden, damit nicht alle </w:t>
+      </w:r>
+      <w:proofErr w:type="spellStart"/>
+      <w:r>
+        <w:t>items</w:t>
+      </w:r>
+      <w:proofErr w:type="spellEnd"/>
+      <w:r>
+        <w:t xml:space="preserve"> einer </w:t>
+      </w:r>
+      <w:proofErr w:type="spellStart"/>
+      <w:r>
+        <w:t>liste</w:t>
+      </w:r>
+      <w:proofErr w:type="spellEnd"/>
+      <w:r>
+        <w:t xml:space="preserve"> einzeln </w:t>
+      </w:r>
+      <w:r>
+        <w:t xml:space="preserve">wieder auf offen gesetzt werden müssen. Dies soll es vereinfachen wiederkehrende listen zu verwenden, wie wöchentliche </w:t>
+      </w:r>
+      <w:proofErr w:type="spellStart"/>
+      <w:r>
+        <w:t>einkaufslisten</w:t>
+      </w:r>
+      <w:proofErr w:type="spellEnd"/>
+      <w:r>
+        <w:t xml:space="preserve"> und </w:t>
+      </w:r>
+      <w:proofErr w:type="spellStart"/>
+      <w:r>
+        <w:t>der gleichen</w:t>
+      </w:r>
+      <w:proofErr w:type="spellEnd"/>
+      <w:r>
+        <w:t>.</w:t>
+      </w:r>
+      <w:r>
+        <w:t xml:space="preserve"> </w:t>
+      </w:r>
+      <w:proofErr w:type="gramStart"/>
+      <w:r>
+        <w:t>Das selbe</w:t>
+      </w:r>
+      <w:proofErr w:type="gramEnd"/>
+      <w:r>
+        <w:t xml:space="preserve"> soll </w:t>
+      </w:r>
+      <w:proofErr w:type="gramStart"/>
+      <w:r>
+        <w:t>geschehen</w:t>
+      </w:r>
+      <w:proofErr w:type="gramEnd"/>
+      <w:r>
+        <w:t xml:space="preserve"> wenn eine Liste erneut geladen wird.</w:t>
+      </w:r>
+    </w:p>
+    <w:p>
+      <w:r>
+        <w:rPr>
+          <w:noProof/>
+        </w:rPr>
+        <w:drawing>
+          <wp:anchor distT="0" distB="0" distL="114300" distR="114300" simplePos="0" relativeHeight="251656192" behindDoc="0" locked="0" layoutInCell="1" allowOverlap="1" wp14:anchorId="0BFB3C7A" wp14:editId="3320D91F">
+            <wp:simplePos x="0" y="0"/>
+            <wp:positionH relativeFrom="column">
+              <wp:posOffset>3172142</wp:posOffset>
+            </wp:positionH>
+            <wp:positionV relativeFrom="paragraph">
+              <wp:posOffset>1740852</wp:posOffset>
+            </wp:positionV>
+            <wp:extent cx="3000375" cy="2701290"/>
+            <wp:effectExtent l="0" t="0" r="9525" b="3810"/>
+            <wp:wrapSquare wrapText="bothSides"/>
+            <wp:docPr id="344506883" name="Grafik 1"/>
+            <wp:cNvGraphicFramePr>
+              <a:graphicFrameLocks xmlns:a="http://schemas.openxmlformats.org/drawingml/2006/main" noChangeAspect="1"/>
+            </wp:cNvGraphicFramePr>
+            <a:graphic xmlns:a="http://schemas.openxmlformats.org/drawingml/2006/main">
+              <a:graphicData uri="http://schemas.openxmlformats.org/drawingml/2006/picture">
+                <pic:pic xmlns:pic="http://schemas.openxmlformats.org/drawingml/2006/picture">
+                  <pic:nvPicPr>
+                    <pic:cNvPr id="344506883" name=""/>
+                    <pic:cNvPicPr/>
+                  </pic:nvPicPr>
+                  <pic:blipFill rotWithShape="1">
+                    <a:blip r:embed="rId9">
+                      <a:extLst>
+                        <a:ext uri="{28A0092B-C50C-407E-A947-70E740481C1C}">
+                          <a14:useLocalDpi xmlns:a14="http://schemas.microsoft.com/office/drawing/2010/main" val="0"/>
+                        </a:ext>
+                      </a:extLst>
+                    </a:blip>
+                    <a:srcRect r="988" b="3722"/>
+                    <a:stretch>
+                      <a:fillRect/>
+                    </a:stretch>
+                  </pic:blipFill>
+                  <pic:spPr bwMode="auto">
+                    <a:xfrm>
+                      <a:off x="0" y="0"/>
+                      <a:ext cx="3000375" cy="2701290"/>
+                    </a:xfrm>
+                    <a:prstGeom prst="rect">
+                      <a:avLst/>
+                    </a:prstGeom>
+                    <a:ln>
+                      <a:noFill/>
+                    </a:ln>
+                    <a:extLst>
+                      <a:ext uri="{53640926-AAD7-44D8-BBD7-CCE9431645EC}">
+                        <a14:shadowObscured xmlns:a14="http://schemas.microsoft.com/office/drawing/2010/main"/>
+                      </a:ext>
+                    </a:extLst>
+                  </pic:spPr>
+                </pic:pic>
+              </a:graphicData>
+            </a:graphic>
+            <wp14:sizeRelH relativeFrom="margin">
+              <wp14:pctWidth>0</wp14:pctWidth>
+            </wp14:sizeRelH>
+            <wp14:sizeRelV relativeFrom="margin">
+              <wp14:pctHeight>0</wp14:pctHeight>
+            </wp14:sizeRelV>
+          </wp:anchor>
+        </w:drawing>
+      </w:r>
+      <w:r>
+        <w:t xml:space="preserve">Ein </w:t>
+      </w:r>
+      <w:proofErr w:type="gramStart"/>
+      <w:r>
+        <w:t>feature</w:t>
+      </w:r>
+      <w:proofErr w:type="gramEnd"/>
+      <w:r>
+        <w:t xml:space="preserve"> das wir hinzufügen würden</w:t>
+      </w:r>
+      <w:r>
+        <w:t>,</w:t>
+      </w:r>
+      <w:r>
+        <w:t xml:space="preserve"> wäre </w:t>
+      </w:r>
+      <w:proofErr w:type="spellStart"/>
+      <w:r>
+        <w:t>items</w:t>
+      </w:r>
+      <w:proofErr w:type="spellEnd"/>
+      <w:r>
+        <w:t xml:space="preserve"> automatisch nach einer gewissen </w:t>
+      </w:r>
+      <w:proofErr w:type="spellStart"/>
+      <w:r>
+        <w:t>zeit</w:t>
+      </w:r>
+      <w:proofErr w:type="spellEnd"/>
+      <w:r>
+        <w:t xml:space="preserve"> wieder aktiv </w:t>
+      </w:r>
+      <w:r>
+        <w:t>zu setzen</w:t>
+      </w:r>
+      <w:r>
+        <w:t xml:space="preserve">. Beispielsweise </w:t>
+      </w:r>
+      <w:proofErr w:type="spellStart"/>
+      <w:r>
+        <w:t>reinigungsmittel</w:t>
+      </w:r>
+      <w:proofErr w:type="spellEnd"/>
+      <w:r>
+        <w:t xml:space="preserve"> werden nur alle 2 </w:t>
+      </w:r>
+      <w:proofErr w:type="spellStart"/>
+      <w:r>
+        <w:t>monate</w:t>
+      </w:r>
+      <w:proofErr w:type="spellEnd"/>
+      <w:r>
+        <w:t xml:space="preserve"> gebraucht, </w:t>
+      </w:r>
+      <w:proofErr w:type="spellStart"/>
+      <w:r>
+        <w:t>milch</w:t>
+      </w:r>
+      <w:proofErr w:type="spellEnd"/>
+      <w:r>
+        <w:t xml:space="preserve"> und </w:t>
+      </w:r>
+      <w:proofErr w:type="spellStart"/>
+      <w:r>
+        <w:t>fleischprodukte</w:t>
+      </w:r>
+      <w:proofErr w:type="spellEnd"/>
+      <w:r>
+        <w:t xml:space="preserve"> einmal wöchentlich und </w:t>
+      </w:r>
+      <w:proofErr w:type="spellStart"/>
+      <w:r>
+        <w:t>brot</w:t>
+      </w:r>
+      <w:proofErr w:type="spellEnd"/>
+      <w:r>
+        <w:t xml:space="preserve"> täglich</w:t>
+      </w:r>
+      <w:r>
+        <w:t>.</w:t>
+      </w:r>
+      <w:r>
+        <w:t xml:space="preserve"> So würde sich</w:t>
+      </w:r>
+      <w:r>
+        <w:t xml:space="preserve"> eine</w:t>
+      </w:r>
+      <w:r>
+        <w:t xml:space="preserve"> dynamisch erstellende Einkaufsliste von selbst </w:t>
+      </w:r>
+      <w:r>
+        <w:t>erstellen</w:t>
+      </w:r>
+      <w:r>
+        <w:t>.</w:t>
+      </w:r>
+      <w:r>
+        <w:t xml:space="preserve"> </w:t>
+      </w:r>
+      <w:proofErr w:type="gramStart"/>
+      <w:r>
+        <w:t>Items</w:t>
+      </w:r>
+      <w:proofErr w:type="gramEnd"/>
+      <w:r>
+        <w:t xml:space="preserve"> die nicht abgehakt würden</w:t>
+      </w:r>
+      <w:r>
+        <w:t>,</w:t>
+      </w:r>
+      <w:r>
+        <w:t xml:space="preserve"> </w:t>
+      </w:r>
+      <w:r>
+        <w:t>wären</w:t>
+      </w:r>
+      <w:r>
+        <w:t xml:space="preserve"> farblich markiert anhand vom </w:t>
+      </w:r>
+      <w:proofErr w:type="spellStart"/>
+      <w:r>
+        <w:t>dringlichkeitsstatus</w:t>
+      </w:r>
+      <w:proofErr w:type="spellEnd"/>
+      <w:r>
+        <w:t xml:space="preserve"> in </w:t>
+      </w:r>
+      <w:proofErr w:type="spellStart"/>
+      <w:proofErr w:type="gramStart"/>
+      <w:r>
+        <w:t>bezug</w:t>
+      </w:r>
+      <w:proofErr w:type="spellEnd"/>
+      <w:proofErr w:type="gramEnd"/>
+      <w:r>
+        <w:t xml:space="preserve"> auf die </w:t>
+      </w:r>
+      <w:proofErr w:type="spellStart"/>
+      <w:r>
+        <w:t>zeit</w:t>
+      </w:r>
+      <w:proofErr w:type="spellEnd"/>
+      <w:r>
+        <w:t xml:space="preserve"> des </w:t>
+      </w:r>
+      <w:proofErr w:type="spellStart"/>
+      <w:r>
+        <w:t>zyklus</w:t>
+      </w:r>
+      <w:proofErr w:type="spellEnd"/>
+      <w:r>
+        <w:t xml:space="preserve">. So hätte </w:t>
+      </w:r>
+      <w:proofErr w:type="spellStart"/>
+      <w:r>
+        <w:t>brot</w:t>
+      </w:r>
+      <w:proofErr w:type="spellEnd"/>
+      <w:r>
+        <w:t xml:space="preserve"> </w:t>
+      </w:r>
+      <w:r>
+        <w:t xml:space="preserve">nach 3 </w:t>
+      </w:r>
+      <w:proofErr w:type="spellStart"/>
+      <w:r>
+        <w:t>tagen</w:t>
+      </w:r>
+      <w:proofErr w:type="spellEnd"/>
+      <w:r>
+        <w:t xml:space="preserve"> einen hohen </w:t>
+      </w:r>
+      <w:proofErr w:type="spellStart"/>
+      <w:r>
+        <w:t>dringlichkeitsstatus</w:t>
+      </w:r>
+      <w:proofErr w:type="spellEnd"/>
+      <w:r>
+        <w:t xml:space="preserve"> gegenüber einem </w:t>
+      </w:r>
+      <w:proofErr w:type="spellStart"/>
+      <w:r>
+        <w:t>reinigungsmittel</w:t>
+      </w:r>
+      <w:proofErr w:type="spellEnd"/>
+      <w:r>
+        <w:t xml:space="preserve"> </w:t>
+      </w:r>
+      <w:r>
+        <w:t>nach 3 tagen.</w:t>
+      </w:r>
+      <w:r>
+        <w:t xml:space="preserve"> </w:t>
+      </w:r>
+      <w:proofErr w:type="gramStart"/>
+      <w:r>
+        <w:t>Des weiteren</w:t>
+      </w:r>
+      <w:proofErr w:type="gramEnd"/>
+      <w:r>
+        <w:t xml:space="preserve"> könnten nicht abgehakte posten auf eine andere liste exportiert werden. </w:t>
+      </w:r>
+      <w:proofErr w:type="spellStart"/>
+      <w:r>
+        <w:t>Z.b.</w:t>
+      </w:r>
+      <w:proofErr w:type="spellEnd"/>
+      <w:r>
+        <w:t xml:space="preserve"> eine vergessen</w:t>
+      </w:r>
+      <w:r>
+        <w:t>/ nicht verfügbar liste.</w:t>
+      </w:r>
+    </w:p>
+    <w:p>
+      <w:r>
+        <w:rPr>
+          <w:noProof/>
+        </w:rPr>
+        <w:drawing>
+          <wp:anchor distT="0" distB="0" distL="114300" distR="114300" simplePos="0" relativeHeight="251658240" behindDoc="0" locked="0" layoutInCell="1" allowOverlap="1" wp14:anchorId="2958BC4C" wp14:editId="55208547">
+            <wp:simplePos x="0" y="0"/>
+            <wp:positionH relativeFrom="column">
+              <wp:posOffset>-234315</wp:posOffset>
+            </wp:positionH>
+            <wp:positionV relativeFrom="paragraph">
+              <wp:posOffset>111601</wp:posOffset>
+            </wp:positionV>
+            <wp:extent cx="2975610" cy="2717800"/>
+            <wp:effectExtent l="0" t="0" r="0" b="6350"/>
+            <wp:wrapSquare wrapText="bothSides"/>
+            <wp:docPr id="581618054" name="Grafik 1"/>
+            <wp:cNvGraphicFramePr>
+              <a:graphicFrameLocks xmlns:a="http://schemas.openxmlformats.org/drawingml/2006/main" noChangeAspect="1"/>
+            </wp:cNvGraphicFramePr>
+            <a:graphic xmlns:a="http://schemas.openxmlformats.org/drawingml/2006/main">
+              <a:graphicData uri="http://schemas.openxmlformats.org/drawingml/2006/picture">
+                <pic:pic xmlns:pic="http://schemas.openxmlformats.org/drawingml/2006/picture">
+                  <pic:nvPicPr>
+                    <pic:cNvPr id="581618054" name=""/>
+                    <pic:cNvPicPr/>
+                  </pic:nvPicPr>
+                  <pic:blipFill rotWithShape="1">
+                    <a:blip r:embed="rId10">
+                      <a:extLst>
+                        <a:ext uri="{28A0092B-C50C-407E-A947-70E740481C1C}">
+                          <a14:useLocalDpi xmlns:a14="http://schemas.microsoft.com/office/drawing/2010/main" val="0"/>
+                        </a:ext>
+                      </a:extLst>
+                    </a:blip>
+                    <a:srcRect l="1" r="2178" b="17949"/>
+                    <a:stretch>
+                      <a:fillRect/>
+                    </a:stretch>
+                  </pic:blipFill>
+                  <pic:spPr bwMode="auto">
+                    <a:xfrm>
+                      <a:off x="0" y="0"/>
+                      <a:ext cx="2975610" cy="2717800"/>
+                    </a:xfrm>
+                    <a:prstGeom prst="rect">
+                      <a:avLst/>
+                    </a:prstGeom>
+                    <a:ln>
+                      <a:noFill/>
+                    </a:ln>
+                    <a:extLst>
+                      <a:ext uri="{53640926-AAD7-44D8-BBD7-CCE9431645EC}">
+                        <a14:shadowObscured xmlns:a14="http://schemas.microsoft.com/office/drawing/2010/main"/>
+                      </a:ext>
+                    </a:extLst>
+                  </pic:spPr>
+                </pic:pic>
+              </a:graphicData>
+            </a:graphic>
+            <wp14:sizeRelH relativeFrom="margin">
+              <wp14:pctWidth>0</wp14:pctWidth>
+            </wp14:sizeRelH>
+            <wp14:sizeRelV relativeFrom="margin">
+              <wp14:pctHeight>0</wp14:pctHeight>
+            </wp14:sizeRelV>
+          </wp:anchor>
+        </w:drawing>
+      </w:r>
+    </w:p>
+    <w:p>
+      <w:pPr>
+        <w:pStyle w:val="berschrift3"/>
+      </w:pPr>
+      <w:r>
+        <w:t>Statusleiste</w:t>
+      </w:r>
+    </w:p>
+    <w:p>
+      <w:r>
+        <w:rPr>
+          <w:noProof/>
+        </w:rPr>
+        <w:drawing>
+          <wp:anchor distT="0" distB="0" distL="114300" distR="114300" simplePos="0" relativeHeight="251659264" behindDoc="0" locked="0" layoutInCell="1" allowOverlap="1" wp14:anchorId="6409F2A1" wp14:editId="0BDB2ADF">
+            <wp:simplePos x="0" y="0"/>
+            <wp:positionH relativeFrom="margin">
+              <wp:align>left</wp:align>
+            </wp:positionH>
+            <wp:positionV relativeFrom="paragraph">
+              <wp:posOffset>671671</wp:posOffset>
+            </wp:positionV>
+            <wp:extent cx="4846740" cy="457240"/>
+            <wp:effectExtent l="0" t="0" r="0" b="0"/>
+            <wp:wrapSquare wrapText="bothSides"/>
+            <wp:docPr id="1652454146" name="Grafik 1"/>
+            <wp:cNvGraphicFramePr>
+              <a:graphicFrameLocks xmlns:a="http://schemas.openxmlformats.org/drawingml/2006/main" noChangeAspect="1"/>
+            </wp:cNvGraphicFramePr>
+            <a:graphic xmlns:a="http://schemas.openxmlformats.org/drawingml/2006/main">
+              <a:graphicData uri="http://schemas.openxmlformats.org/drawingml/2006/picture">
+                <pic:pic xmlns:pic="http://schemas.openxmlformats.org/drawingml/2006/picture">
+                  <pic:nvPicPr>
+                    <pic:cNvPr id="1652454146" name=""/>
+                    <pic:cNvPicPr/>
+                  </pic:nvPicPr>
+                  <pic:blipFill>
+                    <a:blip r:embed="rId11">
+                      <a:extLst>
+                        <a:ext uri="{28A0092B-C50C-407E-A947-70E740481C1C}">
+                          <a14:useLocalDpi xmlns:a14="http://schemas.microsoft.com/office/drawing/2010/main" val="0"/>
+                        </a:ext>
+                      </a:extLst>
+                    </a:blip>
+                    <a:stretch>
+                      <a:fillRect/>
+                    </a:stretch>
+                  </pic:blipFill>
+                  <pic:spPr>
+                    <a:xfrm>
+                      <a:off x="0" y="0"/>
+                      <a:ext cx="4846740" cy="457240"/>
+                    </a:xfrm>
+                    <a:prstGeom prst="rect">
+                      <a:avLst/>
+                    </a:prstGeom>
+                  </pic:spPr>
+                </pic:pic>
+              </a:graphicData>
+            </a:graphic>
+          </wp:anchor>
+        </w:drawing>
+      </w:r>
+      <w:r>
+        <w:t>Unten in der App</w:t>
+      </w:r>
+      <w:r>
+        <w:t xml:space="preserve"> </w:t>
+      </w:r>
+      <w:r>
+        <w:t xml:space="preserve">erhält der </w:t>
+      </w:r>
+      <w:proofErr w:type="spellStart"/>
+      <w:r>
+        <w:t>user</w:t>
+      </w:r>
+      <w:proofErr w:type="spellEnd"/>
+      <w:r>
+        <w:t xml:space="preserve"> die </w:t>
+      </w:r>
+      <w:proofErr w:type="spellStart"/>
+      <w:r>
+        <w:t>übersicht</w:t>
+      </w:r>
+      <w:proofErr w:type="spellEnd"/>
+      <w:r>
+        <w:t xml:space="preserve">. </w:t>
+      </w:r>
+      <w:proofErr w:type="spellStart"/>
+      <w:r>
+        <w:t>Wieviele</w:t>
+      </w:r>
+      <w:proofErr w:type="spellEnd"/>
+      <w:r>
+        <w:t xml:space="preserve"> </w:t>
+      </w:r>
+      <w:proofErr w:type="spellStart"/>
+      <w:r>
+        <w:t>produkte</w:t>
+      </w:r>
+      <w:proofErr w:type="spellEnd"/>
+      <w:r>
+        <w:t xml:space="preserve"> noch abzuhaken sind und </w:t>
+      </w:r>
+      <w:proofErr w:type="spellStart"/>
+      <w:r>
+        <w:t>wieviele</w:t>
+      </w:r>
+      <w:proofErr w:type="spellEnd"/>
+      <w:r>
+        <w:t xml:space="preserve"> schon abgehakt sind. Dazu </w:t>
+      </w:r>
+      <w:r>
+        <w:t xml:space="preserve">eine </w:t>
+      </w:r>
+      <w:proofErr w:type="spellStart"/>
+      <w:r>
+        <w:t>preisauflistung</w:t>
+      </w:r>
+      <w:proofErr w:type="spellEnd"/>
+      <w:r>
+        <w:t xml:space="preserve"> von abgehakten und nicht abgehakten </w:t>
+      </w:r>
+      <w:proofErr w:type="spellStart"/>
+      <w:r>
+        <w:t>items</w:t>
+      </w:r>
+      <w:proofErr w:type="spellEnd"/>
+      <w:r>
+        <w:t>.</w:t>
+      </w:r>
+      <w:r>
+        <w:br w:type="page"/>
+      </w:r>
+    </w:p>
+    <w:p>
+      <w:pPr>
+        <w:pStyle w:val="berschrift3"/>
+      </w:pPr>
+      <w:r>
+        <w:lastRenderedPageBreak/>
+        <w:t xml:space="preserve">Weitere </w:t>
+      </w:r>
+      <w:proofErr w:type="spellStart"/>
+      <w:r>
+        <w:t>überlegungen</w:t>
+      </w:r>
+      <w:proofErr w:type="spellEnd"/>
+    </w:p>
+    <w:p>
+      <w:r>
+        <w:t xml:space="preserve">Da einkaufen </w:t>
+      </w:r>
+      <w:r>
+        <w:t xml:space="preserve">bei vielen eine </w:t>
+      </w:r>
+      <w:proofErr w:type="spellStart"/>
+      <w:r>
+        <w:t>familiensache</w:t>
+      </w:r>
+      <w:proofErr w:type="spellEnd"/>
+      <w:r>
+        <w:t xml:space="preserve"> ist, könnte die </w:t>
+      </w:r>
+      <w:proofErr w:type="spellStart"/>
+      <w:r>
+        <w:t>app</w:t>
+      </w:r>
+      <w:proofErr w:type="spellEnd"/>
+      <w:r>
+        <w:t xml:space="preserve"> in einer </w:t>
+      </w:r>
+      <w:proofErr w:type="spellStart"/>
+      <w:r>
+        <w:t>cloud</w:t>
+      </w:r>
+      <w:proofErr w:type="spellEnd"/>
+      <w:r>
+        <w:t xml:space="preserve"> geführt werden. Alle </w:t>
+      </w:r>
+      <w:proofErr w:type="spellStart"/>
+      <w:r>
+        <w:t>familienmitglieder</w:t>
+      </w:r>
+      <w:proofErr w:type="spellEnd"/>
+      <w:r>
+        <w:t xml:space="preserve"> die ein </w:t>
+      </w:r>
+      <w:proofErr w:type="spellStart"/>
+      <w:r>
+        <w:t>handy</w:t>
+      </w:r>
+      <w:proofErr w:type="spellEnd"/>
+      <w:r>
+        <w:t xml:space="preserve"> haben und des </w:t>
+      </w:r>
+      <w:proofErr w:type="spellStart"/>
+      <w:r>
+        <w:t>einkaufens</w:t>
+      </w:r>
+      <w:proofErr w:type="spellEnd"/>
+      <w:r>
+        <w:t xml:space="preserve"> befähigt sind könnten listen </w:t>
+      </w:r>
+      <w:r>
+        <w:t xml:space="preserve">bearbeiten, </w:t>
+      </w:r>
+      <w:proofErr w:type="spellStart"/>
+      <w:r>
+        <w:t>bzw</w:t>
+      </w:r>
+      <w:proofErr w:type="spellEnd"/>
+      <w:r>
+        <w:t xml:space="preserve"> </w:t>
+      </w:r>
+      <w:proofErr w:type="spellStart"/>
+      <w:r>
+        <w:t>items</w:t>
+      </w:r>
+      <w:proofErr w:type="spellEnd"/>
+      <w:r>
+        <w:t xml:space="preserve"> hinzufügen oder abhaken. </w:t>
+      </w:r>
+      <w:r>
+        <w:t xml:space="preserve">Um </w:t>
+      </w:r>
+      <w:proofErr w:type="spellStart"/>
+      <w:r>
+        <w:t>fehler</w:t>
+      </w:r>
+      <w:proofErr w:type="spellEnd"/>
+      <w:r>
+        <w:t xml:space="preserve"> zu verhindern können gespeicherte listen zwar gelöscht, aber </w:t>
+      </w:r>
+      <w:r>
+        <w:t xml:space="preserve">aus dem </w:t>
+      </w:r>
+      <w:proofErr w:type="spellStart"/>
+      <w:r>
+        <w:t>backup</w:t>
+      </w:r>
+      <w:proofErr w:type="spellEnd"/>
+      <w:r>
+        <w:t xml:space="preserve"> wieder hervorgeholt werden.</w:t>
+      </w:r>
+      <w:r>
+        <w:t xml:space="preserve"> Dies würde es auch ermöglichen listen </w:t>
+      </w:r>
+      <w:r>
+        <w:t xml:space="preserve">bequem </w:t>
+      </w:r>
+      <w:r>
+        <w:t>an ein</w:t>
+      </w:r>
+      <w:r>
+        <w:t xml:space="preserve">em PC zu </w:t>
+      </w:r>
+      <w:proofErr w:type="gramStart"/>
+      <w:r>
+        <w:t>bearbeiten</w:t>
+      </w:r>
+      <w:proofErr w:type="gramEnd"/>
+      <w:r>
+        <w:t xml:space="preserve"> um sie dann per </w:t>
+      </w:r>
+      <w:proofErr w:type="spellStart"/>
+      <w:r>
+        <w:t>handy</w:t>
+      </w:r>
+      <w:proofErr w:type="spellEnd"/>
+      <w:r>
+        <w:t xml:space="preserve"> abzuhaken.</w:t>
+      </w:r>
+    </w:p>
+    <w:p>
+      <w:r>
+        <w:rPr>
+          <w:i/>
+        </w:rPr>
+        <w:t>«</w:t>
+      </w:r>
+      <w:proofErr w:type="spellStart"/>
+      <w:r>
+        <w:rPr>
+          <w:i/>
+        </w:rPr>
+        <w:t>bruchsch</w:t>
+      </w:r>
+      <w:proofErr w:type="spellEnd"/>
+      <w:r>
+        <w:rPr>
+          <w:i/>
+        </w:rPr>
+        <w:t xml:space="preserve"> </w:t>
+      </w:r>
+      <w:proofErr w:type="spellStart"/>
+      <w:r>
+        <w:rPr>
+          <w:i/>
+        </w:rPr>
+        <w:t>no</w:t>
+      </w:r>
+      <w:proofErr w:type="spellEnd"/>
+      <w:r>
+        <w:rPr>
+          <w:i/>
+        </w:rPr>
+        <w:t xml:space="preserve"> </w:t>
+      </w:r>
+      <w:proofErr w:type="spellStart"/>
+      <w:r>
+        <w:rPr>
+          <w:i/>
+        </w:rPr>
+        <w:t>öppis</w:t>
+      </w:r>
+      <w:proofErr w:type="spellEnd"/>
+      <w:r>
+        <w:rPr>
+          <w:i/>
+        </w:rPr>
+        <w:t>?»</w:t>
+      </w:r>
+      <w:r>
+        <w:t xml:space="preserve"> </w:t>
+      </w:r>
+      <w:r>
+        <w:t xml:space="preserve">Einkaufslisten, </w:t>
+      </w:r>
+      <w:proofErr w:type="spellStart"/>
+      <w:r>
+        <w:t>gruppen</w:t>
+      </w:r>
+      <w:proofErr w:type="spellEnd"/>
+      <w:r>
+        <w:t xml:space="preserve"> oder markierte </w:t>
+      </w:r>
+      <w:proofErr w:type="spellStart"/>
+      <w:r>
+        <w:t>items</w:t>
+      </w:r>
+      <w:proofErr w:type="spellEnd"/>
+      <w:r>
+        <w:t xml:space="preserve"> könnten exportiert </w:t>
+      </w:r>
+      <w:r>
+        <w:t>oder geteilt werden. Um</w:t>
+      </w:r>
+      <w:r>
+        <w:t xml:space="preserve"> mit</w:t>
+      </w:r>
+      <w:r>
+        <w:t xml:space="preserve"> jemandem über whatsapp</w:t>
+      </w:r>
+      <w:r>
+        <w:t xml:space="preserve"> oder als </w:t>
+      </w:r>
+      <w:proofErr w:type="spellStart"/>
+      <w:r>
+        <w:t>sms</w:t>
+      </w:r>
+      <w:proofErr w:type="spellEnd"/>
+      <w:r>
+        <w:t>,</w:t>
+      </w:r>
+      <w:r>
+        <w:t xml:space="preserve"> zu teilen.</w:t>
+      </w:r>
+    </w:p>
+    <w:p>
+      <w:proofErr w:type="spellStart"/>
+      <w:r>
+        <w:t>Detailshandelsunternehmen</w:t>
+      </w:r>
+      <w:proofErr w:type="spellEnd"/>
+      <w:r>
+        <w:t xml:space="preserve">, </w:t>
+      </w:r>
+      <w:proofErr w:type="spellStart"/>
+      <w:r>
+        <w:t>apotheken</w:t>
+      </w:r>
+      <w:proofErr w:type="spellEnd"/>
+      <w:r>
+        <w:t xml:space="preserve"> usw.</w:t>
+      </w:r>
+      <w:r>
+        <w:t xml:space="preserve"> könnten ihren </w:t>
+      </w:r>
+      <w:proofErr w:type="spellStart"/>
+      <w:r>
+        <w:t>produktkatalog</w:t>
+      </w:r>
+      <w:proofErr w:type="spellEnd"/>
+      <w:r>
+        <w:t xml:space="preserve"> aktuell halten und so den </w:t>
+      </w:r>
+      <w:proofErr w:type="spellStart"/>
+      <w:r>
+        <w:t>usern</w:t>
+      </w:r>
+      <w:proofErr w:type="spellEnd"/>
+      <w:r>
+        <w:t xml:space="preserve"> </w:t>
+      </w:r>
+      <w:r>
+        <w:t xml:space="preserve">preis </w:t>
+      </w:r>
+      <w:proofErr w:type="spellStart"/>
+      <w:r>
+        <w:t>aufschlüsselung</w:t>
+      </w:r>
+      <w:proofErr w:type="spellEnd"/>
+      <w:r>
+        <w:t xml:space="preserve"> in </w:t>
+      </w:r>
+      <w:proofErr w:type="spellStart"/>
+      <w:r>
+        <w:t>echtzeit</w:t>
+      </w:r>
+      <w:proofErr w:type="spellEnd"/>
+      <w:r>
+        <w:t xml:space="preserve"> ermöglichen.</w:t>
+      </w:r>
+      <w:r>
+        <w:t xml:space="preserve"> Mittels </w:t>
+      </w:r>
+      <w:proofErr w:type="spellStart"/>
+      <w:r>
+        <w:t>barcode</w:t>
+      </w:r>
+      <w:proofErr w:type="spellEnd"/>
+      <w:r>
+        <w:t xml:space="preserve"> </w:t>
+      </w:r>
+      <w:proofErr w:type="spellStart"/>
+      <w:r>
+        <w:t>scanners</w:t>
+      </w:r>
+      <w:proofErr w:type="spellEnd"/>
+      <w:r>
+        <w:t xml:space="preserve"> könnten </w:t>
+      </w:r>
+      <w:proofErr w:type="spellStart"/>
+      <w:r>
+        <w:t>user</w:t>
+      </w:r>
+      <w:proofErr w:type="spellEnd"/>
+      <w:r>
+        <w:t xml:space="preserve"> auch oft gekauft </w:t>
+      </w:r>
+      <w:proofErr w:type="spellStart"/>
+      <w:r>
+        <w:t>produkte</w:t>
+      </w:r>
+      <w:proofErr w:type="spellEnd"/>
+      <w:r>
+        <w:t xml:space="preserve"> der </w:t>
+      </w:r>
+      <w:proofErr w:type="spellStart"/>
+      <w:r>
+        <w:t>liste</w:t>
+      </w:r>
+      <w:proofErr w:type="spellEnd"/>
+      <w:r>
+        <w:t xml:space="preserve"> oder dem </w:t>
+      </w:r>
+      <w:proofErr w:type="spellStart"/>
+      <w:r>
+        <w:t>produktkatalog</w:t>
+      </w:r>
+      <w:proofErr w:type="spellEnd"/>
+      <w:r>
+        <w:t xml:space="preserve"> hinzufügen.</w:t>
+      </w:r>
+    </w:p>
+    <w:p>
+      <w:r>
+        <w:t xml:space="preserve">Ein </w:t>
+      </w:r>
+      <w:proofErr w:type="spellStart"/>
+      <w:r>
+        <w:t>dark</w:t>
+      </w:r>
+      <w:proofErr w:type="spellEnd"/>
+      <w:r>
+        <w:t xml:space="preserve"> </w:t>
+      </w:r>
+      <w:proofErr w:type="spellStart"/>
+      <w:r>
+        <w:t>modus</w:t>
+      </w:r>
+      <w:proofErr w:type="spellEnd"/>
+    </w:p>
+    <w:p>
+      <w:r>
+        <w:t xml:space="preserve">Ein </w:t>
+      </w:r>
+      <w:proofErr w:type="spellStart"/>
+      <w:r>
+        <w:t>finanzaufschlüsselungsmodus</w:t>
+      </w:r>
+      <w:proofErr w:type="spellEnd"/>
+      <w:r>
+        <w:t xml:space="preserve">. </w:t>
+      </w:r>
+      <w:r>
+        <w:t xml:space="preserve">Mit einer </w:t>
+      </w:r>
+      <w:proofErr w:type="spellStart"/>
+      <w:r>
+        <w:t>ki</w:t>
+      </w:r>
+      <w:proofErr w:type="spellEnd"/>
+      <w:r>
+        <w:t xml:space="preserve"> die </w:t>
+      </w:r>
+      <w:proofErr w:type="spellStart"/>
+      <w:r>
+        <w:t>zugriff</w:t>
+      </w:r>
+      <w:proofErr w:type="spellEnd"/>
+      <w:r>
+        <w:t xml:space="preserve"> auf den einkaufsverlauf, </w:t>
+      </w:r>
+      <w:r>
+        <w:t xml:space="preserve">den </w:t>
+      </w:r>
+      <w:proofErr w:type="spellStart"/>
+      <w:r>
+        <w:t>katalog</w:t>
+      </w:r>
+      <w:proofErr w:type="spellEnd"/>
+      <w:r>
+        <w:t xml:space="preserve"> und somit die historischen preise hat, könnte </w:t>
+      </w:r>
+      <w:r>
+        <w:t xml:space="preserve">sich der </w:t>
+      </w:r>
+      <w:proofErr w:type="spellStart"/>
+      <w:r>
+        <w:t>user</w:t>
+      </w:r>
+      <w:proofErr w:type="spellEnd"/>
+      <w:r>
+        <w:t xml:space="preserve"> </w:t>
+      </w:r>
+      <w:proofErr w:type="spellStart"/>
+      <w:r>
+        <w:t>einsparung</w:t>
+      </w:r>
+      <w:r>
+        <w:t>smöglichkeiten</w:t>
+      </w:r>
+      <w:proofErr w:type="spellEnd"/>
+      <w:r>
+        <w:t>.</w:t>
+      </w:r>
+      <w:r>
+        <w:t xml:space="preserve"> Auch könnte er auf </w:t>
+      </w:r>
+      <w:proofErr w:type="spellStart"/>
+      <w:r>
+        <w:t>aktionen</w:t>
+      </w:r>
+      <w:proofErr w:type="spellEnd"/>
+      <w:r>
+        <w:t xml:space="preserve"> und </w:t>
+      </w:r>
+      <w:proofErr w:type="spellStart"/>
+      <w:r>
+        <w:t>detailhändler</w:t>
+      </w:r>
+      <w:proofErr w:type="spellEnd"/>
+      <w:r>
+        <w:t xml:space="preserve"> mit niedrigeren </w:t>
+      </w:r>
+      <w:proofErr w:type="spellStart"/>
+      <w:r>
+        <w:t>preisen</w:t>
+      </w:r>
+      <w:proofErr w:type="spellEnd"/>
+      <w:r>
+        <w:t xml:space="preserve"> hinweisen.</w:t>
+      </w:r>
+    </w:p>
+    <w:p>
+      <w:r>
+        <w:t xml:space="preserve">Nach </w:t>
+      </w:r>
+      <w:proofErr w:type="spellStart"/>
+      <w:r>
+        <w:t>rezept</w:t>
+      </w:r>
+      <w:proofErr w:type="spellEnd"/>
+      <w:r>
+        <w:t xml:space="preserve"> </w:t>
+      </w:r>
+      <w:proofErr w:type="spellStart"/>
+      <w:r>
+        <w:t>einkaufsliste</w:t>
+      </w:r>
+      <w:proofErr w:type="spellEnd"/>
+      <w:r>
+        <w:t xml:space="preserve"> erstellen. Rezept </w:t>
+      </w:r>
+      <w:proofErr w:type="spellStart"/>
+      <w:r>
+        <w:t>copy</w:t>
+      </w:r>
+      <w:proofErr w:type="spellEnd"/>
+      <w:r>
+        <w:t xml:space="preserve"> </w:t>
+      </w:r>
+      <w:proofErr w:type="spellStart"/>
+      <w:r>
+        <w:t>pasten</w:t>
+      </w:r>
+      <w:proofErr w:type="spellEnd"/>
+      <w:r>
+        <w:t xml:space="preserve"> </w:t>
+      </w:r>
+      <w:proofErr w:type="spellStart"/>
+      <w:r>
+        <w:t>personenanzahl</w:t>
+      </w:r>
+      <w:proofErr w:type="spellEnd"/>
+      <w:r>
+        <w:t xml:space="preserve"> angeben </w:t>
+      </w:r>
+      <w:proofErr w:type="spellStart"/>
+      <w:r>
+        <w:t>einkaufsliste</w:t>
+      </w:r>
+      <w:proofErr w:type="spellEnd"/>
+      <w:r>
+        <w:t xml:space="preserve"> erstellen lassen.</w:t>
+      </w:r>
+    </w:p>
+    <w:p/>
+    <w:p>
+      <w:r>
+        <w:t>Überlegungen:</w:t>
+      </w:r>
+    </w:p>
+    <w:p>
+      <w:pPr>
+        <w:pStyle w:val="Listenabsatz"/>
+        <w:numPr>
+          <w:ilvl w:val="0"/>
+          <w:numId w:val="2"/>
+        </w:numPr>
+      </w:pPr>
+      <w:r>
+        <w:t xml:space="preserve">Nur eine aktive Gruppe sorgt für Übersicht. </w:t>
+      </w:r>
+    </w:p>
+    <w:p>
+      <w:pPr>
+        <w:pStyle w:val="Listenabsatz"/>
+        <w:numPr>
+          <w:ilvl w:val="0"/>
+          <w:numId w:val="2"/>
+        </w:numPr>
+      </w:pPr>
+      <w:r>
+        <w:t xml:space="preserve">Gruppierungen können so angeordnet werden wie man die Sektionen im Laden antrifft. Z.B: </w:t>
+      </w:r>
+    </w:p>
+    <w:p>
+      <w:pPr>
+        <w:pStyle w:val="Listenabsatz"/>
         <w:numPr>
           <w:ilvl w:val="0"/>
           <w:numId w:val="1"/>
         </w:numPr>
-        <w:rPr>
-          <w:lang w:val="en-GB"/>
-        </w:rPr>
-      </w:pPr>
-      <w:r>
-        <w:rPr>
-          <w:lang w:val="en-GB"/>
-        </w:rPr>
-        <w:t>upload image of product</w:t>
-      </w:r>
+      </w:pPr>
+      <w:r>
+        <w:t>Früchte und Gemüse</w:t>
+      </w:r>
+    </w:p>
+    <w:p>
+      <w:pPr>
+        <w:pStyle w:val="Listenabsatz"/>
+        <w:numPr>
+          <w:ilvl w:val="0"/>
+          <w:numId w:val="1"/>
+        </w:numPr>
+      </w:pPr>
+      <w:r>
+        <w:t>Milchprodukte</w:t>
+      </w:r>
+    </w:p>
+    <w:p>
+      <w:pPr>
+        <w:pStyle w:val="Listenabsatz"/>
+        <w:numPr>
+          <w:ilvl w:val="0"/>
+          <w:numId w:val="1"/>
+        </w:numPr>
+      </w:pPr>
+      <w:r>
+        <w:t>Backwarenabteilung</w:t>
+      </w:r>
+    </w:p>
+    <w:p>
+      <w:pPr>
+        <w:pStyle w:val="Listenabsatz"/>
+        <w:numPr>
+          <w:ilvl w:val="0"/>
+          <w:numId w:val="1"/>
+        </w:numPr>
+      </w:pPr>
+      <w:r>
+        <w:t>Fleisch</w:t>
+      </w:r>
+      <w:r>
+        <w:t>warenabteilung</w:t>
+      </w:r>
+    </w:p>
+    <w:p>
+      <w:pPr>
+        <w:pStyle w:val="Listenabsatz"/>
+        <w:numPr>
+          <w:ilvl w:val="0"/>
+          <w:numId w:val="1"/>
+        </w:numPr>
+      </w:pPr>
+      <w:r>
+        <w:t xml:space="preserve">Verpackte Lebensmittel: Dosen, </w:t>
+      </w:r>
+      <w:proofErr w:type="spellStart"/>
+      <w:r>
+        <w:t>einmachgläser</w:t>
+      </w:r>
+      <w:proofErr w:type="spellEnd"/>
+      <w:r>
+        <w:t xml:space="preserve">, </w:t>
+      </w:r>
+      <w:r>
+        <w:t>Beutel, Gewürze usw.</w:t>
+      </w:r>
+    </w:p>
+    <w:p>
+      <w:pPr>
+        <w:pStyle w:val="Listenabsatz"/>
+        <w:numPr>
+          <w:ilvl w:val="0"/>
+          <w:numId w:val="1"/>
+        </w:numPr>
+      </w:pPr>
+      <w:r>
+        <w:t xml:space="preserve">Andere: </w:t>
+      </w:r>
+      <w:proofErr w:type="spellStart"/>
+      <w:r>
+        <w:t>Reinigunsmittel</w:t>
+      </w:r>
+      <w:proofErr w:type="spellEnd"/>
+      <w:r>
+        <w:t xml:space="preserve">, Hygiene usw. </w:t>
+      </w:r>
+    </w:p>
+    <w:p/>
+    <w:p>
+      <w:pPr>
+        <w:pStyle w:val="Listenabsatz"/>
+        <w:numPr>
+          <w:ilvl w:val="0"/>
+          <w:numId w:val="7"/>
+        </w:numPr>
+      </w:pPr>
+      <w:r>
+        <w:t>Gruppierungen können hinzugefügt und entfernt werden.</w:t>
+      </w:r>
+    </w:p>
+    <w:p>
+      <w:pPr>
+        <w:pStyle w:val="Listenabsatz"/>
+        <w:numPr>
+          <w:ilvl w:val="0"/>
+          <w:numId w:val="7"/>
+        </w:numPr>
+      </w:pPr>
+      <w:r>
+        <w:t>Einträge können</w:t>
+      </w:r>
+      <w:r>
+        <w:t xml:space="preserve"> beim Erstellen</w:t>
+      </w:r>
+      <w:r>
+        <w:t xml:space="preserve"> den Gruppierungen zugeteilt werden.</w:t>
+      </w:r>
+    </w:p>
+    <w:p>
+      <w:pPr>
+        <w:pStyle w:val="Listenabsatz"/>
+        <w:numPr>
+          <w:ilvl w:val="0"/>
+          <w:numId w:val="7"/>
+        </w:numPr>
+      </w:pPr>
+      <w:r>
+        <w:t>Listen können gespeichert werden</w:t>
+      </w:r>
+    </w:p>
+    <w:p>
+      <w:pPr>
+        <w:pStyle w:val="Listenabsatz"/>
+        <w:numPr>
+          <w:ilvl w:val="0"/>
+          <w:numId w:val="7"/>
+        </w:numPr>
+      </w:pPr>
+      <w:r>
+        <w:lastRenderedPageBreak/>
+        <w:t xml:space="preserve">Listen können zurückgesetzt werden </w:t>
+      </w:r>
+      <w:r>
+        <w:t xml:space="preserve">damit </w:t>
+      </w:r>
+      <w:r>
+        <w:t xml:space="preserve">sich </w:t>
+      </w:r>
+      <w:r>
+        <w:t xml:space="preserve">wiederholende Listen nicht </w:t>
+      </w:r>
+      <w:proofErr w:type="spellStart"/>
+      <w:r>
+        <w:t xml:space="preserve">jedes </w:t>
+      </w:r>
+      <w:proofErr w:type="gramStart"/>
+      <w:r>
+        <w:t>mal</w:t>
+      </w:r>
+      <w:proofErr w:type="spellEnd"/>
+      <w:proofErr w:type="gramEnd"/>
+      <w:r>
+        <w:t xml:space="preserve"> neu erstellt werden müssen.</w:t>
+      </w:r>
+    </w:p>
+    <w:p/>
+    <w:p>
+      <w:pPr>
+        <w:ind w:left="360"/>
+      </w:pPr>
+    </w:p>
+    <w:p/>
+    <w:p>
+      <w:r>
+        <w:br w:type="page"/>
+      </w:r>
+    </w:p>
+    <w:p>
+      <w:r>
+        <w:lastRenderedPageBreak/>
+        <w:t>Code:</w:t>
+      </w:r>
+    </w:p>
+    <w:p>
+      <w:pPr>
+        <w:rPr>
+          <w:lang w:val="fr-CH"/>
+        </w:rPr>
+      </w:pPr>
+      <w:r>
+        <w:rPr>
+          <w:lang w:val="fr-CH"/>
+        </w:rPr>
+        <w:t xml:space="preserve">    </w:t>
+      </w:r>
+      <w:proofErr w:type="spellStart"/>
+      <w:proofErr w:type="gramStart"/>
+      <w:r>
+        <w:rPr>
+          <w:lang w:val="fr-CH"/>
+        </w:rPr>
+        <w:t>const</w:t>
+      </w:r>
+      <w:proofErr w:type="spellEnd"/>
+      <w:proofErr w:type="gramEnd"/>
+      <w:r>
+        <w:rPr>
+          <w:lang w:val="fr-CH"/>
+        </w:rPr>
+        <w:t xml:space="preserve"> </w:t>
+      </w:r>
+      <w:proofErr w:type="spellStart"/>
+      <w:r>
+        <w:rPr>
+          <w:lang w:val="fr-CH"/>
+        </w:rPr>
+        <w:t>newList</w:t>
+      </w:r>
+      <w:proofErr w:type="spellEnd"/>
+      <w:r>
+        <w:rPr>
+          <w:lang w:val="fr-CH"/>
+        </w:rPr>
+        <w:t xml:space="preserve"> = () =&gt; {</w:t>
+      </w:r>
+    </w:p>
+    <w:p>
+      <w:pPr>
+        <w:rPr>
+          <w:lang w:val="fr-CH"/>
+        </w:rPr>
+      </w:pPr>
+      <w:r>
+        <w:rPr>
+          <w:lang w:val="fr-CH"/>
+        </w:rPr>
+        <w:t xml:space="preserve">        </w:t>
+      </w:r>
+      <w:proofErr w:type="spellStart"/>
+      <w:proofErr w:type="gramStart"/>
+      <w:r>
+        <w:rPr>
+          <w:lang w:val="fr-CH"/>
+        </w:rPr>
+        <w:t>const</w:t>
+      </w:r>
+      <w:proofErr w:type="spellEnd"/>
+      <w:proofErr w:type="gramEnd"/>
+      <w:r>
+        <w:rPr>
+          <w:lang w:val="fr-CH"/>
+        </w:rPr>
+        <w:t xml:space="preserve"> id = </w:t>
+      </w:r>
+      <w:proofErr w:type="spellStart"/>
+      <w:proofErr w:type="gramStart"/>
+      <w:r>
+        <w:rPr>
+          <w:lang w:val="fr-CH"/>
+        </w:rPr>
+        <w:t>uid</w:t>
+      </w:r>
+      <w:proofErr w:type="spellEnd"/>
+      <w:r>
+        <w:rPr>
+          <w:lang w:val="fr-CH"/>
+        </w:rPr>
+        <w:t>();</w:t>
+      </w:r>
+      <w:proofErr w:type="gramEnd"/>
+    </w:p>
+    <w:p>
+      <w:pPr>
+        <w:rPr>
+          <w:lang w:val="fr-CH"/>
+        </w:rPr>
+      </w:pPr>
+      <w:r>
+        <w:rPr>
+          <w:lang w:val="fr-CH"/>
+        </w:rPr>
+        <w:t xml:space="preserve">        </w:t>
+      </w:r>
+      <w:proofErr w:type="spellStart"/>
+      <w:proofErr w:type="gramStart"/>
+      <w:r>
+        <w:rPr>
+          <w:lang w:val="fr-CH"/>
+        </w:rPr>
+        <w:t>const</w:t>
+      </w:r>
+      <w:proofErr w:type="spellEnd"/>
+      <w:proofErr w:type="gramEnd"/>
+      <w:r>
+        <w:rPr>
+          <w:lang w:val="fr-CH"/>
+        </w:rPr>
+        <w:t xml:space="preserve"> </w:t>
+      </w:r>
+      <w:proofErr w:type="spellStart"/>
+      <w:r>
+        <w:rPr>
+          <w:lang w:val="fr-CH"/>
+        </w:rPr>
+        <w:t>freshGroups</w:t>
+      </w:r>
+      <w:proofErr w:type="spellEnd"/>
+      <w:r>
+        <w:rPr>
+          <w:lang w:val="fr-CH"/>
+        </w:rPr>
+        <w:t xml:space="preserve"> = </w:t>
+      </w:r>
+      <w:proofErr w:type="spellStart"/>
+      <w:r>
+        <w:rPr>
+          <w:lang w:val="fr-CH"/>
+        </w:rPr>
+        <w:t>DEFAULT_GROUPS.map</w:t>
+      </w:r>
+      <w:proofErr w:type="spellEnd"/>
+      <w:r>
+        <w:rPr>
+          <w:lang w:val="fr-CH"/>
+        </w:rPr>
+        <w:t xml:space="preserve">((g) =&gt; </w:t>
+      </w:r>
+      <w:proofErr w:type="gramStart"/>
+      <w:r>
+        <w:rPr>
+          <w:lang w:val="fr-CH"/>
+        </w:rPr>
+        <w:t>({ ...</w:t>
+      </w:r>
+      <w:proofErr w:type="gramEnd"/>
+      <w:r>
+        <w:rPr>
+          <w:lang w:val="fr-CH"/>
+        </w:rPr>
+        <w:t xml:space="preserve">g, </w:t>
+      </w:r>
+      <w:proofErr w:type="gramStart"/>
+      <w:r>
+        <w:rPr>
+          <w:lang w:val="fr-CH"/>
+        </w:rPr>
+        <w:t>id:</w:t>
+      </w:r>
+      <w:proofErr w:type="gramEnd"/>
+      <w:r>
+        <w:rPr>
+          <w:lang w:val="fr-CH"/>
+        </w:rPr>
+        <w:t xml:space="preserve"> </w:t>
+      </w:r>
+      <w:proofErr w:type="spellStart"/>
+      <w:proofErr w:type="gramStart"/>
+      <w:r>
+        <w:rPr>
+          <w:lang w:val="fr-CH"/>
+        </w:rPr>
+        <w:t>uid</w:t>
+      </w:r>
+      <w:proofErr w:type="spellEnd"/>
+      <w:r>
+        <w:rPr>
+          <w:lang w:val="fr-CH"/>
+        </w:rPr>
+        <w:t>() }));</w:t>
+      </w:r>
+      <w:proofErr w:type="gramEnd"/>
+    </w:p>
+    <w:p>
+      <w:r>
+        <w:rPr>
+          <w:lang w:val="fr-CH"/>
+        </w:rPr>
+        <w:t xml:space="preserve">        </w:t>
+      </w:r>
+      <w:proofErr w:type="spellStart"/>
+      <w:r>
+        <w:t>const</w:t>
+      </w:r>
+      <w:proofErr w:type="spellEnd"/>
+      <w:r>
+        <w:t xml:space="preserve"> l = {</w:t>
+      </w:r>
+    </w:p>
+    <w:p>
+      <w:r>
+        <w:t xml:space="preserve">            </w:t>
+      </w:r>
+      <w:proofErr w:type="spellStart"/>
+      <w:r>
+        <w:t>id</w:t>
+      </w:r>
+      <w:proofErr w:type="spellEnd"/>
+      <w:r>
+        <w:t>,</w:t>
+      </w:r>
+    </w:p>
+    <w:p>
+      <w:r>
+        <w:t xml:space="preserve">            </w:t>
+      </w:r>
+      <w:proofErr w:type="spellStart"/>
+      <w:r>
+        <w:t>name</w:t>
+      </w:r>
+      <w:proofErr w:type="spellEnd"/>
+      <w:r>
+        <w:t>: "New List",</w:t>
+      </w:r>
+    </w:p>
+    <w:p>
+      <w:pPr>
+        <w:rPr>
+          <w:lang w:val="fr-CH"/>
+        </w:rPr>
+      </w:pPr>
+      <w:r>
+        <w:t xml:space="preserve">            </w:t>
+      </w:r>
+      <w:proofErr w:type="gramStart"/>
+      <w:r>
+        <w:rPr>
+          <w:lang w:val="fr-CH"/>
+        </w:rPr>
+        <w:t>groups:</w:t>
+      </w:r>
+      <w:proofErr w:type="gramEnd"/>
+      <w:r>
+        <w:rPr>
+          <w:lang w:val="fr-CH"/>
+        </w:rPr>
+        <w:t xml:space="preserve"> </w:t>
+      </w:r>
+      <w:proofErr w:type="spellStart"/>
+      <w:r>
+        <w:rPr>
+          <w:lang w:val="fr-CH"/>
+        </w:rPr>
+        <w:t>freshGroups</w:t>
+      </w:r>
+      <w:proofErr w:type="spellEnd"/>
+      <w:r>
+        <w:rPr>
+          <w:lang w:val="fr-CH"/>
+        </w:rPr>
+        <w:t>,</w:t>
+      </w:r>
+    </w:p>
+    <w:p>
+      <w:pPr>
+        <w:rPr>
+          <w:lang w:val="fr-CH"/>
+        </w:rPr>
+      </w:pPr>
+      <w:r>
+        <w:rPr>
+          <w:lang w:val="fr-CH"/>
+        </w:rPr>
+        <w:t xml:space="preserve">            </w:t>
+      </w:r>
+      <w:proofErr w:type="gramStart"/>
+      <w:r>
+        <w:rPr>
+          <w:lang w:val="fr-CH"/>
+        </w:rPr>
+        <w:t>items:</w:t>
+      </w:r>
+      <w:proofErr w:type="gramEnd"/>
+      <w:r>
+        <w:rPr>
+          <w:lang w:val="fr-CH"/>
+        </w:rPr>
+        <w:t xml:space="preserve"> [],</w:t>
+      </w:r>
+    </w:p>
+    <w:p>
+      <w:pPr>
+        <w:rPr>
+          <w:lang w:val="fr-CH"/>
+        </w:rPr>
+      </w:pPr>
+      <w:r>
+        <w:rPr>
+          <w:lang w:val="fr-CH"/>
+        </w:rPr>
+        <w:t xml:space="preserve">            </w:t>
+      </w:r>
+      <w:proofErr w:type="spellStart"/>
+      <w:proofErr w:type="gramStart"/>
+      <w:r>
+        <w:rPr>
+          <w:lang w:val="fr-CH"/>
+        </w:rPr>
+        <w:t>createdAt</w:t>
+      </w:r>
+      <w:proofErr w:type="spellEnd"/>
+      <w:r>
+        <w:rPr>
+          <w:lang w:val="fr-CH"/>
+        </w:rPr>
+        <w:t>:</w:t>
+      </w:r>
+      <w:proofErr w:type="gramEnd"/>
+      <w:r>
+        <w:rPr>
+          <w:lang w:val="fr-CH"/>
+        </w:rPr>
+        <w:t xml:space="preserve"> </w:t>
+      </w:r>
+      <w:proofErr w:type="spellStart"/>
+      <w:proofErr w:type="gramStart"/>
+      <w:r>
+        <w:rPr>
+          <w:lang w:val="fr-CH"/>
+        </w:rPr>
+        <w:t>Date.now</w:t>
+      </w:r>
+      <w:proofErr w:type="spellEnd"/>
+      <w:r>
+        <w:rPr>
+          <w:lang w:val="fr-CH"/>
+        </w:rPr>
+        <w:t>(</w:t>
+      </w:r>
+      <w:proofErr w:type="gramEnd"/>
+      <w:r>
+        <w:rPr>
+          <w:lang w:val="fr-CH"/>
+        </w:rPr>
+        <w:t>),</w:t>
+      </w:r>
+    </w:p>
+    <w:p>
+      <w:pPr>
+        <w:rPr>
+          <w:lang w:val="fr-CH"/>
+        </w:rPr>
+      </w:pPr>
+      <w:r>
+        <w:rPr>
+          <w:lang w:val="fr-CH"/>
+        </w:rPr>
+        <w:t>        };</w:t>
+      </w:r>
+    </w:p>
+    <w:p>
+      <w:pPr>
+        <w:rPr>
+          <w:lang w:val="fr-CH"/>
+        </w:rPr>
+      </w:pPr>
+      <w:r>
+        <w:rPr>
+          <w:lang w:val="fr-CH"/>
+        </w:rPr>
+        <w:t xml:space="preserve">        </w:t>
+      </w:r>
+      <w:proofErr w:type="spellStart"/>
+      <w:proofErr w:type="gramStart"/>
+      <w:r>
+        <w:rPr>
+          <w:lang w:val="fr-CH"/>
+        </w:rPr>
+        <w:t>setLists</w:t>
+      </w:r>
+      <w:proofErr w:type="spellEnd"/>
+      <w:proofErr w:type="gramEnd"/>
+      <w:r>
+        <w:rPr>
+          <w:lang w:val="fr-CH"/>
+        </w:rPr>
+        <w:t>((</w:t>
+      </w:r>
+      <w:proofErr w:type="spellStart"/>
+      <w:r>
+        <w:rPr>
+          <w:lang w:val="fr-CH"/>
+        </w:rPr>
+        <w:t>prev</w:t>
+      </w:r>
+      <w:proofErr w:type="spellEnd"/>
+      <w:r>
+        <w:rPr>
+          <w:lang w:val="fr-CH"/>
+        </w:rPr>
+        <w:t>) =&gt; [...</w:t>
+      </w:r>
+      <w:proofErr w:type="spellStart"/>
+      <w:r>
+        <w:rPr>
+          <w:lang w:val="fr-CH"/>
+        </w:rPr>
+        <w:t>prev</w:t>
+      </w:r>
+      <w:proofErr w:type="spellEnd"/>
+      <w:r>
+        <w:rPr>
+          <w:lang w:val="fr-CH"/>
+        </w:rPr>
+        <w:t>, l]</w:t>
+      </w:r>
+      <w:proofErr w:type="gramStart"/>
+      <w:r>
+        <w:rPr>
+          <w:lang w:val="fr-CH"/>
+        </w:rPr>
+        <w:t>);</w:t>
+      </w:r>
+      <w:proofErr w:type="gramEnd"/>
+    </w:p>
+    <w:p>
+      <w:pPr>
+        <w:rPr>
+          <w:lang w:val="fr-CH"/>
+        </w:rPr>
+      </w:pPr>
+      <w:r>
+        <w:rPr>
+          <w:lang w:val="fr-CH"/>
+        </w:rPr>
+        <w:t xml:space="preserve">        </w:t>
+      </w:r>
+      <w:proofErr w:type="spellStart"/>
+      <w:proofErr w:type="gramStart"/>
+      <w:r>
+        <w:rPr>
+          <w:lang w:val="fr-CH"/>
+        </w:rPr>
+        <w:t>setActiveListId</w:t>
+      </w:r>
+      <w:proofErr w:type="spellEnd"/>
+      <w:proofErr w:type="gramEnd"/>
+      <w:r>
+        <w:rPr>
+          <w:lang w:val="fr-CH"/>
+        </w:rPr>
+        <w:t>(id</w:t>
+      </w:r>
+      <w:proofErr w:type="gramStart"/>
+      <w:r>
+        <w:rPr>
+          <w:lang w:val="fr-CH"/>
+        </w:rPr>
+        <w:t>);</w:t>
+      </w:r>
+      <w:proofErr w:type="gramEnd"/>
+    </w:p>
+    <w:p>
+      <w:r>
+        <w:rPr>
+          <w:lang w:val="fr-CH"/>
+        </w:rPr>
+        <w:t xml:space="preserve">        </w:t>
+      </w:r>
+      <w:proofErr w:type="spellStart"/>
+      <w:r>
+        <w:t>setExpandedGroupId</w:t>
+      </w:r>
+      <w:proofErr w:type="spellEnd"/>
+      <w:r>
+        <w:t>(null);</w:t>
+      </w:r>
+    </w:p>
+    <w:p>
+      <w:r>
+        <w:t xml:space="preserve">        </w:t>
+      </w:r>
+      <w:proofErr w:type="spellStart"/>
+      <w:r>
+        <w:t>setOptionsTab</w:t>
+      </w:r>
+      <w:proofErr w:type="spellEnd"/>
+      <w:r>
+        <w:t>("</w:t>
+      </w:r>
+      <w:proofErr w:type="spellStart"/>
+      <w:r>
+        <w:t>lists</w:t>
+      </w:r>
+      <w:proofErr w:type="spellEnd"/>
+      <w:r>
+        <w:t>");</w:t>
+      </w:r>
+    </w:p>
+    <w:p>
+      <w:r>
+        <w:t xml:space="preserve">        </w:t>
+      </w:r>
+      <w:proofErr w:type="spellStart"/>
+      <w:proofErr w:type="gramStart"/>
+      <w:r>
+        <w:t>setListNameDraft</w:t>
+      </w:r>
+      <w:proofErr w:type="spellEnd"/>
+      <w:r>
+        <w:t>(</w:t>
+      </w:r>
+      <w:proofErr w:type="gramEnd"/>
+      <w:r>
+        <w:t>"New List");</w:t>
+      </w:r>
+    </w:p>
+    <w:p>
+      <w:r>
+        <w:t xml:space="preserve">        </w:t>
+      </w:r>
+      <w:proofErr w:type="spellStart"/>
+      <w:r>
+        <w:t>setEditingListName</w:t>
+      </w:r>
+      <w:proofErr w:type="spellEnd"/>
+      <w:r>
+        <w:t>(</w:t>
+      </w:r>
+      <w:proofErr w:type="spellStart"/>
+      <w:r>
+        <w:t>true</w:t>
+      </w:r>
+      <w:proofErr w:type="spellEnd"/>
+      <w:r>
+        <w:t>);</w:t>
+      </w:r>
+    </w:p>
+    <w:p>
+      <w:r>
+        <w:t>    };</w:t>
+      </w:r>
+    </w:p>
+    <w:p>
+      <w:r>
+        <w:t>…</w:t>
+      </w:r>
+    </w:p>
+    <w:p>
+      <w:pPr>
+        <w:rPr>
+          <w:lang w:val="fr-CH"/>
+        </w:rPr>
+      </w:pPr>
+      <w:r>
+        <w:rPr>
+          <w:lang w:val="fr-CH"/>
+        </w:rPr>
+        <w:t>&lt;</w:t>
+      </w:r>
+      <w:proofErr w:type="gramStart"/>
+      <w:r>
+        <w:rPr>
+          <w:lang w:val="fr-CH"/>
+        </w:rPr>
+        <w:t>div</w:t>
+      </w:r>
+      <w:proofErr w:type="gramEnd"/>
+      <w:r>
+        <w:rPr>
+          <w:lang w:val="fr-CH"/>
+        </w:rPr>
+        <w:t xml:space="preserve"> </w:t>
+      </w:r>
+      <w:proofErr w:type="spellStart"/>
+      <w:r>
+        <w:rPr>
+          <w:lang w:val="fr-CH"/>
+        </w:rPr>
+        <w:t>className</w:t>
+      </w:r>
+      <w:proofErr w:type="spellEnd"/>
+      <w:r>
+        <w:rPr>
+          <w:lang w:val="fr-CH"/>
+        </w:rPr>
+        <w:t>="</w:t>
+      </w:r>
+      <w:proofErr w:type="spellStart"/>
+      <w:r>
+        <w:rPr>
+          <w:lang w:val="fr-CH"/>
+        </w:rPr>
+        <w:t>flex</w:t>
+      </w:r>
+      <w:proofErr w:type="spellEnd"/>
+      <w:r>
+        <w:rPr>
+          <w:lang w:val="fr-CH"/>
+        </w:rPr>
+        <w:t xml:space="preserve"> items-center gap-2"&gt;</w:t>
+      </w:r>
+    </w:p>
+    <w:p>
+      <w:pPr>
+        <w:rPr>
+          <w:lang w:val="fr-CH"/>
+        </w:rPr>
+      </w:pPr>
+      <w:r>
+        <w:rPr>
+          <w:lang w:val="fr-CH"/>
+        </w:rPr>
+        <w:t>              &lt;</w:t>
+      </w:r>
+      <w:proofErr w:type="spellStart"/>
+      <w:proofErr w:type="gramStart"/>
+      <w:r>
+        <w:rPr>
+          <w:lang w:val="fr-CH"/>
+        </w:rPr>
+        <w:t>span</w:t>
+      </w:r>
+      <w:proofErr w:type="spellEnd"/>
+      <w:proofErr w:type="gramEnd"/>
+      <w:r>
+        <w:rPr>
+          <w:lang w:val="fr-CH"/>
+        </w:rPr>
+        <w:t xml:space="preserve"> </w:t>
+      </w:r>
+      <w:proofErr w:type="spellStart"/>
+      <w:r>
+        <w:rPr>
+          <w:lang w:val="fr-CH"/>
+        </w:rPr>
+        <w:t>className</w:t>
+      </w:r>
+      <w:proofErr w:type="spellEnd"/>
+      <w:r>
+        <w:rPr>
+          <w:lang w:val="fr-CH"/>
+        </w:rPr>
+        <w:t>="</w:t>
+      </w:r>
+      <w:proofErr w:type="spellStart"/>
+      <w:r>
+        <w:rPr>
+          <w:lang w:val="fr-CH"/>
+        </w:rPr>
+        <w:t>text-sm</w:t>
+      </w:r>
+      <w:proofErr w:type="spellEnd"/>
+      <w:r>
+        <w:rPr>
+          <w:lang w:val="fr-CH"/>
+        </w:rPr>
+        <w:t xml:space="preserve"> </w:t>
+      </w:r>
+      <w:proofErr w:type="spellStart"/>
+      <w:r>
+        <w:rPr>
+          <w:lang w:val="fr-CH"/>
+        </w:rPr>
+        <w:t>text</w:t>
+      </w:r>
+      <w:proofErr w:type="spellEnd"/>
+      <w:r>
+        <w:rPr>
+          <w:lang w:val="fr-CH"/>
+        </w:rPr>
+        <w:t>-[</w:t>
+      </w:r>
+      <w:proofErr w:type="gramStart"/>
+      <w:r>
+        <w:rPr>
+          <w:lang w:val="fr-CH"/>
+        </w:rPr>
+        <w:t>var(</w:t>
+      </w:r>
+      <w:proofErr w:type="gramEnd"/>
+      <w:r>
+        <w:rPr>
+          <w:lang w:val="fr-CH"/>
+        </w:rPr>
+        <w:t>--</w:t>
+      </w:r>
+      <w:proofErr w:type="spellStart"/>
+      <w:r>
+        <w:rPr>
+          <w:lang w:val="fr-CH"/>
+        </w:rPr>
+        <w:t>color-muted-foreground</w:t>
+      </w:r>
+      <w:proofErr w:type="spellEnd"/>
+      <w:r>
+        <w:rPr>
+          <w:lang w:val="fr-CH"/>
+        </w:rPr>
+        <w:t xml:space="preserve">)] font-medium </w:t>
+      </w:r>
+      <w:proofErr w:type="spellStart"/>
+      <w:r>
+        <w:rPr>
+          <w:lang w:val="fr-CH"/>
+        </w:rPr>
+        <w:t>tabular-nums</w:t>
+      </w:r>
+      <w:proofErr w:type="spellEnd"/>
+      <w:r>
+        <w:rPr>
+          <w:lang w:val="fr-CH"/>
+        </w:rPr>
+        <w:t>"&gt;</w:t>
+      </w:r>
+    </w:p>
+    <w:p>
+      <w:pPr>
+        <w:rPr>
+          <w:lang w:val="fr-CH"/>
+        </w:rPr>
+      </w:pPr>
+      <w:r>
+        <w:rPr>
+          <w:lang w:val="fr-CH"/>
+        </w:rPr>
+        <w:t>                {</w:t>
+      </w:r>
+      <w:proofErr w:type="spellStart"/>
+      <w:proofErr w:type="gramStart"/>
+      <w:r>
+        <w:rPr>
+          <w:lang w:val="fr-CH"/>
+        </w:rPr>
+        <w:t>checkedCount</w:t>
+      </w:r>
+      <w:proofErr w:type="spellEnd"/>
+      <w:proofErr w:type="gramEnd"/>
+      <w:r>
+        <w:rPr>
+          <w:lang w:val="fr-CH"/>
+        </w:rPr>
+        <w:t>}/{</w:t>
+      </w:r>
+      <w:proofErr w:type="spellStart"/>
+      <w:r>
+        <w:rPr>
+          <w:lang w:val="fr-CH"/>
+        </w:rPr>
+        <w:t>totalCount</w:t>
+      </w:r>
+      <w:proofErr w:type="spellEnd"/>
+      <w:r>
+        <w:rPr>
+          <w:lang w:val="fr-CH"/>
+        </w:rPr>
+        <w:t>}</w:t>
+      </w:r>
+    </w:p>
+    <w:p>
+      <w:pPr>
+        <w:rPr>
+          <w:lang w:val="fr-CH"/>
+        </w:rPr>
+      </w:pPr>
+      <w:r>
+        <w:rPr>
+          <w:lang w:val="fr-CH"/>
+        </w:rPr>
+        <w:t>              &lt;/</w:t>
+      </w:r>
+      <w:proofErr w:type="spellStart"/>
+      <w:r>
+        <w:rPr>
+          <w:lang w:val="fr-CH"/>
+        </w:rPr>
+        <w:t>span</w:t>
+      </w:r>
+      <w:proofErr w:type="spellEnd"/>
+      <w:r>
+        <w:rPr>
+          <w:lang w:val="fr-CH"/>
+        </w:rPr>
+        <w:t>&gt;</w:t>
+      </w:r>
+    </w:p>
+    <w:p>
+      <w:pPr>
+        <w:rPr>
+          <w:lang w:val="fr-CH"/>
+        </w:rPr>
+      </w:pPr>
+      <w:r>
+        <w:rPr>
+          <w:lang w:val="fr-CH"/>
+        </w:rPr>
+        <w:t>              {</w:t>
+      </w:r>
+      <w:r>
+        <w:rPr>
+          <w:i/>
+          <w:iCs/>
+          <w:lang w:val="fr-CH"/>
+        </w:rPr>
+        <w:t xml:space="preserve">/* Options </w:t>
+      </w:r>
+      <w:proofErr w:type="spellStart"/>
+      <w:r>
+        <w:rPr>
+          <w:i/>
+          <w:iCs/>
+          <w:lang w:val="fr-CH"/>
+        </w:rPr>
+        <w:t>button</w:t>
+      </w:r>
+      <w:proofErr w:type="spellEnd"/>
+      <w:r>
+        <w:rPr>
+          <w:i/>
+          <w:iCs/>
+          <w:lang w:val="fr-CH"/>
+        </w:rPr>
+        <w:t xml:space="preserve"> */</w:t>
+      </w:r>
+      <w:r>
+        <w:rPr>
+          <w:lang w:val="fr-CH"/>
+        </w:rPr>
+        <w:t>}</w:t>
+      </w:r>
+    </w:p>
+    <w:p>
+      <w:pPr>
+        <w:rPr>
+          <w:lang w:val="fr-CH"/>
+        </w:rPr>
+      </w:pPr>
+      <w:r>
+        <w:rPr>
+          <w:lang w:val="fr-CH"/>
+        </w:rPr>
+        <w:t>              &lt;</w:t>
+      </w:r>
+      <w:proofErr w:type="spellStart"/>
+      <w:proofErr w:type="gramStart"/>
+      <w:r>
+        <w:rPr>
+          <w:lang w:val="fr-CH"/>
+        </w:rPr>
+        <w:t>button</w:t>
+      </w:r>
+      <w:proofErr w:type="spellEnd"/>
+      <w:proofErr w:type="gramEnd"/>
+      <w:r>
+        <w:rPr>
+          <w:lang w:val="fr-CH"/>
+        </w:rPr>
+        <w:t xml:space="preserve"> </w:t>
+      </w:r>
+      <w:proofErr w:type="spellStart"/>
+      <w:r>
+        <w:rPr>
+          <w:lang w:val="fr-CH"/>
+        </w:rPr>
+        <w:t>onClick</w:t>
+      </w:r>
+      <w:proofErr w:type="spellEnd"/>
+      <w:proofErr w:type="gramStart"/>
+      <w:r>
+        <w:rPr>
+          <w:lang w:val="fr-CH"/>
+        </w:rPr>
+        <w:t>={</w:t>
+      </w:r>
+      <w:proofErr w:type="gramEnd"/>
+      <w:r>
+        <w:rPr>
+          <w:lang w:val="fr-CH"/>
+        </w:rPr>
+        <w:t xml:space="preserve">() =&gt; </w:t>
+      </w:r>
+      <w:proofErr w:type="gramStart"/>
+      <w:r>
+        <w:rPr>
+          <w:lang w:val="fr-CH"/>
+        </w:rPr>
+        <w:t xml:space="preserve">{ </w:t>
+      </w:r>
+      <w:proofErr w:type="spellStart"/>
+      <w:r>
+        <w:rPr>
+          <w:lang w:val="fr-CH"/>
+        </w:rPr>
+        <w:t>setShowOptions</w:t>
+      </w:r>
+      <w:proofErr w:type="spellEnd"/>
+      <w:proofErr w:type="gramEnd"/>
+      <w:r>
+        <w:rPr>
+          <w:lang w:val="fr-CH"/>
+        </w:rPr>
+        <w:t>(</w:t>
+      </w:r>
+      <w:proofErr w:type="spellStart"/>
+      <w:r>
+        <w:rPr>
+          <w:lang w:val="fr-CH"/>
+        </w:rPr>
+        <w:t>true</w:t>
+      </w:r>
+      <w:proofErr w:type="spellEnd"/>
+      <w:proofErr w:type="gramStart"/>
+      <w:r>
+        <w:rPr>
+          <w:lang w:val="fr-CH"/>
+        </w:rPr>
+        <w:t>);</w:t>
+      </w:r>
+      <w:proofErr w:type="gramEnd"/>
+      <w:r>
+        <w:rPr>
+          <w:lang w:val="fr-CH"/>
+        </w:rPr>
+        <w:t xml:space="preserve"> }} </w:t>
+      </w:r>
+      <w:proofErr w:type="spellStart"/>
+      <w:r>
+        <w:rPr>
+          <w:lang w:val="fr-CH"/>
+        </w:rPr>
+        <w:t>className</w:t>
+      </w:r>
+      <w:proofErr w:type="spellEnd"/>
+      <w:r>
+        <w:rPr>
+          <w:lang w:val="fr-CH"/>
+        </w:rPr>
+        <w:t xml:space="preserve">="w-8 h-8 </w:t>
+      </w:r>
+      <w:proofErr w:type="spellStart"/>
+      <w:r>
+        <w:rPr>
+          <w:lang w:val="fr-CH"/>
+        </w:rPr>
+        <w:t>flex</w:t>
+      </w:r>
+      <w:proofErr w:type="spellEnd"/>
+      <w:r>
+        <w:rPr>
+          <w:lang w:val="fr-CH"/>
+        </w:rPr>
+        <w:t xml:space="preserve"> items-center </w:t>
+      </w:r>
+      <w:proofErr w:type="spellStart"/>
+      <w:r>
+        <w:rPr>
+          <w:lang w:val="fr-CH"/>
+        </w:rPr>
+        <w:t>justify</w:t>
+      </w:r>
+      <w:proofErr w:type="spellEnd"/>
+      <w:r>
+        <w:rPr>
+          <w:lang w:val="fr-CH"/>
+        </w:rPr>
+        <w:t xml:space="preserve">-center </w:t>
+      </w:r>
+      <w:proofErr w:type="spellStart"/>
+      <w:r>
+        <w:rPr>
+          <w:lang w:val="fr-CH"/>
+        </w:rPr>
+        <w:t>rounded</w:t>
+      </w:r>
+      <w:proofErr w:type="spellEnd"/>
+      <w:r>
+        <w:rPr>
+          <w:lang w:val="fr-CH"/>
+        </w:rPr>
+        <w:t>-full transition-</w:t>
+      </w:r>
+      <w:proofErr w:type="spellStart"/>
+      <w:r>
+        <w:rPr>
+          <w:lang w:val="fr-CH"/>
+        </w:rPr>
+        <w:t>colors</w:t>
+      </w:r>
+      <w:proofErr w:type="spellEnd"/>
+      <w:r>
+        <w:rPr>
+          <w:lang w:val="fr-CH"/>
+        </w:rPr>
+        <w:t xml:space="preserve"> </w:t>
+      </w:r>
+      <w:proofErr w:type="spellStart"/>
+      <w:proofErr w:type="gramStart"/>
+      <w:r>
+        <w:rPr>
+          <w:lang w:val="fr-CH"/>
+        </w:rPr>
+        <w:t>hover:</w:t>
+      </w:r>
+      <w:proofErr w:type="gramEnd"/>
+      <w:r>
+        <w:rPr>
+          <w:lang w:val="fr-CH"/>
+        </w:rPr>
+        <w:t>bg</w:t>
+      </w:r>
+      <w:proofErr w:type="spellEnd"/>
+      <w:r>
+        <w:rPr>
+          <w:lang w:val="fr-CH"/>
+        </w:rPr>
+        <w:t>-[</w:t>
+      </w:r>
+      <w:proofErr w:type="gramStart"/>
+      <w:r>
+        <w:rPr>
+          <w:lang w:val="fr-CH"/>
+        </w:rPr>
+        <w:t>var(</w:t>
+      </w:r>
+      <w:proofErr w:type="gramEnd"/>
+      <w:r>
+        <w:rPr>
+          <w:lang w:val="fr-CH"/>
+        </w:rPr>
+        <w:t>--</w:t>
+      </w:r>
+      <w:proofErr w:type="spellStart"/>
+      <w:r>
+        <w:rPr>
+          <w:lang w:val="fr-CH"/>
+        </w:rPr>
+        <w:t>color-secondary</w:t>
+      </w:r>
+      <w:proofErr w:type="spellEnd"/>
+      <w:r>
+        <w:rPr>
+          <w:lang w:val="fr-CH"/>
+        </w:rPr>
+        <w:t>)]" style</w:t>
+      </w:r>
+      <w:proofErr w:type="gramStart"/>
+      <w:r>
+        <w:rPr>
+          <w:lang w:val="fr-CH"/>
+        </w:rPr>
+        <w:t xml:space="preserve">={{ </w:t>
+      </w:r>
+      <w:proofErr w:type="spellStart"/>
+      <w:r>
+        <w:rPr>
+          <w:lang w:val="fr-CH"/>
+        </w:rPr>
+        <w:t>color</w:t>
+      </w:r>
+      <w:proofErr w:type="spellEnd"/>
+      <w:proofErr w:type="gramEnd"/>
+      <w:r>
+        <w:rPr>
+          <w:lang w:val="fr-CH"/>
+        </w:rPr>
+        <w:t>: "</w:t>
+      </w:r>
+      <w:proofErr w:type="gramStart"/>
+      <w:r>
+        <w:rPr>
+          <w:lang w:val="fr-CH"/>
+        </w:rPr>
+        <w:t>var(</w:t>
+      </w:r>
+      <w:proofErr w:type="gramEnd"/>
+      <w:r>
+        <w:rPr>
+          <w:lang w:val="fr-CH"/>
+        </w:rPr>
+        <w:t>--</w:t>
+      </w:r>
+      <w:proofErr w:type="spellStart"/>
+      <w:r>
+        <w:rPr>
+          <w:lang w:val="fr-CH"/>
+        </w:rPr>
+        <w:t>color-muted-foreground</w:t>
+      </w:r>
+      <w:proofErr w:type="spellEnd"/>
+      <w:r>
+        <w:rPr>
+          <w:lang w:val="fr-CH"/>
+        </w:rPr>
+        <w:t>)</w:t>
+      </w:r>
+      <w:proofErr w:type="gramStart"/>
+      <w:r>
+        <w:rPr>
+          <w:lang w:val="fr-CH"/>
+        </w:rPr>
+        <w:t>" }</w:t>
+      </w:r>
+      <w:proofErr w:type="gramEnd"/>
+      <w:r>
+        <w:rPr>
+          <w:lang w:val="fr-CH"/>
+        </w:rPr>
+        <w:t xml:space="preserve">} </w:t>
+      </w:r>
+      <w:proofErr w:type="spellStart"/>
+      <w:r>
+        <w:rPr>
+          <w:lang w:val="fr-CH"/>
+        </w:rPr>
+        <w:t>title</w:t>
+      </w:r>
+      <w:proofErr w:type="spellEnd"/>
+      <w:r>
+        <w:rPr>
+          <w:lang w:val="fr-CH"/>
+        </w:rPr>
+        <w:t>="Options"&gt;</w:t>
+      </w:r>
+    </w:p>
+    <w:p>
+      <w:pPr>
+        <w:rPr>
+          <w:lang w:val="fr-CH"/>
+        </w:rPr>
+      </w:pPr>
+      <w:r>
+        <w:rPr>
+          <w:lang w:val="fr-CH"/>
+        </w:rPr>
+        <w:t>                &lt;</w:t>
+      </w:r>
+      <w:proofErr w:type="spellStart"/>
+      <w:proofErr w:type="gramStart"/>
+      <w:r>
+        <w:rPr>
+          <w:lang w:val="fr-CH"/>
+        </w:rPr>
+        <w:t>svg</w:t>
+      </w:r>
+      <w:proofErr w:type="spellEnd"/>
+      <w:proofErr w:type="gramEnd"/>
+      <w:r>
+        <w:rPr>
+          <w:lang w:val="fr-CH"/>
+        </w:rPr>
+        <w:t xml:space="preserve"> </w:t>
+      </w:r>
+      <w:proofErr w:type="spellStart"/>
+      <w:r>
+        <w:rPr>
+          <w:lang w:val="fr-CH"/>
+        </w:rPr>
+        <w:t>className</w:t>
+      </w:r>
+      <w:proofErr w:type="spellEnd"/>
+      <w:r>
+        <w:rPr>
+          <w:lang w:val="fr-CH"/>
+        </w:rPr>
+        <w:t xml:space="preserve">="w-4 h-4" </w:t>
+      </w:r>
+      <w:proofErr w:type="spellStart"/>
+      <w:r>
+        <w:rPr>
+          <w:lang w:val="fr-CH"/>
+        </w:rPr>
+        <w:t>fill</w:t>
+      </w:r>
+      <w:proofErr w:type="spellEnd"/>
+      <w:r>
+        <w:rPr>
+          <w:lang w:val="fr-CH"/>
+        </w:rPr>
+        <w:t xml:space="preserve">="none" </w:t>
+      </w:r>
+      <w:proofErr w:type="spellStart"/>
+      <w:r>
+        <w:rPr>
+          <w:lang w:val="fr-CH"/>
+        </w:rPr>
+        <w:t>viewBox</w:t>
+      </w:r>
+      <w:proofErr w:type="spellEnd"/>
+      <w:r>
+        <w:rPr>
+          <w:lang w:val="fr-CH"/>
+        </w:rPr>
+        <w:t>="0 0 16 16"&gt;</w:t>
+      </w:r>
+    </w:p>
+    <w:p>
+      <w:pPr>
+        <w:rPr>
+          <w:lang w:val="fr-CH"/>
+        </w:rPr>
+      </w:pPr>
+      <w:r>
+        <w:rPr>
+          <w:lang w:val="fr-CH"/>
+        </w:rPr>
+        <w:lastRenderedPageBreak/>
+        <w:t>                  &lt;</w:t>
+      </w:r>
+      <w:proofErr w:type="spellStart"/>
+      <w:proofErr w:type="gramStart"/>
+      <w:r>
+        <w:rPr>
+          <w:lang w:val="fr-CH"/>
+        </w:rPr>
+        <w:t>circle</w:t>
+      </w:r>
+      <w:proofErr w:type="spellEnd"/>
+      <w:proofErr w:type="gramEnd"/>
+      <w:r>
+        <w:rPr>
+          <w:lang w:val="fr-CH"/>
+        </w:rPr>
+        <w:t xml:space="preserve"> cx="8" </w:t>
+      </w:r>
+      <w:proofErr w:type="spellStart"/>
+      <w:r>
+        <w:rPr>
+          <w:lang w:val="fr-CH"/>
+        </w:rPr>
+        <w:t>cy</w:t>
+      </w:r>
+      <w:proofErr w:type="spellEnd"/>
+      <w:r>
+        <w:rPr>
+          <w:lang w:val="fr-CH"/>
+        </w:rPr>
+        <w:t xml:space="preserve">="3" r="1.2" </w:t>
+      </w:r>
+      <w:proofErr w:type="spellStart"/>
+      <w:r>
+        <w:rPr>
+          <w:lang w:val="fr-CH"/>
+        </w:rPr>
+        <w:t>fill</w:t>
+      </w:r>
+      <w:proofErr w:type="spellEnd"/>
+      <w:r>
+        <w:rPr>
+          <w:lang w:val="fr-CH"/>
+        </w:rPr>
+        <w:t>="</w:t>
+      </w:r>
+      <w:proofErr w:type="spellStart"/>
+      <w:r>
+        <w:rPr>
+          <w:lang w:val="fr-CH"/>
+        </w:rPr>
+        <w:t>currentColor</w:t>
+      </w:r>
+      <w:proofErr w:type="spellEnd"/>
+      <w:r>
+        <w:rPr>
+          <w:lang w:val="fr-CH"/>
+        </w:rPr>
+        <w:t>"/&gt;</w:t>
+      </w:r>
+    </w:p>
+    <w:p>
+      <w:pPr>
+        <w:rPr>
+          <w:lang w:val="fr-CH"/>
+        </w:rPr>
+      </w:pPr>
+      <w:r>
+        <w:rPr>
+          <w:lang w:val="fr-CH"/>
+        </w:rPr>
+        <w:t>                  &lt;</w:t>
+      </w:r>
+      <w:proofErr w:type="spellStart"/>
+      <w:proofErr w:type="gramStart"/>
+      <w:r>
+        <w:rPr>
+          <w:lang w:val="fr-CH"/>
+        </w:rPr>
+        <w:t>circle</w:t>
+      </w:r>
+      <w:proofErr w:type="spellEnd"/>
+      <w:proofErr w:type="gramEnd"/>
+      <w:r>
+        <w:rPr>
+          <w:lang w:val="fr-CH"/>
+        </w:rPr>
+        <w:t xml:space="preserve"> cx="8" </w:t>
+      </w:r>
+      <w:proofErr w:type="spellStart"/>
+      <w:r>
+        <w:rPr>
+          <w:lang w:val="fr-CH"/>
+        </w:rPr>
+        <w:t>cy</w:t>
+      </w:r>
+      <w:proofErr w:type="spellEnd"/>
+      <w:r>
+        <w:rPr>
+          <w:lang w:val="fr-CH"/>
+        </w:rPr>
+        <w:t xml:space="preserve">="8" r="1.2" </w:t>
+      </w:r>
+      <w:proofErr w:type="spellStart"/>
+      <w:r>
+        <w:rPr>
+          <w:lang w:val="fr-CH"/>
+        </w:rPr>
+        <w:t>fill</w:t>
+      </w:r>
+      <w:proofErr w:type="spellEnd"/>
+      <w:r>
+        <w:rPr>
+          <w:lang w:val="fr-CH"/>
+        </w:rPr>
+        <w:t>="</w:t>
+      </w:r>
+      <w:proofErr w:type="spellStart"/>
+      <w:r>
+        <w:rPr>
+          <w:lang w:val="fr-CH"/>
+        </w:rPr>
+        <w:t>currentColor</w:t>
+      </w:r>
+      <w:proofErr w:type="spellEnd"/>
+      <w:r>
+        <w:rPr>
+          <w:lang w:val="fr-CH"/>
+        </w:rPr>
+        <w:t>"/&gt;</w:t>
+      </w:r>
+    </w:p>
+    <w:p>
+      <w:pPr>
+        <w:rPr>
+          <w:lang w:val="fr-CH"/>
+        </w:rPr>
+      </w:pPr>
+      <w:r>
+        <w:rPr>
+          <w:lang w:val="fr-CH"/>
+        </w:rPr>
+        <w:t>                  &lt;</w:t>
+      </w:r>
+      <w:proofErr w:type="spellStart"/>
+      <w:proofErr w:type="gramStart"/>
+      <w:r>
+        <w:rPr>
+          <w:lang w:val="fr-CH"/>
+        </w:rPr>
+        <w:t>circle</w:t>
+      </w:r>
+      <w:proofErr w:type="spellEnd"/>
+      <w:proofErr w:type="gramEnd"/>
+      <w:r>
+        <w:rPr>
+          <w:lang w:val="fr-CH"/>
+        </w:rPr>
+        <w:t xml:space="preserve"> cx="8" </w:t>
+      </w:r>
+      <w:proofErr w:type="spellStart"/>
+      <w:r>
+        <w:rPr>
+          <w:lang w:val="fr-CH"/>
+        </w:rPr>
+        <w:t>cy</w:t>
+      </w:r>
+      <w:proofErr w:type="spellEnd"/>
+      <w:r>
+        <w:rPr>
+          <w:lang w:val="fr-CH"/>
+        </w:rPr>
+        <w:t xml:space="preserve">="13" r="1.2" </w:t>
+      </w:r>
+      <w:proofErr w:type="spellStart"/>
+      <w:r>
+        <w:rPr>
+          <w:lang w:val="fr-CH"/>
+        </w:rPr>
+        <w:t>fill</w:t>
+      </w:r>
+      <w:proofErr w:type="spellEnd"/>
+      <w:r>
+        <w:rPr>
+          <w:lang w:val="fr-CH"/>
+        </w:rPr>
+        <w:t>="</w:t>
+      </w:r>
+      <w:proofErr w:type="spellStart"/>
+      <w:r>
+        <w:rPr>
+          <w:lang w:val="fr-CH"/>
+        </w:rPr>
+        <w:t>currentColor</w:t>
+      </w:r>
+      <w:proofErr w:type="spellEnd"/>
+      <w:r>
+        <w:rPr>
+          <w:lang w:val="fr-CH"/>
+        </w:rPr>
+        <w:t>"/&gt;</w:t>
+      </w:r>
+    </w:p>
+    <w:p>
+      <w:r>
+        <w:rPr>
+          <w:lang w:val="fr-CH"/>
+        </w:rPr>
+        <w:t xml:space="preserve">                </w:t>
+      </w:r>
+      <w:r>
+        <w:t>&lt;/</w:t>
+      </w:r>
+      <w:proofErr w:type="spellStart"/>
+      <w:r>
+        <w:t>svg</w:t>
+      </w:r>
+      <w:proofErr w:type="spellEnd"/>
+      <w:r>
+        <w:t>&gt;</w:t>
+      </w:r>
+    </w:p>
+    <w:p>
+      <w:r>
+        <w:t>              &lt;/</w:t>
+      </w:r>
+      <w:proofErr w:type="spellStart"/>
+      <w:r>
+        <w:t>button</w:t>
+      </w:r>
+      <w:proofErr w:type="spellEnd"/>
+      <w:r>
+        <w:t>&gt;</w:t>
+      </w:r>
+    </w:p>
+    <w:p>
+      <w:r>
+        <w:t>            &lt;/div&gt;</w:t>
+      </w:r>
+    </w:p>
+    <w:p/>
+    <w:p/>
+    <w:p>
+      <w:pPr>
+        <w:spacing w:after="0" w:line="240" w:lineRule="auto"/>
+        <w:rPr>
+          <w:lang w:val="fr-CH"/>
+        </w:rPr>
+      </w:pPr>
+      <w:proofErr w:type="gramStart"/>
+      <w:r>
+        <w:rPr>
+          <w:lang w:val="fr-CH"/>
+        </w:rPr>
+        <w:t>Prompt:</w:t>
+      </w:r>
+      <w:proofErr w:type="gramEnd"/>
+    </w:p>
+    <w:p>
+      <w:pPr>
+        <w:spacing w:after="0" w:line="240" w:lineRule="auto"/>
+        <w:rPr>
+          <w:lang w:val="fr-CH"/>
+        </w:rPr>
+      </w:pPr>
+      <w:r>
+        <w:rPr>
+          <w:lang w:val="fr-CH"/>
+        </w:rPr>
+        <w:t xml:space="preserve">Prompt </w:t>
+      </w:r>
+      <w:proofErr w:type="gramStart"/>
+      <w:r>
+        <w:rPr>
+          <w:lang w:val="fr-CH"/>
+        </w:rPr>
+        <w:t>1:</w:t>
+      </w:r>
+      <w:proofErr w:type="gramEnd"/>
+      <w:r>
+        <w:rPr>
+          <w:lang w:val="fr-CH"/>
+        </w:rPr>
+        <w:t xml:space="preserve"> </w:t>
+      </w:r>
+      <w:proofErr w:type="spellStart"/>
+      <w:r>
+        <w:rPr>
+          <w:lang w:val="fr-CH"/>
+        </w:rPr>
+        <w:t>groce</w:t>
+      </w:r>
+      <w:r>
+        <w:rPr>
+          <w:lang w:val="fr-CH"/>
+        </w:rPr>
+        <w:t>ries</w:t>
+      </w:r>
+      <w:proofErr w:type="spellEnd"/>
+      <w:r>
+        <w:rPr>
+          <w:lang w:val="fr-CH"/>
+        </w:rPr>
+        <w:t xml:space="preserve"> </w:t>
+      </w:r>
+      <w:proofErr w:type="spellStart"/>
+      <w:r>
+        <w:rPr>
+          <w:lang w:val="fr-CH"/>
+        </w:rPr>
+        <w:t>list</w:t>
+      </w:r>
+      <w:proofErr w:type="spellEnd"/>
+      <w:r>
+        <w:rPr>
+          <w:lang w:val="fr-CH"/>
+        </w:rPr>
+        <w:t xml:space="preserve"> app</w:t>
+      </w:r>
+    </w:p>
+    <w:p>
+      <w:pPr>
+        <w:spacing w:after="0" w:line="240" w:lineRule="auto"/>
+        <w:rPr>
+          <w:lang w:val="fr-CH"/>
+        </w:rPr>
+      </w:pPr>
+    </w:p>
+    <w:p>
+      <w:pPr>
+        <w:spacing w:after="0" w:line="240" w:lineRule="auto"/>
+        <w:rPr>
+          <w:lang w:val="fr-CH"/>
+        </w:rPr>
+      </w:pPr>
+      <w:r>
+        <w:rPr>
+          <w:lang w:val="fr-CH"/>
+        </w:rPr>
+        <w:t xml:space="preserve">Prompt 2 : </w:t>
+      </w:r>
+      <w:r>
+        <w:rPr>
+          <w:lang w:val="fr-CH"/>
+        </w:rPr>
+        <w:t xml:space="preserve">i </w:t>
+      </w:r>
+      <w:proofErr w:type="spellStart"/>
+      <w:r>
+        <w:rPr>
+          <w:lang w:val="fr-CH"/>
+        </w:rPr>
+        <w:t>want</w:t>
+      </w:r>
+      <w:proofErr w:type="spellEnd"/>
+      <w:r>
+        <w:rPr>
+          <w:lang w:val="fr-CH"/>
+        </w:rPr>
+        <w:t xml:space="preserve"> an options </w:t>
+      </w:r>
+      <w:proofErr w:type="spellStart"/>
+      <w:proofErr w:type="gramStart"/>
+      <w:r>
+        <w:rPr>
+          <w:lang w:val="fr-CH"/>
+        </w:rPr>
+        <w:t>button</w:t>
+      </w:r>
+      <w:proofErr w:type="spellEnd"/>
+      <w:r>
+        <w:rPr>
+          <w:lang w:val="fr-CH"/>
+        </w:rPr>
+        <w:t>:</w:t>
+      </w:r>
+      <w:proofErr w:type="gramEnd"/>
+    </w:p>
+    <w:p>
+      <w:pPr>
+        <w:spacing w:after="0" w:line="240" w:lineRule="auto"/>
+        <w:rPr>
+          <w:lang w:val="fr-CH"/>
+        </w:rPr>
+      </w:pPr>
+      <w:proofErr w:type="spellStart"/>
+      <w:proofErr w:type="gramStart"/>
+      <w:r>
+        <w:rPr>
+          <w:lang w:val="fr-CH"/>
+        </w:rPr>
+        <w:t>grouping</w:t>
+      </w:r>
+      <w:proofErr w:type="spellEnd"/>
+      <w:proofErr w:type="gramEnd"/>
+      <w:r>
+        <w:rPr>
+          <w:lang w:val="fr-CH"/>
+        </w:rPr>
+        <w:t xml:space="preserve"> </w:t>
+      </w:r>
+      <w:proofErr w:type="spellStart"/>
+      <w:r>
+        <w:rPr>
+          <w:lang w:val="fr-CH"/>
+        </w:rPr>
+        <w:t>activated</w:t>
+      </w:r>
+      <w:proofErr w:type="spellEnd"/>
+      <w:r>
+        <w:rPr>
+          <w:lang w:val="fr-CH"/>
+        </w:rPr>
+        <w:t xml:space="preserve"> / </w:t>
+      </w:r>
+      <w:proofErr w:type="spellStart"/>
+      <w:r>
+        <w:rPr>
+          <w:lang w:val="fr-CH"/>
+        </w:rPr>
+        <w:t>deactivated</w:t>
+      </w:r>
+      <w:proofErr w:type="spellEnd"/>
+      <w:r>
+        <w:rPr>
+          <w:lang w:val="fr-CH"/>
+        </w:rPr>
+        <w:t xml:space="preserve">. </w:t>
+      </w:r>
+      <w:proofErr w:type="gramStart"/>
+      <w:r>
+        <w:rPr>
+          <w:lang w:val="fr-CH"/>
+        </w:rPr>
+        <w:t>active</w:t>
+      </w:r>
+      <w:proofErr w:type="gramEnd"/>
+      <w:r>
+        <w:rPr>
+          <w:lang w:val="fr-CH"/>
+        </w:rPr>
+        <w:t xml:space="preserve"> group </w:t>
+      </w:r>
+      <w:proofErr w:type="spellStart"/>
+      <w:r>
+        <w:rPr>
+          <w:lang w:val="fr-CH"/>
+        </w:rPr>
+        <w:t>is</w:t>
+      </w:r>
+      <w:proofErr w:type="spellEnd"/>
+      <w:r>
+        <w:rPr>
+          <w:lang w:val="fr-CH"/>
+        </w:rPr>
+        <w:t xml:space="preserve"> </w:t>
+      </w:r>
+      <w:proofErr w:type="spellStart"/>
+      <w:r>
+        <w:rPr>
+          <w:lang w:val="fr-CH"/>
+        </w:rPr>
+        <w:t>shown</w:t>
+      </w:r>
+      <w:proofErr w:type="spellEnd"/>
+      <w:r>
+        <w:rPr>
+          <w:lang w:val="fr-CH"/>
+        </w:rPr>
+        <w:t xml:space="preserve"> the </w:t>
+      </w:r>
+      <w:proofErr w:type="spellStart"/>
+      <w:r>
+        <w:rPr>
+          <w:lang w:val="fr-CH"/>
+        </w:rPr>
+        <w:t>list</w:t>
+      </w:r>
+      <w:proofErr w:type="spellEnd"/>
+      <w:r>
+        <w:rPr>
+          <w:lang w:val="fr-CH"/>
+        </w:rPr>
+        <w:t xml:space="preserve">, </w:t>
+      </w:r>
+      <w:proofErr w:type="spellStart"/>
+      <w:r>
+        <w:rPr>
+          <w:lang w:val="fr-CH"/>
+        </w:rPr>
+        <w:t>deactivated</w:t>
+      </w:r>
+      <w:proofErr w:type="spellEnd"/>
+      <w:r>
+        <w:rPr>
+          <w:lang w:val="fr-CH"/>
+        </w:rPr>
+        <w:t xml:space="preserve"> group </w:t>
+      </w:r>
+      <w:proofErr w:type="spellStart"/>
+      <w:r>
+        <w:rPr>
+          <w:lang w:val="fr-CH"/>
+        </w:rPr>
+        <w:t>is</w:t>
+      </w:r>
+      <w:proofErr w:type="spellEnd"/>
+      <w:r>
+        <w:rPr>
+          <w:lang w:val="fr-CH"/>
+        </w:rPr>
+        <w:t xml:space="preserve"> </w:t>
+      </w:r>
+      <w:proofErr w:type="spellStart"/>
+      <w:r>
+        <w:rPr>
+          <w:lang w:val="fr-CH"/>
+        </w:rPr>
+        <w:t>hidden</w:t>
+      </w:r>
+      <w:proofErr w:type="spellEnd"/>
+      <w:r>
+        <w:rPr>
+          <w:lang w:val="fr-CH"/>
+        </w:rPr>
+        <w:t xml:space="preserve"> </w:t>
+      </w:r>
+      <w:proofErr w:type="spellStart"/>
+      <w:r>
+        <w:rPr>
+          <w:lang w:val="fr-CH"/>
+        </w:rPr>
+        <w:t>only</w:t>
+      </w:r>
+      <w:proofErr w:type="spellEnd"/>
+      <w:r>
+        <w:rPr>
+          <w:lang w:val="fr-CH"/>
+        </w:rPr>
+        <w:t xml:space="preserve"> the group </w:t>
+      </w:r>
+      <w:proofErr w:type="spellStart"/>
+      <w:r>
+        <w:rPr>
+          <w:lang w:val="fr-CH"/>
+        </w:rPr>
+        <w:t>title</w:t>
+      </w:r>
+      <w:proofErr w:type="spellEnd"/>
+      <w:r>
+        <w:rPr>
+          <w:lang w:val="fr-CH"/>
+        </w:rPr>
+        <w:t xml:space="preserve"> </w:t>
+      </w:r>
+      <w:proofErr w:type="spellStart"/>
+      <w:r>
+        <w:rPr>
+          <w:lang w:val="fr-CH"/>
+        </w:rPr>
+        <w:t>is</w:t>
+      </w:r>
+      <w:proofErr w:type="spellEnd"/>
+      <w:r>
+        <w:rPr>
+          <w:lang w:val="fr-CH"/>
+        </w:rPr>
+        <w:t xml:space="preserve"> </w:t>
+      </w:r>
+      <w:proofErr w:type="spellStart"/>
+      <w:r>
+        <w:rPr>
+          <w:lang w:val="fr-CH"/>
+        </w:rPr>
+        <w:t>viewable</w:t>
+      </w:r>
+      <w:proofErr w:type="spellEnd"/>
+      <w:r>
+        <w:rPr>
+          <w:lang w:val="fr-CH"/>
+        </w:rPr>
+        <w:t xml:space="preserve">. </w:t>
+      </w:r>
+      <w:proofErr w:type="gramStart"/>
+      <w:r>
+        <w:rPr>
+          <w:lang w:val="fr-CH"/>
+        </w:rPr>
+        <w:t>on</w:t>
+      </w:r>
+      <w:proofErr w:type="gramEnd"/>
+      <w:r>
+        <w:rPr>
+          <w:lang w:val="fr-CH"/>
+        </w:rPr>
+        <w:t xml:space="preserve"> </w:t>
+      </w:r>
+      <w:proofErr w:type="spellStart"/>
+      <w:r>
+        <w:rPr>
+          <w:lang w:val="fr-CH"/>
+        </w:rPr>
+        <w:t>activating</w:t>
+      </w:r>
+      <w:proofErr w:type="spellEnd"/>
+      <w:r>
+        <w:rPr>
+          <w:lang w:val="fr-CH"/>
+        </w:rPr>
+        <w:t xml:space="preserve"> a group </w:t>
+      </w:r>
+      <w:proofErr w:type="spellStart"/>
+      <w:r>
+        <w:rPr>
+          <w:lang w:val="fr-CH"/>
+        </w:rPr>
+        <w:t>it</w:t>
+      </w:r>
+      <w:proofErr w:type="spellEnd"/>
+      <w:r>
+        <w:rPr>
+          <w:lang w:val="fr-CH"/>
+        </w:rPr>
+        <w:t xml:space="preserve"> displays all items and </w:t>
+      </w:r>
+      <w:proofErr w:type="spellStart"/>
+      <w:r>
+        <w:rPr>
+          <w:lang w:val="fr-CH"/>
+        </w:rPr>
+        <w:t>hides</w:t>
+      </w:r>
+      <w:proofErr w:type="spellEnd"/>
+      <w:r>
+        <w:rPr>
+          <w:lang w:val="fr-CH"/>
+        </w:rPr>
+        <w:t xml:space="preserve"> the ite</w:t>
+      </w:r>
+      <w:r>
+        <w:rPr>
+          <w:lang w:val="fr-CH"/>
+        </w:rPr>
+        <w:t>m</w:t>
+      </w:r>
+      <w:r>
+        <w:rPr>
+          <w:lang w:val="fr-CH"/>
+        </w:rPr>
+        <w:t xml:space="preserve">s of the active group </w:t>
+      </w:r>
+      <w:proofErr w:type="spellStart"/>
+      <w:r>
+        <w:rPr>
+          <w:lang w:val="fr-CH"/>
+        </w:rPr>
+        <w:t>before</w:t>
+      </w:r>
+      <w:proofErr w:type="spellEnd"/>
+      <w:r>
+        <w:rPr>
+          <w:lang w:val="fr-CH"/>
+        </w:rPr>
+        <w:t xml:space="preserve">, </w:t>
+      </w:r>
+      <w:proofErr w:type="spellStart"/>
+      <w:r>
+        <w:rPr>
+          <w:lang w:val="fr-CH"/>
+        </w:rPr>
+        <w:t>deactivating</w:t>
+      </w:r>
+      <w:proofErr w:type="spellEnd"/>
+      <w:r>
+        <w:rPr>
+          <w:lang w:val="fr-CH"/>
+        </w:rPr>
+        <w:t xml:space="preserve"> </w:t>
+      </w:r>
+      <w:proofErr w:type="spellStart"/>
+      <w:r>
+        <w:rPr>
+          <w:lang w:val="fr-CH"/>
+        </w:rPr>
+        <w:t>it</w:t>
+      </w:r>
+      <w:proofErr w:type="spellEnd"/>
+      <w:r>
+        <w:rPr>
+          <w:lang w:val="fr-CH"/>
+        </w:rPr>
+        <w:t>.</w:t>
+      </w:r>
+    </w:p>
+    <w:p>
+      <w:pPr>
+        <w:spacing w:after="0" w:line="240" w:lineRule="auto"/>
+        <w:rPr>
+          <w:lang w:val="fr-CH"/>
+        </w:rPr>
+      </w:pPr>
+      <w:proofErr w:type="spellStart"/>
+      <w:proofErr w:type="gramStart"/>
+      <w:r>
+        <w:rPr>
+          <w:lang w:val="fr-CH"/>
+        </w:rPr>
+        <w:t>edit</w:t>
+      </w:r>
+      <w:proofErr w:type="spellEnd"/>
+      <w:proofErr w:type="gramEnd"/>
+      <w:r>
+        <w:rPr>
+          <w:lang w:val="fr-CH"/>
+        </w:rPr>
+        <w:t xml:space="preserve"> </w:t>
+      </w:r>
+      <w:proofErr w:type="spellStart"/>
+      <w:r>
+        <w:rPr>
+          <w:lang w:val="fr-CH"/>
+        </w:rPr>
+        <w:t>grouping</w:t>
+      </w:r>
+      <w:proofErr w:type="spellEnd"/>
+      <w:r>
+        <w:rPr>
+          <w:lang w:val="fr-CH"/>
+        </w:rPr>
+        <w:t xml:space="preserve">. </w:t>
+      </w:r>
+      <w:proofErr w:type="spellStart"/>
+      <w:proofErr w:type="gramStart"/>
+      <w:r>
+        <w:rPr>
+          <w:lang w:val="fr-CH"/>
+        </w:rPr>
+        <w:t>create</w:t>
+      </w:r>
+      <w:proofErr w:type="spellEnd"/>
+      <w:proofErr w:type="gramEnd"/>
+      <w:r>
+        <w:rPr>
+          <w:lang w:val="fr-CH"/>
+        </w:rPr>
+        <w:t xml:space="preserve"> / </w:t>
+      </w:r>
+      <w:proofErr w:type="spellStart"/>
+      <w:r>
+        <w:rPr>
+          <w:lang w:val="fr-CH"/>
+        </w:rPr>
+        <w:t>delete</w:t>
+      </w:r>
+      <w:proofErr w:type="spellEnd"/>
+      <w:r>
+        <w:rPr>
+          <w:lang w:val="fr-CH"/>
+        </w:rPr>
+        <w:t xml:space="preserve"> groups. </w:t>
+      </w:r>
+      <w:proofErr w:type="spellStart"/>
+      <w:proofErr w:type="gramStart"/>
+      <w:r>
+        <w:rPr>
+          <w:lang w:val="fr-CH"/>
+        </w:rPr>
+        <w:t>order</w:t>
+      </w:r>
+      <w:proofErr w:type="spellEnd"/>
+      <w:proofErr w:type="gramEnd"/>
+      <w:r>
+        <w:rPr>
+          <w:lang w:val="fr-CH"/>
+        </w:rPr>
+        <w:t xml:space="preserve"> groups. </w:t>
+      </w:r>
+      <w:proofErr w:type="spellStart"/>
+      <w:proofErr w:type="gramStart"/>
+      <w:r>
+        <w:rPr>
+          <w:lang w:val="fr-CH"/>
+        </w:rPr>
+        <w:t>color</w:t>
+      </w:r>
+      <w:proofErr w:type="spellEnd"/>
+      <w:proofErr w:type="gramEnd"/>
+      <w:r>
+        <w:rPr>
+          <w:lang w:val="fr-CH"/>
+        </w:rPr>
+        <w:t xml:space="preserve"> groups. </w:t>
+      </w:r>
+    </w:p>
+    <w:p>
+      <w:pPr>
+        <w:spacing w:after="0" w:line="240" w:lineRule="auto"/>
+      </w:pPr>
+      <w:proofErr w:type="spellStart"/>
+      <w:r>
+        <w:t>new</w:t>
+      </w:r>
+      <w:proofErr w:type="spellEnd"/>
+      <w:r>
+        <w:t xml:space="preserve"> </w:t>
+      </w:r>
+      <w:proofErr w:type="spellStart"/>
+      <w:r>
+        <w:t>list</w:t>
+      </w:r>
+      <w:proofErr w:type="spellEnd"/>
+      <w:r>
+        <w:t xml:space="preserve"> </w:t>
+      </w:r>
+      <w:proofErr w:type="spellStart"/>
+      <w:r>
+        <w:t>then</w:t>
+      </w:r>
+      <w:proofErr w:type="spellEnd"/>
+      <w:r>
+        <w:t xml:space="preserve"> save </w:t>
+      </w:r>
+      <w:proofErr w:type="spellStart"/>
+      <w:r>
+        <w:t>list</w:t>
+      </w:r>
+      <w:proofErr w:type="spellEnd"/>
+      <w:r>
+        <w:t xml:space="preserve">, </w:t>
+      </w:r>
+      <w:proofErr w:type="spellStart"/>
+      <w:r>
+        <w:t>delete</w:t>
+      </w:r>
+      <w:proofErr w:type="spellEnd"/>
+      <w:r>
+        <w:t xml:space="preserve"> </w:t>
+      </w:r>
+      <w:proofErr w:type="spellStart"/>
+      <w:r>
+        <w:t>list</w:t>
+      </w:r>
+      <w:proofErr w:type="spellEnd"/>
+      <w:r>
+        <w:t xml:space="preserve">, </w:t>
+      </w:r>
+      <w:proofErr w:type="spellStart"/>
+      <w:r>
+        <w:t>reset</w:t>
+      </w:r>
+      <w:proofErr w:type="spellEnd"/>
+      <w:r>
+        <w:t xml:space="preserve"> </w:t>
+      </w:r>
+      <w:proofErr w:type="spellStart"/>
+      <w:r>
+        <w:t>list</w:t>
+      </w:r>
+      <w:proofErr w:type="spellEnd"/>
+      <w:r>
+        <w:t xml:space="preserve"> (</w:t>
+      </w:r>
+      <w:proofErr w:type="spellStart"/>
+      <w:r>
+        <w:t>uncheck</w:t>
+      </w:r>
+      <w:proofErr w:type="spellEnd"/>
+      <w:r>
+        <w:t xml:space="preserve"> all </w:t>
+      </w:r>
+      <w:proofErr w:type="spellStart"/>
+      <w:r>
+        <w:t>items</w:t>
+      </w:r>
+      <w:proofErr w:type="spellEnd"/>
+      <w:r>
+        <w:t>)</w:t>
+      </w:r>
+    </w:p>
+    <w:p>
+      <w:pPr>
+        <w:spacing w:after="0" w:line="240" w:lineRule="auto"/>
+      </w:pPr>
+    </w:p>
+    <w:p>
+      <w:pPr>
+        <w:spacing w:after="0" w:line="240" w:lineRule="auto"/>
+        <w:rPr>
+          <w:lang w:val="fr-CH"/>
+        </w:rPr>
+      </w:pPr>
+      <w:proofErr w:type="gramStart"/>
+      <w:r>
+        <w:rPr>
+          <w:lang w:val="fr-CH"/>
+        </w:rPr>
+        <w:t>prompt</w:t>
+      </w:r>
+      <w:proofErr w:type="gramEnd"/>
+      <w:r>
+        <w:rPr>
+          <w:lang w:val="fr-CH"/>
+        </w:rPr>
+        <w:t xml:space="preserve"> </w:t>
+      </w:r>
+      <w:proofErr w:type="gramStart"/>
+      <w:r>
+        <w:rPr>
+          <w:lang w:val="fr-CH"/>
+        </w:rPr>
+        <w:t>3:</w:t>
+      </w:r>
+      <w:proofErr w:type="gramEnd"/>
+    </w:p>
+    <w:p>
+      <w:pPr>
+        <w:spacing w:after="0" w:line="240" w:lineRule="auto"/>
+        <w:rPr>
+          <w:lang w:val="fr-CH"/>
+        </w:rPr>
+      </w:pPr>
+      <w:proofErr w:type="spellStart"/>
+      <w:proofErr w:type="gramStart"/>
+      <w:r>
+        <w:rPr>
+          <w:lang w:val="fr-CH"/>
+        </w:rPr>
+        <w:t>add</w:t>
+      </w:r>
+      <w:proofErr w:type="spellEnd"/>
+      <w:proofErr w:type="gramEnd"/>
+      <w:r>
+        <w:rPr>
+          <w:lang w:val="fr-CH"/>
+        </w:rPr>
+        <w:t xml:space="preserve"> a </w:t>
+      </w:r>
+      <w:proofErr w:type="spellStart"/>
+      <w:r>
+        <w:rPr>
+          <w:lang w:val="fr-CH"/>
+        </w:rPr>
+        <w:t>edit</w:t>
+      </w:r>
+      <w:proofErr w:type="spellEnd"/>
+      <w:r>
+        <w:rPr>
+          <w:lang w:val="fr-CH"/>
+        </w:rPr>
+        <w:t xml:space="preserve"> </w:t>
+      </w:r>
+      <w:proofErr w:type="spellStart"/>
+      <w:r>
+        <w:rPr>
+          <w:lang w:val="fr-CH"/>
+        </w:rPr>
+        <w:t>putton</w:t>
+      </w:r>
+      <w:proofErr w:type="spellEnd"/>
+      <w:r>
+        <w:rPr>
+          <w:lang w:val="fr-CH"/>
+        </w:rPr>
+        <w:t xml:space="preserve">. </w:t>
+      </w:r>
+      <w:proofErr w:type="spellStart"/>
+      <w:proofErr w:type="gramStart"/>
+      <w:r>
+        <w:rPr>
+          <w:lang w:val="fr-CH"/>
+        </w:rPr>
+        <w:t>price</w:t>
+      </w:r>
+      <w:proofErr w:type="spellEnd"/>
+      <w:proofErr w:type="gramEnd"/>
+      <w:r>
+        <w:rPr>
+          <w:lang w:val="fr-CH"/>
+        </w:rPr>
+        <w:t xml:space="preserve">, how </w:t>
+      </w:r>
+      <w:proofErr w:type="spellStart"/>
+      <w:r>
+        <w:rPr>
+          <w:lang w:val="fr-CH"/>
+        </w:rPr>
+        <w:t>many</w:t>
+      </w:r>
+      <w:proofErr w:type="spellEnd"/>
+      <w:r>
+        <w:rPr>
+          <w:lang w:val="fr-CH"/>
+        </w:rPr>
+        <w:t xml:space="preserve"> and </w:t>
+      </w:r>
+      <w:proofErr w:type="gramStart"/>
+      <w:r>
+        <w:rPr>
+          <w:lang w:val="fr-CH"/>
+        </w:rPr>
+        <w:t>unit(</w:t>
+      </w:r>
+      <w:proofErr w:type="gramEnd"/>
+      <w:r>
+        <w:rPr>
+          <w:lang w:val="fr-CH"/>
+        </w:rPr>
+        <w:t xml:space="preserve">unit (like if </w:t>
+      </w:r>
+      <w:proofErr w:type="spellStart"/>
+      <w:r>
+        <w:rPr>
+          <w:lang w:val="fr-CH"/>
+        </w:rPr>
+        <w:t>you</w:t>
+      </w:r>
+      <w:proofErr w:type="spellEnd"/>
+      <w:r>
+        <w:rPr>
+          <w:lang w:val="fr-CH"/>
+        </w:rPr>
+        <w:t xml:space="preserve"> have </w:t>
+      </w:r>
+      <w:proofErr w:type="spellStart"/>
+      <w:r>
+        <w:rPr>
+          <w:lang w:val="fr-CH"/>
+        </w:rPr>
+        <w:t>apples</w:t>
+      </w:r>
+      <w:proofErr w:type="spellEnd"/>
+      <w:r>
+        <w:rPr>
+          <w:lang w:val="fr-CH"/>
+        </w:rPr>
+        <w:t xml:space="preserve"> 5x </w:t>
+      </w:r>
+      <w:proofErr w:type="spellStart"/>
+      <w:r>
+        <w:rPr>
+          <w:lang w:val="fr-CH"/>
+        </w:rPr>
+        <w:t>units</w:t>
+      </w:r>
+      <w:proofErr w:type="spellEnd"/>
+      <w:r>
+        <w:rPr>
+          <w:lang w:val="fr-CH"/>
+        </w:rPr>
+        <w:t>), pack, kg, grams, liter, ml)</w:t>
+      </w:r>
+    </w:p>
+    <w:p>
+      <w:pPr>
+        <w:spacing w:after="0" w:line="240" w:lineRule="auto"/>
+        <w:rPr>
+          <w:lang w:val="fr-CH"/>
+        </w:rPr>
+      </w:pPr>
+    </w:p>
+    <w:p>
+      <w:pPr>
+        <w:spacing w:after="0" w:line="240" w:lineRule="auto"/>
+        <w:rPr>
+          <w:lang w:val="fr-CH"/>
+        </w:rPr>
+      </w:pPr>
+      <w:proofErr w:type="gramStart"/>
+      <w:r>
+        <w:rPr>
+          <w:lang w:val="fr-CH"/>
+        </w:rPr>
+        <w:t>prompt</w:t>
+      </w:r>
+      <w:proofErr w:type="gramEnd"/>
+      <w:r>
+        <w:rPr>
+          <w:lang w:val="fr-CH"/>
+        </w:rPr>
+        <w:t xml:space="preserve"> 4 :</w:t>
+      </w:r>
+    </w:p>
+    <w:p>
+      <w:pPr>
+        <w:spacing w:after="0" w:line="240" w:lineRule="auto"/>
+        <w:rPr>
+          <w:lang w:val="fr-CH"/>
+        </w:rPr>
+      </w:pPr>
+      <w:proofErr w:type="gramStart"/>
+      <w:r>
+        <w:rPr>
+          <w:lang w:val="fr-CH"/>
+        </w:rPr>
+        <w:t>for</w:t>
+      </w:r>
+      <w:proofErr w:type="gramEnd"/>
+      <w:r>
+        <w:rPr>
+          <w:lang w:val="fr-CH"/>
+        </w:rPr>
+        <w:t xml:space="preserve"> </w:t>
+      </w:r>
+      <w:proofErr w:type="spellStart"/>
+      <w:r>
+        <w:rPr>
+          <w:lang w:val="fr-CH"/>
+        </w:rPr>
+        <w:t>pricing</w:t>
+      </w:r>
+      <w:proofErr w:type="spellEnd"/>
+      <w:r>
+        <w:rPr>
+          <w:lang w:val="fr-CH"/>
+        </w:rPr>
+        <w:t xml:space="preserve"> i </w:t>
+      </w:r>
+      <w:proofErr w:type="spellStart"/>
+      <w:r>
+        <w:rPr>
+          <w:lang w:val="fr-CH"/>
+        </w:rPr>
+        <w:t>need</w:t>
+      </w:r>
+      <w:proofErr w:type="spellEnd"/>
+      <w:r>
+        <w:rPr>
+          <w:lang w:val="fr-CH"/>
+        </w:rPr>
+        <w:t xml:space="preserve"> to </w:t>
+      </w:r>
+      <w:proofErr w:type="spellStart"/>
+      <w:r>
+        <w:rPr>
+          <w:lang w:val="fr-CH"/>
+        </w:rPr>
+        <w:t>calculate</w:t>
+      </w:r>
+      <w:proofErr w:type="spellEnd"/>
+      <w:r>
+        <w:rPr>
+          <w:lang w:val="fr-CH"/>
+        </w:rPr>
+        <w:t xml:space="preserve"> </w:t>
+      </w:r>
+      <w:proofErr w:type="spellStart"/>
+      <w:r>
+        <w:rPr>
+          <w:lang w:val="fr-CH"/>
+        </w:rPr>
+        <w:t>price</w:t>
+      </w:r>
+      <w:proofErr w:type="spellEnd"/>
+      <w:r>
+        <w:rPr>
+          <w:lang w:val="fr-CH"/>
+        </w:rPr>
+        <w:t xml:space="preserve"> per unit. </w:t>
+      </w:r>
+      <w:proofErr w:type="spellStart"/>
+      <w:proofErr w:type="gramStart"/>
+      <w:r>
+        <w:rPr>
+          <w:lang w:val="fr-CH"/>
+        </w:rPr>
+        <w:t>qty</w:t>
+      </w:r>
+      <w:proofErr w:type="spellEnd"/>
+      <w:proofErr w:type="gramEnd"/>
+      <w:r>
+        <w:rPr>
+          <w:lang w:val="fr-CH"/>
+        </w:rPr>
+        <w:t xml:space="preserve"> </w:t>
+      </w:r>
+      <w:proofErr w:type="spellStart"/>
+      <w:r>
+        <w:rPr>
+          <w:lang w:val="fr-CH"/>
+        </w:rPr>
+        <w:t>would</w:t>
+      </w:r>
+      <w:proofErr w:type="spellEnd"/>
+      <w:r>
+        <w:rPr>
+          <w:lang w:val="fr-CH"/>
+        </w:rPr>
+        <w:t xml:space="preserve"> </w:t>
+      </w:r>
+      <w:proofErr w:type="spellStart"/>
+      <w:r>
+        <w:rPr>
+          <w:lang w:val="fr-CH"/>
+        </w:rPr>
+        <w:t>multiply</w:t>
+      </w:r>
+      <w:proofErr w:type="spellEnd"/>
+      <w:r>
+        <w:rPr>
+          <w:lang w:val="fr-CH"/>
+        </w:rPr>
+        <w:t xml:space="preserve"> the </w:t>
+      </w:r>
+      <w:proofErr w:type="spellStart"/>
+      <w:r>
+        <w:rPr>
+          <w:lang w:val="fr-CH"/>
+        </w:rPr>
+        <w:t>price</w:t>
+      </w:r>
+      <w:proofErr w:type="spellEnd"/>
+    </w:p>
+    <w:p>
+      <w:pPr>
+        <w:spacing w:after="0" w:line="240" w:lineRule="auto"/>
+        <w:rPr>
+          <w:lang w:val="fr-CH"/>
+        </w:rPr>
+      </w:pPr>
+    </w:p>
+    <w:p>
+      <w:pPr>
+        <w:spacing w:after="0" w:line="240" w:lineRule="auto"/>
+        <w:rPr>
+          <w:lang w:val="fr-CH"/>
+        </w:rPr>
+      </w:pPr>
     </w:p>
     <w:sectPr>
       <w:pgSz w:w="11906" w:h="16838"/>
-      <w:pgMar w:top="1440" w:right="1440" w:bottom="1440" w:left="1440" w:header="708" w:footer="708" w:gutter="0"/>
+      <w:pgMar w:top="1417" w:right="1417" w:bottom="1134" w:left="1417" w:header="708" w:footer="708" w:gutter="0"/>
       <w:cols w:space="708"/>
       <w:docGrid w:linePitch="360"/>
     </w:sectPr>
@@ -519,120 +5036,881 @@
 <file path=word/numbering.xml><?xml version="1.0" encoding="utf-8"?>
 <w:numbering xmlns:wpc="http://schemas.microsoft.com/office/word/2010/wordprocessingCanvas" xmlns:cx="http://schemas.microsoft.com/office/drawing/2014/chartex" xmlns:cx1="http://schemas.microsoft.com/office/drawing/2015/9/8/chartex" xmlns:cx2="http://schemas.microsoft.com/office/drawing/2015/10/21/chartex" xmlns:cx3="http://schemas.microsoft.com/office/drawing/2016/5/9/chartex" xmlns:cx4="http://schemas.microsoft.com/office/drawing/2016/5/10/chartex" xmlns:cx5="http://schemas.microsoft.com/office/drawing/2016/5/11/chartex" xmlns:cx6="http://schemas.microsoft.com/office/drawing/2016/5/12/chartex" xmlns:cx7="http://schemas.microsoft.com/office/drawing/2016/5/13/chartex" xmlns:cx8="http://schemas.microsoft.com/office/drawing/2016/5/14/chartex" xmlns:mc="http://schemas.openxmlformats.org/markup-compatibility/2006" xmlns:aink="http://schemas.microsoft.com/office/drawing/2016/ink" xmlns:am3d="http://schemas.microsoft.com/office/drawing/2017/model3d" xmlns:o="urn:schemas-microsoft-com:office:office" xmlns:oel="http://schemas.microsoft.com/office/2019/extlst" xmlns:r="http://schemas.openxmlformats.org/officeDocument/2006/relationships" xmlns:m="http://schemas.openxmlformats.org/officeDocument/2006/math" xmlns:v="urn:schemas-microsoft-com:vml" xmlns:wp14="http://schemas.microsoft.com/office/word/2010/wordprocessingDrawing" xmlns:wp="http://schemas.openxmlformats.org/drawingml/2006/wordprocessingDrawing" xmlns:w10="urn:schemas-microsoft-com:office:word" xmlns:w="http://schemas.openxmlformats.org/wordprocessingml/2006/main" xmlns:w14="http://schemas.microsoft.com/office/word/2010/wordml" xmlns:w15="http://schemas.microsoft.com/office/word/2012/wordml" xmlns:w16cex="http://schemas.microsoft.com/office/word/2018/wordml/cex" xmlns:w16cid="http://schemas.microsoft.com/office/word/2016/wordml/cid" xmlns:w16="http://schemas.microsoft.com/office/word/2018/wordml" xmlns:w16du="http://schemas.microsoft.com/office/word/2023/wordml/word16du" xmlns:w16sdtdh="http://schemas.microsoft.com/office/word/2020/wordml/sdtdatahash" xmlns:w16sdtfl="http://schemas.microsoft.com/office/word/2024/wordml/sdtformatlock" xmlns:w16se="http://schemas.microsoft.com/office/word/2015/wordml/symex" xmlns:wpg="http://schemas.microsoft.com/office/word/2010/wordprocessingGroup" xmlns:wpi="http://schemas.microsoft.com/office/word/2010/wordprocessingInk" xmlns:wne="http://schemas.microsoft.com/office/word/2006/wordml" xmlns:wps="http://schemas.microsoft.com/office/word/2010/wordprocessingShape" mc:Ignorable="w14 w15 w16se w16cid w16 w16cex w16sdtdh w16sdtfl w16du wp14">
   <w:abstractNum w:abstractNumId="0" w15:restartNumberingAfterBreak="0">
-    <w:nsid w:val="21DB0BF4"/>
+    <w:nsid w:val="0581630E"/>
     <w:multiLevelType w:val="hybridMultilevel"/>
-    <w:tmpl w:val="5ECC3DFA"/>
-    <w:lvl w:ilvl="0" w:tplc="56124946">
+    <w:tmpl w:val="6C84712E"/>
+    <w:lvl w:ilvl="0" w:tplc="08070001">
       <w:start w:val="1"/>
       <w:numFmt w:val="bullet"/>
-      <w:lvlText w:val="-"/>
+      <w:lvlText w:val=""/>
       <w:lvlJc w:val="left"/>
       <w:pPr>
-        <w:ind w:left="720" w:hanging="360"/>
+        <w:ind w:left="360" w:hanging="360"/>
       </w:pPr>
       <w:rPr>
-        <w:rFonts w:ascii="Aptos" w:eastAsiaTheme="minorHAnsi" w:hAnsi="Aptos" w:cstheme="minorBidi" w:hint="default"/>
+        <w:rFonts w:ascii="Symbol" w:hAnsi="Symbol" w:hint="default"/>
       </w:rPr>
     </w:lvl>
-    <w:lvl w:ilvl="1" w:tplc="20000003" w:tentative="1">
+    <w:lvl w:ilvl="1" w:tplc="08070003" w:tentative="1">
       <w:start w:val="1"/>
       <w:numFmt w:val="bullet"/>
       <w:lvlText w:val="o"/>
       <w:lvlJc w:val="left"/>
       <w:pPr>
-        <w:ind w:left="1440" w:hanging="360"/>
+        <w:ind w:left="1080" w:hanging="360"/>
       </w:pPr>
       <w:rPr>
         <w:rFonts w:ascii="Courier New" w:hAnsi="Courier New" w:cs="Courier New" w:hint="default"/>
       </w:rPr>
     </w:lvl>
-    <w:lvl w:ilvl="2" w:tplc="20000005" w:tentative="1">
+    <w:lvl w:ilvl="2" w:tplc="08070005" w:tentative="1">
       <w:start w:val="1"/>
       <w:numFmt w:val="bullet"/>
       <w:lvlText w:val=""/>
       <w:lvlJc w:val="left"/>
       <w:pPr>
-        <w:ind w:left="2160" w:hanging="360"/>
+        <w:ind w:left="1800" w:hanging="360"/>
       </w:pPr>
       <w:rPr>
         <w:rFonts w:ascii="Wingdings" w:hAnsi="Wingdings" w:hint="default"/>
       </w:rPr>
     </w:lvl>
-    <w:lvl w:ilvl="3" w:tplc="20000001" w:tentative="1">
+    <w:lvl w:ilvl="3" w:tplc="08070001" w:tentative="1">
       <w:start w:val="1"/>
       <w:numFmt w:val="bullet"/>
       <w:lvlText w:val=""/>
       <w:lvlJc w:val="left"/>
       <w:pPr>
-        <w:ind w:left="2880" w:hanging="360"/>
+        <w:ind w:left="2520" w:hanging="360"/>
       </w:pPr>
       <w:rPr>
         <w:rFonts w:ascii="Symbol" w:hAnsi="Symbol" w:hint="default"/>
       </w:rPr>
     </w:lvl>
-    <w:lvl w:ilvl="4" w:tplc="20000003" w:tentative="1">
+    <w:lvl w:ilvl="4" w:tplc="08070003" w:tentative="1">
       <w:start w:val="1"/>
       <w:numFmt w:val="bullet"/>
       <w:lvlText w:val="o"/>
       <w:lvlJc w:val="left"/>
       <w:pPr>
-        <w:ind w:left="3600" w:hanging="360"/>
+        <w:ind w:left="3240" w:hanging="360"/>
       </w:pPr>
       <w:rPr>
         <w:rFonts w:ascii="Courier New" w:hAnsi="Courier New" w:cs="Courier New" w:hint="default"/>
       </w:rPr>
     </w:lvl>
-    <w:lvl w:ilvl="5" w:tplc="20000005" w:tentative="1">
+    <w:lvl w:ilvl="5" w:tplc="08070005" w:tentative="1">
       <w:start w:val="1"/>
       <w:numFmt w:val="bullet"/>
       <w:lvlText w:val=""/>
       <w:lvlJc w:val="left"/>
       <w:pPr>
-        <w:ind w:left="4320" w:hanging="360"/>
+        <w:ind w:left="3960" w:hanging="360"/>
       </w:pPr>
       <w:rPr>
         <w:rFonts w:ascii="Wingdings" w:hAnsi="Wingdings" w:hint="default"/>
       </w:rPr>
     </w:lvl>
-    <w:lvl w:ilvl="6" w:tplc="20000001" w:tentative="1">
+    <w:lvl w:ilvl="6" w:tplc="08070001" w:tentative="1">
       <w:start w:val="1"/>
       <w:numFmt w:val="bullet"/>
       <w:lvlText w:val=""/>
       <w:lvlJc w:val="left"/>
       <w:pPr>
-        <w:ind w:left="5040" w:hanging="360"/>
+        <w:ind w:left="4680" w:hanging="360"/>
       </w:pPr>
       <w:rPr>
         <w:rFonts w:ascii="Symbol" w:hAnsi="Symbol" w:hint="default"/>
       </w:rPr>
     </w:lvl>
-    <w:lvl w:ilvl="7" w:tplc="20000003" w:tentative="1">
+    <w:lvl w:ilvl="7" w:tplc="08070003" w:tentative="1">
       <w:start w:val="1"/>
       <w:numFmt w:val="bullet"/>
       <w:lvlText w:val="o"/>
       <w:lvlJc w:val="left"/>
       <w:pPr>
-        <w:ind w:left="5760" w:hanging="360"/>
+        <w:ind w:left="5400" w:hanging="360"/>
       </w:pPr>
       <w:rPr>
         <w:rFonts w:ascii="Courier New" w:hAnsi="Courier New" w:cs="Courier New" w:hint="default"/>
       </w:rPr>
     </w:lvl>
-    <w:lvl w:ilvl="8" w:tplc="20000005" w:tentative="1">
+    <w:lvl w:ilvl="8" w:tplc="08070005" w:tentative="1">
       <w:start w:val="1"/>
       <w:numFmt w:val="bullet"/>
       <w:lvlText w:val=""/>
       <w:lvlJc w:val="left"/>
       <w:pPr>
-        <w:ind w:left="6480" w:hanging="360"/>
+        <w:ind w:left="6120" w:hanging="360"/>
       </w:pPr>
       <w:rPr>
         <w:rFonts w:ascii="Wingdings" w:hAnsi="Wingdings" w:hint="default"/>
       </w:rPr>
     </w:lvl>
   </w:abstractNum>
-  <w:num w:numId="1" w16cid:durableId="1472207083">
+  <w:abstractNum w:abstractNumId="1" w15:restartNumberingAfterBreak="0">
+    <w:nsid w:val="1F6D50DE"/>
+    <w:multiLevelType w:val="hybridMultilevel"/>
+    <w:tmpl w:val="31F012EA"/>
+    <w:lvl w:ilvl="0" w:tplc="0807000F">
+      <w:start w:val="1"/>
+      <w:numFmt w:val="decimal"/>
+      <w:lvlText w:val="%1."/>
+      <w:lvlJc w:val="left"/>
+      <w:pPr>
+        <w:ind w:left="720" w:hanging="360"/>
+      </w:pPr>
+      <w:rPr>
+        <w:rFonts w:hint="default"/>
+      </w:rPr>
+    </w:lvl>
+    <w:lvl w:ilvl="1" w:tplc="08070019" w:tentative="1">
+      <w:start w:val="1"/>
+      <w:numFmt w:val="lowerLetter"/>
+      <w:lvlText w:val="%2."/>
+      <w:lvlJc w:val="left"/>
+      <w:pPr>
+        <w:ind w:left="1440" w:hanging="360"/>
+      </w:pPr>
+    </w:lvl>
+    <w:lvl w:ilvl="2" w:tplc="0807001B" w:tentative="1">
+      <w:start w:val="1"/>
+      <w:numFmt w:val="lowerRoman"/>
+      <w:lvlText w:val="%3."/>
+      <w:lvlJc w:val="right"/>
+      <w:pPr>
+        <w:ind w:left="2160" w:hanging="180"/>
+      </w:pPr>
+    </w:lvl>
+    <w:lvl w:ilvl="3" w:tplc="0807000F" w:tentative="1">
+      <w:start w:val="1"/>
+      <w:numFmt w:val="decimal"/>
+      <w:lvlText w:val="%4."/>
+      <w:lvlJc w:val="left"/>
+      <w:pPr>
+        <w:ind w:left="2880" w:hanging="360"/>
+      </w:pPr>
+    </w:lvl>
+    <w:lvl w:ilvl="4" w:tplc="08070019" w:tentative="1">
+      <w:start w:val="1"/>
+      <w:numFmt w:val="lowerLetter"/>
+      <w:lvlText w:val="%5."/>
+      <w:lvlJc w:val="left"/>
+      <w:pPr>
+        <w:ind w:left="3600" w:hanging="360"/>
+      </w:pPr>
+    </w:lvl>
+    <w:lvl w:ilvl="5" w:tplc="0807001B" w:tentative="1">
+      <w:start w:val="1"/>
+      <w:numFmt w:val="lowerRoman"/>
+      <w:lvlText w:val="%6."/>
+      <w:lvlJc w:val="right"/>
+      <w:pPr>
+        <w:ind w:left="4320" w:hanging="180"/>
+      </w:pPr>
+    </w:lvl>
+    <w:lvl w:ilvl="6" w:tplc="0807000F" w:tentative="1">
+      <w:start w:val="1"/>
+      <w:numFmt w:val="decimal"/>
+      <w:lvlText w:val="%7."/>
+      <w:lvlJc w:val="left"/>
+      <w:pPr>
+        <w:ind w:left="5040" w:hanging="360"/>
+      </w:pPr>
+    </w:lvl>
+    <w:lvl w:ilvl="7" w:tplc="08070019" w:tentative="1">
+      <w:start w:val="1"/>
+      <w:numFmt w:val="lowerLetter"/>
+      <w:lvlText w:val="%8."/>
+      <w:lvlJc w:val="left"/>
+      <w:pPr>
+        <w:ind w:left="5760" w:hanging="360"/>
+      </w:pPr>
+    </w:lvl>
+    <w:lvl w:ilvl="8" w:tplc="0807001B" w:tentative="1">
+      <w:start w:val="1"/>
+      <w:numFmt w:val="lowerRoman"/>
+      <w:lvlText w:val="%9."/>
+      <w:lvlJc w:val="right"/>
+      <w:pPr>
+        <w:ind w:left="6480" w:hanging="180"/>
+      </w:pPr>
+    </w:lvl>
+  </w:abstractNum>
+  <w:abstractNum w:abstractNumId="2" w15:restartNumberingAfterBreak="0">
+    <w:nsid w:val="264F5D00"/>
+    <w:multiLevelType w:val="hybridMultilevel"/>
+    <w:tmpl w:val="3B48C0DC"/>
+    <w:lvl w:ilvl="0" w:tplc="08070001">
+      <w:start w:val="1"/>
+      <w:numFmt w:val="bullet"/>
+      <w:lvlText w:val=""/>
+      <w:lvlJc w:val="left"/>
+      <w:pPr>
+        <w:ind w:left="1440" w:hanging="360"/>
+      </w:pPr>
+      <w:rPr>
+        <w:rFonts w:ascii="Symbol" w:hAnsi="Symbol" w:hint="default"/>
+      </w:rPr>
+    </w:lvl>
+    <w:lvl w:ilvl="1" w:tplc="08070003" w:tentative="1">
+      <w:start w:val="1"/>
+      <w:numFmt w:val="bullet"/>
+      <w:lvlText w:val="o"/>
+      <w:lvlJc w:val="left"/>
+      <w:pPr>
+        <w:ind w:left="2160" w:hanging="360"/>
+      </w:pPr>
+      <w:rPr>
+        <w:rFonts w:ascii="Courier New" w:hAnsi="Courier New" w:cs="Courier New" w:hint="default"/>
+      </w:rPr>
+    </w:lvl>
+    <w:lvl w:ilvl="2" w:tplc="08070005" w:tentative="1">
+      <w:start w:val="1"/>
+      <w:numFmt w:val="bullet"/>
+      <w:lvlText w:val=""/>
+      <w:lvlJc w:val="left"/>
+      <w:pPr>
+        <w:ind w:left="2880" w:hanging="360"/>
+      </w:pPr>
+      <w:rPr>
+        <w:rFonts w:ascii="Wingdings" w:hAnsi="Wingdings" w:hint="default"/>
+      </w:rPr>
+    </w:lvl>
+    <w:lvl w:ilvl="3" w:tplc="08070001" w:tentative="1">
+      <w:start w:val="1"/>
+      <w:numFmt w:val="bullet"/>
+      <w:lvlText w:val=""/>
+      <w:lvlJc w:val="left"/>
+      <w:pPr>
+        <w:ind w:left="3600" w:hanging="360"/>
+      </w:pPr>
+      <w:rPr>
+        <w:rFonts w:ascii="Symbol" w:hAnsi="Symbol" w:hint="default"/>
+      </w:rPr>
+    </w:lvl>
+    <w:lvl w:ilvl="4" w:tplc="08070003" w:tentative="1">
+      <w:start w:val="1"/>
+      <w:numFmt w:val="bullet"/>
+      <w:lvlText w:val="o"/>
+      <w:lvlJc w:val="left"/>
+      <w:pPr>
+        <w:ind w:left="4320" w:hanging="360"/>
+      </w:pPr>
+      <w:rPr>
+        <w:rFonts w:ascii="Courier New" w:hAnsi="Courier New" w:cs="Courier New" w:hint="default"/>
+      </w:rPr>
+    </w:lvl>
+    <w:lvl w:ilvl="5" w:tplc="08070005" w:tentative="1">
+      <w:start w:val="1"/>
+      <w:numFmt w:val="bullet"/>
+      <w:lvlText w:val=""/>
+      <w:lvlJc w:val="left"/>
+      <w:pPr>
+        <w:ind w:left="5040" w:hanging="360"/>
+      </w:pPr>
+      <w:rPr>
+        <w:rFonts w:ascii="Wingdings" w:hAnsi="Wingdings" w:hint="default"/>
+      </w:rPr>
+    </w:lvl>
+    <w:lvl w:ilvl="6" w:tplc="08070001" w:tentative="1">
+      <w:start w:val="1"/>
+      <w:numFmt w:val="bullet"/>
+      <w:lvlText w:val=""/>
+      <w:lvlJc w:val="left"/>
+      <w:pPr>
+        <w:ind w:left="5760" w:hanging="360"/>
+      </w:pPr>
+      <w:rPr>
+        <w:rFonts w:ascii="Symbol" w:hAnsi="Symbol" w:hint="default"/>
+      </w:rPr>
+    </w:lvl>
+    <w:lvl w:ilvl="7" w:tplc="08070003" w:tentative="1">
+      <w:start w:val="1"/>
+      <w:numFmt w:val="bullet"/>
+      <w:lvlText w:val="o"/>
+      <w:lvlJc w:val="left"/>
+      <w:pPr>
+        <w:ind w:left="6480" w:hanging="360"/>
+      </w:pPr>
+      <w:rPr>
+        <w:rFonts w:ascii="Courier New" w:hAnsi="Courier New" w:cs="Courier New" w:hint="default"/>
+      </w:rPr>
+    </w:lvl>
+    <w:lvl w:ilvl="8" w:tplc="08070005" w:tentative="1">
+      <w:start w:val="1"/>
+      <w:numFmt w:val="bullet"/>
+      <w:lvlText w:val=""/>
+      <w:lvlJc w:val="left"/>
+      <w:pPr>
+        <w:ind w:left="7200" w:hanging="360"/>
+      </w:pPr>
+      <w:rPr>
+        <w:rFonts w:ascii="Wingdings" w:hAnsi="Wingdings" w:hint="default"/>
+      </w:rPr>
+    </w:lvl>
+  </w:abstractNum>
+  <w:abstractNum w:abstractNumId="3" w15:restartNumberingAfterBreak="0">
+    <w:nsid w:val="3CD33C50"/>
+    <w:multiLevelType w:val="hybridMultilevel"/>
+    <w:tmpl w:val="F1A6EEB0"/>
+    <w:lvl w:ilvl="0" w:tplc="08070001">
+      <w:start w:val="1"/>
+      <w:numFmt w:val="bullet"/>
+      <w:lvlText w:val=""/>
+      <w:lvlJc w:val="left"/>
+      <w:pPr>
+        <w:ind w:left="1080" w:hanging="360"/>
+      </w:pPr>
+      <w:rPr>
+        <w:rFonts w:ascii="Symbol" w:hAnsi="Symbol" w:hint="default"/>
+      </w:rPr>
+    </w:lvl>
+    <w:lvl w:ilvl="1" w:tplc="08070003" w:tentative="1">
+      <w:start w:val="1"/>
+      <w:numFmt w:val="bullet"/>
+      <w:lvlText w:val="o"/>
+      <w:lvlJc w:val="left"/>
+      <w:pPr>
+        <w:ind w:left="1800" w:hanging="360"/>
+      </w:pPr>
+      <w:rPr>
+        <w:rFonts w:ascii="Courier New" w:hAnsi="Courier New" w:cs="Courier New" w:hint="default"/>
+      </w:rPr>
+    </w:lvl>
+    <w:lvl w:ilvl="2" w:tplc="08070005" w:tentative="1">
+      <w:start w:val="1"/>
+      <w:numFmt w:val="bullet"/>
+      <w:lvlText w:val=""/>
+      <w:lvlJc w:val="left"/>
+      <w:pPr>
+        <w:ind w:left="2520" w:hanging="360"/>
+      </w:pPr>
+      <w:rPr>
+        <w:rFonts w:ascii="Wingdings" w:hAnsi="Wingdings" w:hint="default"/>
+      </w:rPr>
+    </w:lvl>
+    <w:lvl w:ilvl="3" w:tplc="08070001" w:tentative="1">
+      <w:start w:val="1"/>
+      <w:numFmt w:val="bullet"/>
+      <w:lvlText w:val=""/>
+      <w:lvlJc w:val="left"/>
+      <w:pPr>
+        <w:ind w:left="3240" w:hanging="360"/>
+      </w:pPr>
+      <w:rPr>
+        <w:rFonts w:ascii="Symbol" w:hAnsi="Symbol" w:hint="default"/>
+      </w:rPr>
+    </w:lvl>
+    <w:lvl w:ilvl="4" w:tplc="08070003" w:tentative="1">
+      <w:start w:val="1"/>
+      <w:numFmt w:val="bullet"/>
+      <w:lvlText w:val="o"/>
+      <w:lvlJc w:val="left"/>
+      <w:pPr>
+        <w:ind w:left="3960" w:hanging="360"/>
+      </w:pPr>
+      <w:rPr>
+        <w:rFonts w:ascii="Courier New" w:hAnsi="Courier New" w:cs="Courier New" w:hint="default"/>
+      </w:rPr>
+    </w:lvl>
+    <w:lvl w:ilvl="5" w:tplc="08070005" w:tentative="1">
+      <w:start w:val="1"/>
+      <w:numFmt w:val="bullet"/>
+      <w:lvlText w:val=""/>
+      <w:lvlJc w:val="left"/>
+      <w:pPr>
+        <w:ind w:left="4680" w:hanging="360"/>
+      </w:pPr>
+      <w:rPr>
+        <w:rFonts w:ascii="Wingdings" w:hAnsi="Wingdings" w:hint="default"/>
+      </w:rPr>
+    </w:lvl>
+    <w:lvl w:ilvl="6" w:tplc="08070001" w:tentative="1">
+      <w:start w:val="1"/>
+      <w:numFmt w:val="bullet"/>
+      <w:lvlText w:val=""/>
+      <w:lvlJc w:val="left"/>
+      <w:pPr>
+        <w:ind w:left="5400" w:hanging="360"/>
+      </w:pPr>
+      <w:rPr>
+        <w:rFonts w:ascii="Symbol" w:hAnsi="Symbol" w:hint="default"/>
+      </w:rPr>
+    </w:lvl>
+    <w:lvl w:ilvl="7" w:tplc="08070003" w:tentative="1">
+      <w:start w:val="1"/>
+      <w:numFmt w:val="bullet"/>
+      <w:lvlText w:val="o"/>
+      <w:lvlJc w:val="left"/>
+      <w:pPr>
+        <w:ind w:left="6120" w:hanging="360"/>
+      </w:pPr>
+      <w:rPr>
+        <w:rFonts w:ascii="Courier New" w:hAnsi="Courier New" w:cs="Courier New" w:hint="default"/>
+      </w:rPr>
+    </w:lvl>
+    <w:lvl w:ilvl="8" w:tplc="08070005" w:tentative="1">
+      <w:start w:val="1"/>
+      <w:numFmt w:val="bullet"/>
+      <w:lvlText w:val=""/>
+      <w:lvlJc w:val="left"/>
+      <w:pPr>
+        <w:ind w:left="6840" w:hanging="360"/>
+      </w:pPr>
+      <w:rPr>
+        <w:rFonts w:ascii="Wingdings" w:hAnsi="Wingdings" w:hint="default"/>
+      </w:rPr>
+    </w:lvl>
+  </w:abstractNum>
+  <w:abstractNum w:abstractNumId="4" w15:restartNumberingAfterBreak="0">
+    <w:nsid w:val="48523BED"/>
+    <w:multiLevelType w:val="hybridMultilevel"/>
+    <w:tmpl w:val="6536346C"/>
+    <w:lvl w:ilvl="0" w:tplc="08070001">
+      <w:start w:val="1"/>
+      <w:numFmt w:val="bullet"/>
+      <w:lvlText w:val=""/>
+      <w:lvlJc w:val="left"/>
+      <w:pPr>
+        <w:ind w:left="720" w:hanging="360"/>
+      </w:pPr>
+      <w:rPr>
+        <w:rFonts w:ascii="Symbol" w:hAnsi="Symbol" w:hint="default"/>
+      </w:rPr>
+    </w:lvl>
+    <w:lvl w:ilvl="1" w:tplc="08070003" w:tentative="1">
+      <w:start w:val="1"/>
+      <w:numFmt w:val="bullet"/>
+      <w:lvlText w:val="o"/>
+      <w:lvlJc w:val="left"/>
+      <w:pPr>
+        <w:ind w:left="1440" w:hanging="360"/>
+      </w:pPr>
+      <w:rPr>
+        <w:rFonts w:ascii="Courier New" w:hAnsi="Courier New" w:cs="Courier New" w:hint="default"/>
+      </w:rPr>
+    </w:lvl>
+    <w:lvl w:ilvl="2" w:tplc="08070005" w:tentative="1">
+      <w:start w:val="1"/>
+      <w:numFmt w:val="bullet"/>
+      <w:lvlText w:val=""/>
+      <w:lvlJc w:val="left"/>
+      <w:pPr>
+        <w:ind w:left="2160" w:hanging="360"/>
+      </w:pPr>
+      <w:rPr>
+        <w:rFonts w:ascii="Wingdings" w:hAnsi="Wingdings" w:hint="default"/>
+      </w:rPr>
+    </w:lvl>
+    <w:lvl w:ilvl="3" w:tplc="08070001" w:tentative="1">
+      <w:start w:val="1"/>
+      <w:numFmt w:val="bullet"/>
+      <w:lvlText w:val=""/>
+      <w:lvlJc w:val="left"/>
+      <w:pPr>
+        <w:ind w:left="2880" w:hanging="360"/>
+      </w:pPr>
+      <w:rPr>
+        <w:rFonts w:ascii="Symbol" w:hAnsi="Symbol" w:hint="default"/>
+      </w:rPr>
+    </w:lvl>
+    <w:lvl w:ilvl="4" w:tplc="08070003" w:tentative="1">
+      <w:start w:val="1"/>
+      <w:numFmt w:val="bullet"/>
+      <w:lvlText w:val="o"/>
+      <w:lvlJc w:val="left"/>
+      <w:pPr>
+        <w:ind w:left="3600" w:hanging="360"/>
+      </w:pPr>
+      <w:rPr>
+        <w:rFonts w:ascii="Courier New" w:hAnsi="Courier New" w:cs="Courier New" w:hint="default"/>
+      </w:rPr>
+    </w:lvl>
+    <w:lvl w:ilvl="5" w:tplc="08070005" w:tentative="1">
+      <w:start w:val="1"/>
+      <w:numFmt w:val="bullet"/>
+      <w:lvlText w:val=""/>
+      <w:lvlJc w:val="left"/>
+      <w:pPr>
+        <w:ind w:left="4320" w:hanging="360"/>
+      </w:pPr>
+      <w:rPr>
+        <w:rFonts w:ascii="Wingdings" w:hAnsi="Wingdings" w:hint="default"/>
+      </w:rPr>
+    </w:lvl>
+    <w:lvl w:ilvl="6" w:tplc="08070001" w:tentative="1">
+      <w:start w:val="1"/>
+      <w:numFmt w:val="bullet"/>
+      <w:lvlText w:val=""/>
+      <w:lvlJc w:val="left"/>
+      <w:pPr>
+        <w:ind w:left="5040" w:hanging="360"/>
+      </w:pPr>
+      <w:rPr>
+        <w:rFonts w:ascii="Symbol" w:hAnsi="Symbol" w:hint="default"/>
+      </w:rPr>
+    </w:lvl>
+    <w:lvl w:ilvl="7" w:tplc="08070003" w:tentative="1">
+      <w:start w:val="1"/>
+      <w:numFmt w:val="bullet"/>
+      <w:lvlText w:val="o"/>
+      <w:lvlJc w:val="left"/>
+      <w:pPr>
+        <w:ind w:left="5760" w:hanging="360"/>
+      </w:pPr>
+      <w:rPr>
+        <w:rFonts w:ascii="Courier New" w:hAnsi="Courier New" w:cs="Courier New" w:hint="default"/>
+      </w:rPr>
+    </w:lvl>
+    <w:lvl w:ilvl="8" w:tplc="08070005" w:tentative="1">
+      <w:start w:val="1"/>
+      <w:numFmt w:val="bullet"/>
+      <w:lvlText w:val=""/>
+      <w:lvlJc w:val="left"/>
+      <w:pPr>
+        <w:ind w:left="6480" w:hanging="360"/>
+      </w:pPr>
+      <w:rPr>
+        <w:rFonts w:ascii="Wingdings" w:hAnsi="Wingdings" w:hint="default"/>
+      </w:rPr>
+    </w:lvl>
+  </w:abstractNum>
+  <w:abstractNum w:abstractNumId="5" w15:restartNumberingAfterBreak="0">
+    <w:nsid w:val="545A3956"/>
+    <w:multiLevelType w:val="hybridMultilevel"/>
+    <w:tmpl w:val="ADA2A0C0"/>
+    <w:lvl w:ilvl="0" w:tplc="08070001">
+      <w:start w:val="1"/>
+      <w:numFmt w:val="bullet"/>
+      <w:lvlText w:val=""/>
+      <w:lvlJc w:val="left"/>
+      <w:pPr>
+        <w:ind w:left="720" w:hanging="360"/>
+      </w:pPr>
+      <w:rPr>
+        <w:rFonts w:ascii="Symbol" w:hAnsi="Symbol" w:hint="default"/>
+      </w:rPr>
+    </w:lvl>
+    <w:lvl w:ilvl="1" w:tplc="08070003" w:tentative="1">
+      <w:start w:val="1"/>
+      <w:numFmt w:val="bullet"/>
+      <w:lvlText w:val="o"/>
+      <w:lvlJc w:val="left"/>
+      <w:pPr>
+        <w:ind w:left="1440" w:hanging="360"/>
+      </w:pPr>
+      <w:rPr>
+        <w:rFonts w:ascii="Courier New" w:hAnsi="Courier New" w:cs="Courier New" w:hint="default"/>
+      </w:rPr>
+    </w:lvl>
+    <w:lvl w:ilvl="2" w:tplc="08070005" w:tentative="1">
+      <w:start w:val="1"/>
+      <w:numFmt w:val="bullet"/>
+      <w:lvlText w:val=""/>
+      <w:lvlJc w:val="left"/>
+      <w:pPr>
+        <w:ind w:left="2160" w:hanging="360"/>
+      </w:pPr>
+      <w:rPr>
+        <w:rFonts w:ascii="Wingdings" w:hAnsi="Wingdings" w:hint="default"/>
+      </w:rPr>
+    </w:lvl>
+    <w:lvl w:ilvl="3" w:tplc="08070001" w:tentative="1">
+      <w:start w:val="1"/>
+      <w:numFmt w:val="bullet"/>
+      <w:lvlText w:val=""/>
+      <w:lvlJc w:val="left"/>
+      <w:pPr>
+        <w:ind w:left="2880" w:hanging="360"/>
+      </w:pPr>
+      <w:rPr>
+        <w:rFonts w:ascii="Symbol" w:hAnsi="Symbol" w:hint="default"/>
+      </w:rPr>
+    </w:lvl>
+    <w:lvl w:ilvl="4" w:tplc="08070003" w:tentative="1">
+      <w:start w:val="1"/>
+      <w:numFmt w:val="bullet"/>
+      <w:lvlText w:val="o"/>
+      <w:lvlJc w:val="left"/>
+      <w:pPr>
+        <w:ind w:left="3600" w:hanging="360"/>
+      </w:pPr>
+      <w:rPr>
+        <w:rFonts w:ascii="Courier New" w:hAnsi="Courier New" w:cs="Courier New" w:hint="default"/>
+      </w:rPr>
+    </w:lvl>
+    <w:lvl w:ilvl="5" w:tplc="08070005" w:tentative="1">
+      <w:start w:val="1"/>
+      <w:numFmt w:val="bullet"/>
+      <w:lvlText w:val=""/>
+      <w:lvlJc w:val="left"/>
+      <w:pPr>
+        <w:ind w:left="4320" w:hanging="360"/>
+      </w:pPr>
+      <w:rPr>
+        <w:rFonts w:ascii="Wingdings" w:hAnsi="Wingdings" w:hint="default"/>
+      </w:rPr>
+    </w:lvl>
+    <w:lvl w:ilvl="6" w:tplc="08070001" w:tentative="1">
+      <w:start w:val="1"/>
+      <w:numFmt w:val="bullet"/>
+      <w:lvlText w:val=""/>
+      <w:lvlJc w:val="left"/>
+      <w:pPr>
+        <w:ind w:left="5040" w:hanging="360"/>
+      </w:pPr>
+      <w:rPr>
+        <w:rFonts w:ascii="Symbol" w:hAnsi="Symbol" w:hint="default"/>
+      </w:rPr>
+    </w:lvl>
+    <w:lvl w:ilvl="7" w:tplc="08070003" w:tentative="1">
+      <w:start w:val="1"/>
+      <w:numFmt w:val="bullet"/>
+      <w:lvlText w:val="o"/>
+      <w:lvlJc w:val="left"/>
+      <w:pPr>
+        <w:ind w:left="5760" w:hanging="360"/>
+      </w:pPr>
+      <w:rPr>
+        <w:rFonts w:ascii="Courier New" w:hAnsi="Courier New" w:cs="Courier New" w:hint="default"/>
+      </w:rPr>
+    </w:lvl>
+    <w:lvl w:ilvl="8" w:tplc="08070005" w:tentative="1">
+      <w:start w:val="1"/>
+      <w:numFmt w:val="bullet"/>
+      <w:lvlText w:val=""/>
+      <w:lvlJc w:val="left"/>
+      <w:pPr>
+        <w:ind w:left="6480" w:hanging="360"/>
+      </w:pPr>
+      <w:rPr>
+        <w:rFonts w:ascii="Wingdings" w:hAnsi="Wingdings" w:hint="default"/>
+      </w:rPr>
+    </w:lvl>
+  </w:abstractNum>
+  <w:abstractNum w:abstractNumId="6" w15:restartNumberingAfterBreak="0">
+    <w:nsid w:val="652B7F6D"/>
+    <w:multiLevelType w:val="hybridMultilevel"/>
+    <w:tmpl w:val="BB8C9104"/>
+    <w:lvl w:ilvl="0" w:tplc="08070001">
+      <w:start w:val="1"/>
+      <w:numFmt w:val="bullet"/>
+      <w:lvlText w:val=""/>
+      <w:lvlJc w:val="left"/>
+      <w:pPr>
+        <w:ind w:left="720" w:hanging="360"/>
+      </w:pPr>
+      <w:rPr>
+        <w:rFonts w:ascii="Symbol" w:hAnsi="Symbol" w:hint="default"/>
+      </w:rPr>
+    </w:lvl>
+    <w:lvl w:ilvl="1" w:tplc="08070003" w:tentative="1">
+      <w:start w:val="1"/>
+      <w:numFmt w:val="bullet"/>
+      <w:lvlText w:val="o"/>
+      <w:lvlJc w:val="left"/>
+      <w:pPr>
+        <w:ind w:left="1440" w:hanging="360"/>
+      </w:pPr>
+      <w:rPr>
+        <w:rFonts w:ascii="Courier New" w:hAnsi="Courier New" w:cs="Courier New" w:hint="default"/>
+      </w:rPr>
+    </w:lvl>
+    <w:lvl w:ilvl="2" w:tplc="08070005" w:tentative="1">
+      <w:start w:val="1"/>
+      <w:numFmt w:val="bullet"/>
+      <w:lvlText w:val=""/>
+      <w:lvlJc w:val="left"/>
+      <w:pPr>
+        <w:ind w:left="2160" w:hanging="360"/>
+      </w:pPr>
+      <w:rPr>
+        <w:rFonts w:ascii="Wingdings" w:hAnsi="Wingdings" w:hint="default"/>
+      </w:rPr>
+    </w:lvl>
+    <w:lvl w:ilvl="3" w:tplc="08070001" w:tentative="1">
+      <w:start w:val="1"/>
+      <w:numFmt w:val="bullet"/>
+      <w:lvlText w:val=""/>
+      <w:lvlJc w:val="left"/>
+      <w:pPr>
+        <w:ind w:left="2880" w:hanging="360"/>
+      </w:pPr>
+      <w:rPr>
+        <w:rFonts w:ascii="Symbol" w:hAnsi="Symbol" w:hint="default"/>
+      </w:rPr>
+    </w:lvl>
+    <w:lvl w:ilvl="4" w:tplc="08070003" w:tentative="1">
+      <w:start w:val="1"/>
+      <w:numFmt w:val="bullet"/>
+      <w:lvlText w:val="o"/>
+      <w:lvlJc w:val="left"/>
+      <w:pPr>
+        <w:ind w:left="3600" w:hanging="360"/>
+      </w:pPr>
+      <w:rPr>
+        <w:rFonts w:ascii="Courier New" w:hAnsi="Courier New" w:cs="Courier New" w:hint="default"/>
+      </w:rPr>
+    </w:lvl>
+    <w:lvl w:ilvl="5" w:tplc="08070005" w:tentative="1">
+      <w:start w:val="1"/>
+      <w:numFmt w:val="bullet"/>
+      <w:lvlText w:val=""/>
+      <w:lvlJc w:val="left"/>
+      <w:pPr>
+        <w:ind w:left="4320" w:hanging="360"/>
+      </w:pPr>
+      <w:rPr>
+        <w:rFonts w:ascii="Wingdings" w:hAnsi="Wingdings" w:hint="default"/>
+      </w:rPr>
+    </w:lvl>
+    <w:lvl w:ilvl="6" w:tplc="08070001" w:tentative="1">
+      <w:start w:val="1"/>
+      <w:numFmt w:val="bullet"/>
+      <w:lvlText w:val=""/>
+      <w:lvlJc w:val="left"/>
+      <w:pPr>
+        <w:ind w:left="5040" w:hanging="360"/>
+      </w:pPr>
+      <w:rPr>
+        <w:rFonts w:ascii="Symbol" w:hAnsi="Symbol" w:hint="default"/>
+      </w:rPr>
+    </w:lvl>
+    <w:lvl w:ilvl="7" w:tplc="08070003" w:tentative="1">
+      <w:start w:val="1"/>
+      <w:numFmt w:val="bullet"/>
+      <w:lvlText w:val="o"/>
+      <w:lvlJc w:val="left"/>
+      <w:pPr>
+        <w:ind w:left="5760" w:hanging="360"/>
+      </w:pPr>
+      <w:rPr>
+        <w:rFonts w:ascii="Courier New" w:hAnsi="Courier New" w:cs="Courier New" w:hint="default"/>
+      </w:rPr>
+    </w:lvl>
+    <w:lvl w:ilvl="8" w:tplc="08070005" w:tentative="1">
+      <w:start w:val="1"/>
+      <w:numFmt w:val="bullet"/>
+      <w:lvlText w:val=""/>
+      <w:lvlJc w:val="left"/>
+      <w:pPr>
+        <w:ind w:left="6480" w:hanging="360"/>
+      </w:pPr>
+      <w:rPr>
+        <w:rFonts w:ascii="Wingdings" w:hAnsi="Wingdings" w:hint="default"/>
+      </w:rPr>
+    </w:lvl>
+  </w:abstractNum>
+  <w:abstractNum w:abstractNumId="7" w15:restartNumberingAfterBreak="0">
+    <w:nsid w:val="7B9551C1"/>
+    <w:multiLevelType w:val="hybridMultilevel"/>
+    <w:tmpl w:val="57165AE0"/>
+    <w:lvl w:ilvl="0" w:tplc="0807000F">
+      <w:start w:val="1"/>
+      <w:numFmt w:val="decimal"/>
+      <w:lvlText w:val="%1."/>
+      <w:lvlJc w:val="left"/>
+      <w:pPr>
+        <w:ind w:left="720" w:hanging="360"/>
+      </w:pPr>
+    </w:lvl>
+    <w:lvl w:ilvl="1" w:tplc="08070019" w:tentative="1">
+      <w:start w:val="1"/>
+      <w:numFmt w:val="lowerLetter"/>
+      <w:lvlText w:val="%2."/>
+      <w:lvlJc w:val="left"/>
+      <w:pPr>
+        <w:ind w:left="1440" w:hanging="360"/>
+      </w:pPr>
+    </w:lvl>
+    <w:lvl w:ilvl="2" w:tplc="0807001B" w:tentative="1">
+      <w:start w:val="1"/>
+      <w:numFmt w:val="lowerRoman"/>
+      <w:lvlText w:val="%3."/>
+      <w:lvlJc w:val="right"/>
+      <w:pPr>
+        <w:ind w:left="2160" w:hanging="180"/>
+      </w:pPr>
+    </w:lvl>
+    <w:lvl w:ilvl="3" w:tplc="0807000F" w:tentative="1">
+      <w:start w:val="1"/>
+      <w:numFmt w:val="decimal"/>
+      <w:lvlText w:val="%4."/>
+      <w:lvlJc w:val="left"/>
+      <w:pPr>
+        <w:ind w:left="2880" w:hanging="360"/>
+      </w:pPr>
+    </w:lvl>
+    <w:lvl w:ilvl="4" w:tplc="08070019" w:tentative="1">
+      <w:start w:val="1"/>
+      <w:numFmt w:val="lowerLetter"/>
+      <w:lvlText w:val="%5."/>
+      <w:lvlJc w:val="left"/>
+      <w:pPr>
+        <w:ind w:left="3600" w:hanging="360"/>
+      </w:pPr>
+    </w:lvl>
+    <w:lvl w:ilvl="5" w:tplc="0807001B" w:tentative="1">
+      <w:start w:val="1"/>
+      <w:numFmt w:val="lowerRoman"/>
+      <w:lvlText w:val="%6."/>
+      <w:lvlJc w:val="right"/>
+      <w:pPr>
+        <w:ind w:left="4320" w:hanging="180"/>
+      </w:pPr>
+    </w:lvl>
+    <w:lvl w:ilvl="6" w:tplc="0807000F" w:tentative="1">
+      <w:start w:val="1"/>
+      <w:numFmt w:val="decimal"/>
+      <w:lvlText w:val="%7."/>
+      <w:lvlJc w:val="left"/>
+      <w:pPr>
+        <w:ind w:left="5040" w:hanging="360"/>
+      </w:pPr>
+    </w:lvl>
+    <w:lvl w:ilvl="7" w:tplc="08070019" w:tentative="1">
+      <w:start w:val="1"/>
+      <w:numFmt w:val="lowerLetter"/>
+      <w:lvlText w:val="%8."/>
+      <w:lvlJc w:val="left"/>
+      <w:pPr>
+        <w:ind w:left="5760" w:hanging="360"/>
+      </w:pPr>
+    </w:lvl>
+    <w:lvl w:ilvl="8" w:tplc="0807001B" w:tentative="1">
+      <w:start w:val="1"/>
+      <w:numFmt w:val="lowerRoman"/>
+      <w:lvlText w:val="%9."/>
+      <w:lvlJc w:val="right"/>
+      <w:pPr>
+        <w:ind w:left="6480" w:hanging="180"/>
+      </w:pPr>
+    </w:lvl>
+  </w:abstractNum>
+  <w:num w:numId="1" w16cid:durableId="1320725">
+    <w:abstractNumId w:val="7"/>
+  </w:num>
+  <w:num w:numId="2" w16cid:durableId="773674933">
     <w:abstractNumId w:val="0"/>
+  </w:num>
+  <w:num w:numId="3" w16cid:durableId="326712915">
+    <w:abstractNumId w:val="4"/>
+  </w:num>
+  <w:num w:numId="4" w16cid:durableId="1747072448">
+    <w:abstractNumId w:val="5"/>
+  </w:num>
+  <w:num w:numId="5" w16cid:durableId="1282540178">
+    <w:abstractNumId w:val="3"/>
+  </w:num>
+  <w:num w:numId="6" w16cid:durableId="228851942">
+    <w:abstractNumId w:val="2"/>
+  </w:num>
+  <w:num w:numId="7" w16cid:durableId="352388208">
+    <w:abstractNumId w:val="6"/>
+  </w:num>
+  <w:num w:numId="8" w16cid:durableId="463887800">
+    <w:abstractNumId w:val="1"/>
   </w:num>
 </w:numbering>
 </file>
@@ -646,7 +5924,7 @@
         <w:kern w:val="2"/>
         <w:sz w:val="24"/>
         <w:szCs w:val="24"/>
-        <w:lang w:val="en-CH" w:eastAsia="en-US" w:bidi="ar-SA"/>
+        <w:lang w:val="de-CH" w:eastAsia="en-US" w:bidi="ar-SA"/>
         <w14:ligatures w14:val="standardContextual"/>
       </w:rPr>
     </w:rPrDefault>
@@ -1034,18 +6312,18 @@
     <w:lsdException w:name="Unresolved Mention" w:semiHidden="1" w:unhideWhenUsed="1"/>
     <w:lsdException w:name="Smart Link" w:semiHidden="1" w:unhideWhenUsed="1"/>
   </w:latentStyles>
-  <w:style w:type="paragraph" w:default="1" w:styleId="Normal">
+  <w:style w:type="paragraph" w:default="1" w:styleId="Standard">
     <w:name w:val="Normal"/>
     <w:qFormat/>
   </w:style>
-  <w:style w:type="paragraph" w:styleId="Heading1">
+  <w:style w:type="paragraph" w:styleId="berschrift1">
     <w:name w:val="heading 1"/>
-    <w:basedOn w:val="Normal"/>
-    <w:next w:val="Normal"/>
-    <w:link w:val="Heading1Char"/>
+    <w:basedOn w:val="Standard"/>
+    <w:next w:val="Standard"/>
+    <w:link w:val="berschrift1Zchn"/>
     <w:uiPriority w:val="9"/>
     <w:qFormat/>
-    <w:rsid w:val="00740B5A"/>
+    <w:rsid w:val="00703DF2"/>
     <w:pPr>
       <w:keepNext/>
       <w:keepLines/>
@@ -1059,16 +6337,15 @@
       <w:szCs w:val="40"/>
     </w:rPr>
   </w:style>
-  <w:style w:type="paragraph" w:styleId="Heading2">
+  <w:style w:type="paragraph" w:styleId="berschrift2">
     <w:name w:val="heading 2"/>
-    <w:basedOn w:val="Normal"/>
-    <w:next w:val="Normal"/>
-    <w:link w:val="Heading2Char"/>
+    <w:basedOn w:val="Standard"/>
+    <w:next w:val="Standard"/>
+    <w:link w:val="berschrift2Zchn"/>
     <w:uiPriority w:val="9"/>
-    <w:semiHidden/>
     <w:unhideWhenUsed/>
     <w:qFormat/>
-    <w:rsid w:val="00740B5A"/>
+    <w:rsid w:val="00703DF2"/>
     <w:pPr>
       <w:keepNext/>
       <w:keepLines/>
@@ -1082,16 +6359,15 @@
       <w:szCs w:val="32"/>
     </w:rPr>
   </w:style>
-  <w:style w:type="paragraph" w:styleId="Heading3">
+  <w:style w:type="paragraph" w:styleId="berschrift3">
     <w:name w:val="heading 3"/>
-    <w:basedOn w:val="Normal"/>
-    <w:next w:val="Normal"/>
-    <w:link w:val="Heading3Char"/>
+    <w:basedOn w:val="Standard"/>
+    <w:next w:val="Standard"/>
+    <w:link w:val="berschrift3Zchn"/>
     <w:uiPriority w:val="9"/>
-    <w:semiHidden/>
     <w:unhideWhenUsed/>
     <w:qFormat/>
-    <w:rsid w:val="00740B5A"/>
+    <w:rsid w:val="00703DF2"/>
     <w:pPr>
       <w:keepNext/>
       <w:keepLines/>
@@ -1105,16 +6381,16 @@
       <w:szCs w:val="28"/>
     </w:rPr>
   </w:style>
-  <w:style w:type="paragraph" w:styleId="Heading4">
+  <w:style w:type="paragraph" w:styleId="berschrift4">
     <w:name w:val="heading 4"/>
-    <w:basedOn w:val="Normal"/>
-    <w:next w:val="Normal"/>
-    <w:link w:val="Heading4Char"/>
+    <w:basedOn w:val="Standard"/>
+    <w:next w:val="Standard"/>
+    <w:link w:val="berschrift4Zchn"/>
     <w:uiPriority w:val="9"/>
     <w:semiHidden/>
     <w:unhideWhenUsed/>
     <w:qFormat/>
-    <w:rsid w:val="00740B5A"/>
+    <w:rsid w:val="00703DF2"/>
     <w:pPr>
       <w:keepNext/>
       <w:keepLines/>
@@ -1128,16 +6404,16 @@
       <w:color w:val="0F4761" w:themeColor="accent1" w:themeShade="BF"/>
     </w:rPr>
   </w:style>
-  <w:style w:type="paragraph" w:styleId="Heading5">
+  <w:style w:type="paragraph" w:styleId="berschrift5">
     <w:name w:val="heading 5"/>
-    <w:basedOn w:val="Normal"/>
-    <w:next w:val="Normal"/>
-    <w:link w:val="Heading5Char"/>
+    <w:basedOn w:val="Standard"/>
+    <w:next w:val="Standard"/>
+    <w:link w:val="berschrift5Zchn"/>
     <w:uiPriority w:val="9"/>
     <w:semiHidden/>
     <w:unhideWhenUsed/>
     <w:qFormat/>
-    <w:rsid w:val="00740B5A"/>
+    <w:rsid w:val="00703DF2"/>
     <w:pPr>
       <w:keepNext/>
       <w:keepLines/>
@@ -1149,16 +6425,16 @@
       <w:color w:val="0F4761" w:themeColor="accent1" w:themeShade="BF"/>
     </w:rPr>
   </w:style>
-  <w:style w:type="paragraph" w:styleId="Heading6">
+  <w:style w:type="paragraph" w:styleId="berschrift6">
     <w:name w:val="heading 6"/>
-    <w:basedOn w:val="Normal"/>
-    <w:next w:val="Normal"/>
-    <w:link w:val="Heading6Char"/>
+    <w:basedOn w:val="Standard"/>
+    <w:next w:val="Standard"/>
+    <w:link w:val="berschrift6Zchn"/>
     <w:uiPriority w:val="9"/>
     <w:semiHidden/>
     <w:unhideWhenUsed/>
     <w:qFormat/>
-    <w:rsid w:val="00740B5A"/>
+    <w:rsid w:val="00703DF2"/>
     <w:pPr>
       <w:keepNext/>
       <w:keepLines/>
@@ -1172,16 +6448,16 @@
       <w:color w:val="595959" w:themeColor="text1" w:themeTint="A6"/>
     </w:rPr>
   </w:style>
-  <w:style w:type="paragraph" w:styleId="Heading7">
+  <w:style w:type="paragraph" w:styleId="berschrift7">
     <w:name w:val="heading 7"/>
-    <w:basedOn w:val="Normal"/>
-    <w:next w:val="Normal"/>
-    <w:link w:val="Heading7Char"/>
+    <w:basedOn w:val="Standard"/>
+    <w:next w:val="Standard"/>
+    <w:link w:val="berschrift7Zchn"/>
     <w:uiPriority w:val="9"/>
     <w:semiHidden/>
     <w:unhideWhenUsed/>
     <w:qFormat/>
-    <w:rsid w:val="00740B5A"/>
+    <w:rsid w:val="00703DF2"/>
     <w:pPr>
       <w:keepNext/>
       <w:keepLines/>
@@ -1193,16 +6469,16 @@
       <w:color w:val="595959" w:themeColor="text1" w:themeTint="A6"/>
     </w:rPr>
   </w:style>
-  <w:style w:type="paragraph" w:styleId="Heading8">
+  <w:style w:type="paragraph" w:styleId="berschrift8">
     <w:name w:val="heading 8"/>
-    <w:basedOn w:val="Normal"/>
-    <w:next w:val="Normal"/>
-    <w:link w:val="Heading8Char"/>
+    <w:basedOn w:val="Standard"/>
+    <w:next w:val="Standard"/>
+    <w:link w:val="berschrift8Zchn"/>
     <w:uiPriority w:val="9"/>
     <w:semiHidden/>
     <w:unhideWhenUsed/>
     <w:qFormat/>
-    <w:rsid w:val="00740B5A"/>
+    <w:rsid w:val="00703DF2"/>
     <w:pPr>
       <w:keepNext/>
       <w:keepLines/>
@@ -1216,16 +6492,16 @@
       <w:color w:val="272727" w:themeColor="text1" w:themeTint="D8"/>
     </w:rPr>
   </w:style>
-  <w:style w:type="paragraph" w:styleId="Heading9">
+  <w:style w:type="paragraph" w:styleId="berschrift9">
     <w:name w:val="heading 9"/>
-    <w:basedOn w:val="Normal"/>
-    <w:next w:val="Normal"/>
-    <w:link w:val="Heading9Char"/>
+    <w:basedOn w:val="Standard"/>
+    <w:next w:val="Standard"/>
+    <w:link w:val="berschrift9Zchn"/>
     <w:uiPriority w:val="9"/>
     <w:semiHidden/>
     <w:unhideWhenUsed/>
     <w:qFormat/>
-    <w:rsid w:val="00740B5A"/>
+    <w:rsid w:val="00703DF2"/>
     <w:pPr>
       <w:keepNext/>
       <w:keepLines/>
@@ -1237,13 +6513,13 @@
       <w:color w:val="272727" w:themeColor="text1" w:themeTint="D8"/>
     </w:rPr>
   </w:style>
-  <w:style w:type="character" w:default="1" w:styleId="DefaultParagraphFont">
+  <w:style w:type="character" w:default="1" w:styleId="Absatz-Standardschriftart">
     <w:name w:val="Default Paragraph Font"/>
     <w:uiPriority w:val="1"/>
     <w:semiHidden/>
     <w:unhideWhenUsed/>
   </w:style>
-  <w:style w:type="table" w:default="1" w:styleId="TableNormal">
+  <w:style w:type="table" w:default="1" w:styleId="NormaleTabelle">
     <w:name w:val="Normal Table"/>
     <w:uiPriority w:val="99"/>
     <w:semiHidden/>
@@ -1258,18 +6534,18 @@
       </w:tblCellMar>
     </w:tblPr>
   </w:style>
-  <w:style w:type="numbering" w:default="1" w:styleId="NoList">
+  <w:style w:type="numbering" w:default="1" w:styleId="KeineListe">
     <w:name w:val="No List"/>
     <w:uiPriority w:val="99"/>
     <w:semiHidden/>
     <w:unhideWhenUsed/>
   </w:style>
-  <w:style w:type="character" w:customStyle="1" w:styleId="Heading1Char">
-    <w:name w:val="Heading 1 Char"/>
-    <w:basedOn w:val="DefaultParagraphFont"/>
-    <w:link w:val="Heading1"/>
+  <w:style w:type="character" w:customStyle="1" w:styleId="berschrift1Zchn">
+    <w:name w:val="Überschrift 1 Zchn"/>
+    <w:basedOn w:val="Absatz-Standardschriftart"/>
+    <w:link w:val="berschrift1"/>
     <w:uiPriority w:val="9"/>
-    <w:rsid w:val="00740B5A"/>
+    <w:rsid w:val="00703DF2"/>
     <w:rPr>
       <w:rFonts w:asciiTheme="majorHAnsi" w:eastAsiaTheme="majorEastAsia" w:hAnsiTheme="majorHAnsi" w:cstheme="majorBidi"/>
       <w:color w:val="0F4761" w:themeColor="accent1" w:themeShade="BF"/>
@@ -1277,13 +6553,12 @@
       <w:szCs w:val="40"/>
     </w:rPr>
   </w:style>
-  <w:style w:type="character" w:customStyle="1" w:styleId="Heading2Char">
-    <w:name w:val="Heading 2 Char"/>
-    <w:basedOn w:val="DefaultParagraphFont"/>
-    <w:link w:val="Heading2"/>
+  <w:style w:type="character" w:customStyle="1" w:styleId="berschrift2Zchn">
+    <w:name w:val="Überschrift 2 Zchn"/>
+    <w:basedOn w:val="Absatz-Standardschriftart"/>
+    <w:link w:val="berschrift2"/>
     <w:uiPriority w:val="9"/>
-    <w:semiHidden/>
-    <w:rsid w:val="00740B5A"/>
+    <w:rsid w:val="00703DF2"/>
     <w:rPr>
       <w:rFonts w:asciiTheme="majorHAnsi" w:eastAsiaTheme="majorEastAsia" w:hAnsiTheme="majorHAnsi" w:cstheme="majorBidi"/>
       <w:color w:val="0F4761" w:themeColor="accent1" w:themeShade="BF"/>
@@ -1291,13 +6566,12 @@
       <w:szCs w:val="32"/>
     </w:rPr>
   </w:style>
-  <w:style w:type="character" w:customStyle="1" w:styleId="Heading3Char">
-    <w:name w:val="Heading 3 Char"/>
-    <w:basedOn w:val="DefaultParagraphFont"/>
-    <w:link w:val="Heading3"/>
+  <w:style w:type="character" w:customStyle="1" w:styleId="berschrift3Zchn">
+    <w:name w:val="Überschrift 3 Zchn"/>
+    <w:basedOn w:val="Absatz-Standardschriftart"/>
+    <w:link w:val="berschrift3"/>
     <w:uiPriority w:val="9"/>
-    <w:semiHidden/>
-    <w:rsid w:val="00740B5A"/>
+    <w:rsid w:val="00703DF2"/>
     <w:rPr>
       <w:rFonts w:eastAsiaTheme="majorEastAsia" w:cstheme="majorBidi"/>
       <w:color w:val="0F4761" w:themeColor="accent1" w:themeShade="BF"/>
@@ -1305,13 +6579,13 @@
       <w:szCs w:val="28"/>
     </w:rPr>
   </w:style>
-  <w:style w:type="character" w:customStyle="1" w:styleId="Heading4Char">
-    <w:name w:val="Heading 4 Char"/>
-    <w:basedOn w:val="DefaultParagraphFont"/>
-    <w:link w:val="Heading4"/>
+  <w:style w:type="character" w:customStyle="1" w:styleId="berschrift4Zchn">
+    <w:name w:val="Überschrift 4 Zchn"/>
+    <w:basedOn w:val="Absatz-Standardschriftart"/>
+    <w:link w:val="berschrift4"/>
     <w:uiPriority w:val="9"/>
     <w:semiHidden/>
-    <w:rsid w:val="00740B5A"/>
+    <w:rsid w:val="00703DF2"/>
     <w:rPr>
       <w:rFonts w:eastAsiaTheme="majorEastAsia" w:cstheme="majorBidi"/>
       <w:i/>
@@ -1319,25 +6593,25 @@
       <w:color w:val="0F4761" w:themeColor="accent1" w:themeShade="BF"/>
     </w:rPr>
   </w:style>
-  <w:style w:type="character" w:customStyle="1" w:styleId="Heading5Char">
-    <w:name w:val="Heading 5 Char"/>
-    <w:basedOn w:val="DefaultParagraphFont"/>
-    <w:link w:val="Heading5"/>
+  <w:style w:type="character" w:customStyle="1" w:styleId="berschrift5Zchn">
+    <w:name w:val="Überschrift 5 Zchn"/>
+    <w:basedOn w:val="Absatz-Standardschriftart"/>
+    <w:link w:val="berschrift5"/>
     <w:uiPriority w:val="9"/>
     <w:semiHidden/>
-    <w:rsid w:val="00740B5A"/>
+    <w:rsid w:val="00703DF2"/>
     <w:rPr>
       <w:rFonts w:eastAsiaTheme="majorEastAsia" w:cstheme="majorBidi"/>
       <w:color w:val="0F4761" w:themeColor="accent1" w:themeShade="BF"/>
     </w:rPr>
   </w:style>
-  <w:style w:type="character" w:customStyle="1" w:styleId="Heading6Char">
-    <w:name w:val="Heading 6 Char"/>
-    <w:basedOn w:val="DefaultParagraphFont"/>
-    <w:link w:val="Heading6"/>
+  <w:style w:type="character" w:customStyle="1" w:styleId="berschrift6Zchn">
+    <w:name w:val="Überschrift 6 Zchn"/>
+    <w:basedOn w:val="Absatz-Standardschriftart"/>
+    <w:link w:val="berschrift6"/>
     <w:uiPriority w:val="9"/>
     <w:semiHidden/>
-    <w:rsid w:val="00740B5A"/>
+    <w:rsid w:val="00703DF2"/>
     <w:rPr>
       <w:rFonts w:eastAsiaTheme="majorEastAsia" w:cstheme="majorBidi"/>
       <w:i/>
@@ -1345,25 +6619,25 @@
       <w:color w:val="595959" w:themeColor="text1" w:themeTint="A6"/>
     </w:rPr>
   </w:style>
-  <w:style w:type="character" w:customStyle="1" w:styleId="Heading7Char">
-    <w:name w:val="Heading 7 Char"/>
-    <w:basedOn w:val="DefaultParagraphFont"/>
-    <w:link w:val="Heading7"/>
+  <w:style w:type="character" w:customStyle="1" w:styleId="berschrift7Zchn">
+    <w:name w:val="Überschrift 7 Zchn"/>
+    <w:basedOn w:val="Absatz-Standardschriftart"/>
+    <w:link w:val="berschrift7"/>
     <w:uiPriority w:val="9"/>
     <w:semiHidden/>
-    <w:rsid w:val="00740B5A"/>
+    <w:rsid w:val="00703DF2"/>
     <w:rPr>
       <w:rFonts w:eastAsiaTheme="majorEastAsia" w:cstheme="majorBidi"/>
       <w:color w:val="595959" w:themeColor="text1" w:themeTint="A6"/>
     </w:rPr>
   </w:style>
-  <w:style w:type="character" w:customStyle="1" w:styleId="Heading8Char">
-    <w:name w:val="Heading 8 Char"/>
-    <w:basedOn w:val="DefaultParagraphFont"/>
-    <w:link w:val="Heading8"/>
+  <w:style w:type="character" w:customStyle="1" w:styleId="berschrift8Zchn">
+    <w:name w:val="Überschrift 8 Zchn"/>
+    <w:basedOn w:val="Absatz-Standardschriftart"/>
+    <w:link w:val="berschrift8"/>
     <w:uiPriority w:val="9"/>
     <w:semiHidden/>
-    <w:rsid w:val="00740B5A"/>
+    <w:rsid w:val="00703DF2"/>
     <w:rPr>
       <w:rFonts w:eastAsiaTheme="majorEastAsia" w:cstheme="majorBidi"/>
       <w:i/>
@@ -1371,26 +6645,26 @@
       <w:color w:val="272727" w:themeColor="text1" w:themeTint="D8"/>
     </w:rPr>
   </w:style>
-  <w:style w:type="character" w:customStyle="1" w:styleId="Heading9Char">
-    <w:name w:val="Heading 9 Char"/>
-    <w:basedOn w:val="DefaultParagraphFont"/>
-    <w:link w:val="Heading9"/>
+  <w:style w:type="character" w:customStyle="1" w:styleId="berschrift9Zchn">
+    <w:name w:val="Überschrift 9 Zchn"/>
+    <w:basedOn w:val="Absatz-Standardschriftart"/>
+    <w:link w:val="berschrift9"/>
     <w:uiPriority w:val="9"/>
     <w:semiHidden/>
-    <w:rsid w:val="00740B5A"/>
+    <w:rsid w:val="00703DF2"/>
     <w:rPr>
       <w:rFonts w:eastAsiaTheme="majorEastAsia" w:cstheme="majorBidi"/>
       <w:color w:val="272727" w:themeColor="text1" w:themeTint="D8"/>
     </w:rPr>
   </w:style>
-  <w:style w:type="paragraph" w:styleId="Title">
+  <w:style w:type="paragraph" w:styleId="Titel">
     <w:name w:val="Title"/>
-    <w:basedOn w:val="Normal"/>
-    <w:next w:val="Normal"/>
-    <w:link w:val="TitleChar"/>
+    <w:basedOn w:val="Standard"/>
+    <w:next w:val="Standard"/>
+    <w:link w:val="TitelZchn"/>
     <w:uiPriority w:val="10"/>
     <w:qFormat/>
-    <w:rsid w:val="00740B5A"/>
+    <w:rsid w:val="00703DF2"/>
     <w:pPr>
       <w:spacing w:after="80" w:line="240" w:lineRule="auto"/>
       <w:contextualSpacing/>
@@ -1403,12 +6677,12 @@
       <w:szCs w:val="56"/>
     </w:rPr>
   </w:style>
-  <w:style w:type="character" w:customStyle="1" w:styleId="TitleChar">
-    <w:name w:val="Title Char"/>
-    <w:basedOn w:val="DefaultParagraphFont"/>
-    <w:link w:val="Title"/>
+  <w:style w:type="character" w:customStyle="1" w:styleId="TitelZchn">
+    <w:name w:val="Titel Zchn"/>
+    <w:basedOn w:val="Absatz-Standardschriftart"/>
+    <w:link w:val="Titel"/>
     <w:uiPriority w:val="10"/>
-    <w:rsid w:val="00740B5A"/>
+    <w:rsid w:val="00703DF2"/>
     <w:rPr>
       <w:rFonts w:asciiTheme="majorHAnsi" w:eastAsiaTheme="majorEastAsia" w:hAnsiTheme="majorHAnsi" w:cstheme="majorBidi"/>
       <w:spacing w:val="-10"/>
@@ -1417,14 +6691,14 @@
       <w:szCs w:val="56"/>
     </w:rPr>
   </w:style>
-  <w:style w:type="paragraph" w:styleId="Subtitle">
+  <w:style w:type="paragraph" w:styleId="Untertitel">
     <w:name w:val="Subtitle"/>
-    <w:basedOn w:val="Normal"/>
-    <w:next w:val="Normal"/>
-    <w:link w:val="SubtitleChar"/>
+    <w:basedOn w:val="Standard"/>
+    <w:next w:val="Standard"/>
+    <w:link w:val="UntertitelZchn"/>
     <w:uiPriority w:val="11"/>
     <w:qFormat/>
-    <w:rsid w:val="00740B5A"/>
+    <w:rsid w:val="00703DF2"/>
     <w:pPr>
       <w:numPr>
         <w:ilvl w:val="1"/>
@@ -1438,12 +6712,12 @@
       <w:szCs w:val="28"/>
     </w:rPr>
   </w:style>
-  <w:style w:type="character" w:customStyle="1" w:styleId="SubtitleChar">
-    <w:name w:val="Subtitle Char"/>
-    <w:basedOn w:val="DefaultParagraphFont"/>
-    <w:link w:val="Subtitle"/>
+  <w:style w:type="character" w:customStyle="1" w:styleId="UntertitelZchn">
+    <w:name w:val="Untertitel Zchn"/>
+    <w:basedOn w:val="Absatz-Standardschriftart"/>
+    <w:link w:val="Untertitel"/>
     <w:uiPriority w:val="11"/>
-    <w:rsid w:val="00740B5A"/>
+    <w:rsid w:val="00703DF2"/>
     <w:rPr>
       <w:rFonts w:eastAsiaTheme="majorEastAsia" w:cstheme="majorBidi"/>
       <w:color w:val="595959" w:themeColor="text1" w:themeTint="A6"/>
@@ -1452,14 +6726,14 @@
       <w:szCs w:val="28"/>
     </w:rPr>
   </w:style>
-  <w:style w:type="paragraph" w:styleId="Quote">
+  <w:style w:type="paragraph" w:styleId="Zitat">
     <w:name w:val="Quote"/>
-    <w:basedOn w:val="Normal"/>
-    <w:next w:val="Normal"/>
-    <w:link w:val="QuoteChar"/>
+    <w:basedOn w:val="Standard"/>
+    <w:next w:val="Standard"/>
+    <w:link w:val="ZitatZchn"/>
     <w:uiPriority w:val="29"/>
     <w:qFormat/>
-    <w:rsid w:val="00740B5A"/>
+    <w:rsid w:val="00703DF2"/>
     <w:pPr>
       <w:spacing w:before="160"/>
       <w:jc w:val="center"/>
@@ -1470,49 +6744,49 @@
       <w:color w:val="404040" w:themeColor="text1" w:themeTint="BF"/>
     </w:rPr>
   </w:style>
-  <w:style w:type="character" w:customStyle="1" w:styleId="QuoteChar">
-    <w:name w:val="Quote Char"/>
-    <w:basedOn w:val="DefaultParagraphFont"/>
-    <w:link w:val="Quote"/>
+  <w:style w:type="character" w:customStyle="1" w:styleId="ZitatZchn">
+    <w:name w:val="Zitat Zchn"/>
+    <w:basedOn w:val="Absatz-Standardschriftart"/>
+    <w:link w:val="Zitat"/>
     <w:uiPriority w:val="29"/>
-    <w:rsid w:val="00740B5A"/>
+    <w:rsid w:val="00703DF2"/>
     <w:rPr>
       <w:i/>
       <w:iCs/>
       <w:color w:val="404040" w:themeColor="text1" w:themeTint="BF"/>
     </w:rPr>
   </w:style>
-  <w:style w:type="paragraph" w:styleId="ListParagraph">
+  <w:style w:type="paragraph" w:styleId="Listenabsatz">
     <w:name w:val="List Paragraph"/>
-    <w:basedOn w:val="Normal"/>
+    <w:basedOn w:val="Standard"/>
     <w:uiPriority w:val="34"/>
     <w:qFormat/>
-    <w:rsid w:val="00740B5A"/>
+    <w:rsid w:val="00703DF2"/>
     <w:pPr>
       <w:ind w:left="720"/>
       <w:contextualSpacing/>
     </w:pPr>
   </w:style>
-  <w:style w:type="character" w:styleId="IntenseEmphasis">
+  <w:style w:type="character" w:styleId="IntensiveHervorhebung">
     <w:name w:val="Intense Emphasis"/>
-    <w:basedOn w:val="DefaultParagraphFont"/>
+    <w:basedOn w:val="Absatz-Standardschriftart"/>
     <w:uiPriority w:val="21"/>
     <w:qFormat/>
-    <w:rsid w:val="00740B5A"/>
+    <w:rsid w:val="00703DF2"/>
     <w:rPr>
       <w:i/>
       <w:iCs/>
       <w:color w:val="0F4761" w:themeColor="accent1" w:themeShade="BF"/>
     </w:rPr>
   </w:style>
-  <w:style w:type="paragraph" w:styleId="IntenseQuote">
+  <w:style w:type="paragraph" w:styleId="IntensivesZitat">
     <w:name w:val="Intense Quote"/>
-    <w:basedOn w:val="Normal"/>
-    <w:next w:val="Normal"/>
-    <w:link w:val="IntenseQuoteChar"/>
+    <w:basedOn w:val="Standard"/>
+    <w:next w:val="Standard"/>
+    <w:link w:val="IntensivesZitatZchn"/>
     <w:uiPriority w:val="30"/>
     <w:qFormat/>
-    <w:rsid w:val="00740B5A"/>
+    <w:rsid w:val="00703DF2"/>
     <w:pPr>
       <w:pBdr>
         <w:top w:val="single" w:sz="4" w:space="10" w:color="0F4761" w:themeColor="accent1" w:themeShade="BF"/>
@@ -1528,24 +6802,24 @@
       <w:color w:val="0F4761" w:themeColor="accent1" w:themeShade="BF"/>
     </w:rPr>
   </w:style>
-  <w:style w:type="character" w:customStyle="1" w:styleId="IntenseQuoteChar">
-    <w:name w:val="Intense Quote Char"/>
-    <w:basedOn w:val="DefaultParagraphFont"/>
-    <w:link w:val="IntenseQuote"/>
+  <w:style w:type="character" w:customStyle="1" w:styleId="IntensivesZitatZchn">
+    <w:name w:val="Intensives Zitat Zchn"/>
+    <w:basedOn w:val="Absatz-Standardschriftart"/>
+    <w:link w:val="IntensivesZitat"/>
     <w:uiPriority w:val="30"/>
-    <w:rsid w:val="00740B5A"/>
+    <w:rsid w:val="00703DF2"/>
     <w:rPr>
       <w:i/>
       <w:iCs/>
       <w:color w:val="0F4761" w:themeColor="accent1" w:themeShade="BF"/>
     </w:rPr>
   </w:style>
-  <w:style w:type="character" w:styleId="IntenseReference">
+  <w:style w:type="character" w:styleId="IntensiverVerweis">
     <w:name w:val="Intense Reference"/>
-    <w:basedOn w:val="DefaultParagraphFont"/>
+    <w:basedOn w:val="Absatz-Standardschriftart"/>
     <w:uiPriority w:val="32"/>
     <w:qFormat/>
-    <w:rsid w:val="00740B5A"/>
+    <w:rsid w:val="00703DF2"/>
     <w:rPr>
       <w:b/>
       <w:bCs/>
@@ -1557,66 +6831,8 @@
 </w:styles>
 </file>
 
-<file path=word/ink/ink1.xml><?xml version="1.0" encoding="utf-8"?>
-<inkml:ink xmlns:inkml="http://www.w3.org/2003/InkML">
-  <inkml:definitions>
-    <inkml:context xml:id="ctx0">
-      <inkml:inkSource xml:id="inkSrc0">
-        <inkml:traceFormat>
-          <inkml:channel name="X" type="integer" min="-2.14748E9" max="2.14748E9" units="cm"/>
-          <inkml:channel name="Y" type="integer" min="-2.14748E9" max="2.14748E9" units="cm"/>
-          <inkml:channel name="F" type="integer" max="32767" units="dev"/>
-        </inkml:traceFormat>
-        <inkml:channelProperties>
-          <inkml:channelProperty channel="X" name="resolution" value="1000" units="1/cm"/>
-          <inkml:channelProperty channel="Y" name="resolution" value="1000" units="1/cm"/>
-          <inkml:channelProperty channel="F" name="resolution" value="0" units="1/dev"/>
-        </inkml:channelProperties>
-      </inkml:inkSource>
-      <inkml:timestamp xml:id="ts0" timeString="2026-09-14T13:10:25.347"/>
-    </inkml:context>
-    <inkml:brush xml:id="br0">
-      <inkml:brushProperty name="width" value="0.1" units="cm"/>
-      <inkml:brushProperty name="height" value="0.1" units="cm"/>
-      <inkml:brushProperty name="color" value="#E71224"/>
-    </inkml:brush>
-  </inkml:definitions>
-  <inkml:trace contextRef="#ctx0" brushRef="#br0">1 1 24575,'0'0'-8191</inkml:trace>
-</inkml:ink>
-</file>
-
-<file path=word/ink/ink2.xml><?xml version="1.0" encoding="utf-8"?>
-<inkml:ink xmlns:inkml="http://www.w3.org/2003/InkML">
-  <inkml:definitions>
-    <inkml:context xml:id="ctx0">
-      <inkml:inkSource xml:id="inkSrc0">
-        <inkml:traceFormat>
-          <inkml:channel name="X" type="integer" min="-2.14748E9" max="2.14748E9" units="cm"/>
-          <inkml:channel name="Y" type="integer" min="-2.14748E9" max="2.14748E9" units="cm"/>
-          <inkml:channel name="F" type="integer" max="32767" units="dev"/>
-        </inkml:traceFormat>
-        <inkml:channelProperties>
-          <inkml:channelProperty channel="X" name="resolution" value="1000" units="1/cm"/>
-          <inkml:channelProperty channel="Y" name="resolution" value="1000" units="1/cm"/>
-          <inkml:channelProperty channel="F" name="resolution" value="0" units="1/dev"/>
-        </inkml:channelProperties>
-      </inkml:inkSource>
-      <inkml:timestamp xml:id="ts0" timeString="2026-09-14T13:10:17.544"/>
-    </inkml:context>
-    <inkml:brush xml:id="br0">
-      <inkml:brushProperty name="width" value="0.1" units="cm"/>
-      <inkml:brushProperty name="height" value="0.1" units="cm"/>
-      <inkml:brushProperty name="color" value="#E71224"/>
-    </inkml:brush>
-  </inkml:definitions>
-  <inkml:trace contextRef="#ctx0" brushRef="#br0">708 229 24575,'-14'18'0,"6"-10"0,-307 414 0,213-276 0,-84 120 0,117-154 0,69-112 0,0-1 0,0 1 0,0 0 0,0 0 0,0-1 0,0 1 0,0 0 0,0-1 0,0 1 0,0 0 0,0 0 0,0-1 0,0 1 0,-1 0 0,1 0 0,0-1 0,0 1 0,0 0 0,0 0 0,0-1 0,-1 1 0,1 0 0,0 0 0,0 0 0,0-1 0,-1 1 0,1 0 0,0 0 0,0 0 0,-1 0 0,1 0 0,0-1 0,0 1 0,-1 0 0,1 0 0,0 0 0,0 0 0,-1 0 0,1 0 0,0 0 0,-1 0 0,1 0 0,0 0 0,0 0 0,-1 0 0,1 0 0,0 0 0,-1 0 0,1 1 0,0-1 0,0 0 0,-1 0 0,1 0 0,0 0 0,0 0 0,0 0 0,-1 1 0,1-1 0,0 0 0,0 0 0,0 0 0,-1 1 0,1-1 0,0 0 0,0 1 0,-2-28 0,2 24 0,0-32 0,4-140 0,7 109 0,-7 47 0,-1 0 0,1-21 0,-6 112 0,3 209 0,-1-279 0,1 0 0,-1 1 0,1-1 0,0 0 0,-1 1 0,1-1 0,0 0 0,0 0 0,0 0 0,0 0 0,1 0 0,-1 0 0,1 0 0,-1 0 0,1 0 0,0-1 0,-1 1 0,1-1 0,0 1 0,0-1 0,0 0 0,0 1 0,0-1 0,1 0 0,-1 0 0,0-1 0,0 1 0,1 0 0,-1-1 0,0 0 0,3 1 0,11 0 0,-1 0 0,0 0 0,30-5 0,-15 2 0,3 1 0,-4 1 0,-1-2 0,1 0 0,31-8 0,-25 4-1365,-19 4-5461</inkml:trace>
-  <inkml:trace contextRef="#ctx0" brushRef="#br0" timeOffset="1273.98">1369 100 24575,'8'11'0,"27"29"0,40 44 0,34 40 0,23 21 0,0 4-1007,-8-13 1007,-14-21 0,-19-24 247,-20-24-247,-16-15 0,-14-14 0,-13-9 0,-8-9 0,-4-9 760,-4-2-760,-5 1 0</inkml:trace>
-  <inkml:trace contextRef="#ctx0" brushRef="#br0" timeOffset="3081.3">1242 1188 24575,'3'-2'0,"0"0"0,0 0 0,0 0 0,1 0 0,-1 1 0,0-1 0,7-1 0,14-7 0,358-239 0,-180 102 0,209-197 0,-334 273 0,187-180 0,-238 224-682,35-45-1</inkml:trace>
-</inkml:ink>
-</file>
-
 <file path=word/theme/theme1.xml><?xml version="1.0" encoding="utf-8"?>
-<a:theme xmlns:a="http://schemas.openxmlformats.org/drawingml/2006/main" name="Office Theme">
+<a:theme xmlns:a="http://schemas.openxmlformats.org/drawingml/2006/main" name="Office">
   <a:themeElements>
     <a:clrScheme name="Office">
       <a:dk1>

--- a/Begleitdokument.docx
+++ b/Begleitdokument.docx
@@ -5,10 +5,99 @@
     <w:p>
       <w:pPr>
         <w:pStyle w:val="Titel"/>
-      </w:pPr>
-      <w:r>
+        <w:jc w:val="center"/>
+      </w:pPr>
+    </w:p>
+    <w:p>
+      <w:pPr>
+        <w:pStyle w:val="Titel"/>
+        <w:jc w:val="center"/>
+      </w:pPr>
+    </w:p>
+    <w:p>
+      <w:pPr>
+        <w:pStyle w:val="Titel"/>
+        <w:jc w:val="center"/>
+      </w:pPr>
+    </w:p>
+    <w:p>
+      <w:pPr>
+        <w:pStyle w:val="Titel"/>
+        <w:jc w:val="center"/>
+      </w:pPr>
+    </w:p>
+    <w:p>
+      <w:pPr>
+        <w:pStyle w:val="Titel"/>
+        <w:jc w:val="center"/>
+      </w:pPr>
+    </w:p>
+    <w:p>
+      <w:pPr>
+        <w:pStyle w:val="Titel"/>
+        <w:jc w:val="center"/>
+        <w:rPr>
+          <w:sz w:val="96"/>
+          <w:szCs w:val="96"/>
+        </w:rPr>
+      </w:pPr>
+      <w:r>
+        <w:rPr>
+          <w:sz w:val="96"/>
+          <w:szCs w:val="96"/>
+        </w:rPr>
         <w:t>Einkaufsliste App Reflexion</w:t>
       </w:r>
+    </w:p>
+    <w:p/>
+    <w:p/>
+    <w:p/>
+    <w:p/>
+    <w:p/>
+    <w:p/>
+    <w:p/>
+    <w:p/>
+    <w:p/>
+    <w:p/>
+    <w:p/>
+    <w:p/>
+    <w:p/>
+    <w:p>
+      <w:r>
+        <w:t>Von:</w:t>
+      </w:r>
+    </w:p>
+    <w:p>
+      <w:r>
+        <w:t>Kiera Smith</w:t>
+      </w:r>
+    </w:p>
+    <w:p>
+      <w:r>
+        <w:t>&amp;</w:t>
+      </w:r>
+    </w:p>
+    <w:p>
+      <w:pPr>
+        <w:rPr>
+          <w:rFonts w:asciiTheme="majorHAnsi" w:eastAsiaTheme="majorEastAsia" w:hAnsiTheme="majorHAnsi" w:cstheme="majorBidi"/>
+          <w:spacing w:val="-10"/>
+          <w:kern w:val="28"/>
+          <w:sz w:val="56"/>
+          <w:szCs w:val="56"/>
+        </w:rPr>
+      </w:pPr>
+      <w:r>
+        <w:t>Samuel Trajano</w:t>
+      </w:r>
+      <w:r>
+        <w:br w:type="page"/>
+      </w:r>
+    </w:p>
+    <w:p>
+      <w:pPr>
+        <w:pStyle w:val="Titel"/>
+      </w:pPr>
     </w:p>
     <w:p>
       <w:pPr>
@@ -66,7 +155,6 @@
       <w:r>
         <w:t xml:space="preserve">und anschliessend </w:t>
       </w:r>
-      <w:proofErr w:type="gramStart"/>
       <w:r>
         <w:t>die .</w:t>
       </w:r>
@@ -75,7 +163,6 @@
         <w:t>make</w:t>
       </w:r>
       <w:proofErr w:type="spellEnd"/>
-      <w:proofErr w:type="gramEnd"/>
       <w:r>
         <w:t xml:space="preserve"> Datei</w:t>
       </w:r>
@@ -88,13 +175,8 @@
       <w:r>
         <w:t xml:space="preserve"> </w:t>
       </w:r>
-      <w:proofErr w:type="gramStart"/>
-      <w:r>
-        <w:t>übergeben</w:t>
-      </w:r>
-      <w:proofErr w:type="gramEnd"/>
-      <w:r>
-        <w:t xml:space="preserve"> um ein React JS </w:t>
+      <w:r>
+        <w:t xml:space="preserve">übergeben um ein React JS </w:t>
       </w:r>
       <w:r>
         <w:t>Projekt</w:t>
@@ -121,7 +203,7 @@
           <w:szCs w:val="48"/>
         </w:rPr>
         <w:drawing>
-          <wp:anchor distT="0" distB="0" distL="114300" distR="114300" simplePos="0" relativeHeight="251658240" behindDoc="0" locked="0" layoutInCell="1" allowOverlap="1" wp14:anchorId="6B47BF27" wp14:editId="16C8DBD8">
+          <wp:anchor distT="0" distB="0" distL="114300" distR="114300" simplePos="0" relativeHeight="251656704" behindDoc="0" locked="0" layoutInCell="1" allowOverlap="1" wp14:anchorId="6B47BF27" wp14:editId="2C3280C3">
             <wp:simplePos x="0" y="0"/>
             <wp:positionH relativeFrom="margin">
               <wp:posOffset>3535045</wp:posOffset>
@@ -750,13 +832,8 @@
       <w:r>
         <w:t xml:space="preserve"> </w:t>
       </w:r>
-      <w:proofErr w:type="gramStart"/>
-      <w:r>
-        <w:t>auf</w:t>
-      </w:r>
-      <w:proofErr w:type="gramEnd"/>
-      <w:r>
-        <w:t xml:space="preserve"> </w:t>
+      <w:r>
+        <w:t xml:space="preserve">auf </w:t>
       </w:r>
       <w:r>
         <w:t xml:space="preserve">die item </w:t>
@@ -1189,7 +1266,7 @@
           <w:noProof/>
         </w:rPr>
         <w:drawing>
-          <wp:anchor distT="0" distB="0" distL="114300" distR="114300" simplePos="0" relativeHeight="251660288" behindDoc="0" locked="0" layoutInCell="1" allowOverlap="1" wp14:anchorId="629B3BD0" wp14:editId="0A416967">
+          <wp:anchor distT="0" distB="0" distL="114300" distR="114300" simplePos="0" relativeHeight="251659776" behindDoc="0" locked="0" layoutInCell="1" allowOverlap="1" wp14:anchorId="629B3BD0" wp14:editId="0A416967">
             <wp:simplePos x="0" y="0"/>
             <wp:positionH relativeFrom="margin">
               <wp:posOffset>2306955</wp:posOffset>
@@ -1408,11 +1485,9 @@
       <w:r>
         <w:t xml:space="preserve">erkennt man anhand des dreipunkte </w:t>
       </w:r>
-      <w:proofErr w:type="gramStart"/>
       <w:r>
         <w:t>Symbol</w:t>
       </w:r>
-      <w:proofErr w:type="gramEnd"/>
       <w:r>
         <w:t xml:space="preserve"> dass dies ein </w:t>
       </w:r>
@@ -1429,10 +1504,7 @@
         <w:t xml:space="preserve"> ist</w:t>
       </w:r>
       <w:r>
-        <w:t xml:space="preserve"> </w:t>
-      </w:r>
-      <w:r>
-        <w:t>(</w:t>
+        <w:t xml:space="preserve"> (</w:t>
       </w:r>
       <w:proofErr w:type="spellStart"/>
       <w:r>
@@ -1589,7 +1661,7 @@
           <w:noProof/>
         </w:rPr>
         <w:drawing>
-          <wp:anchor distT="0" distB="0" distL="114300" distR="114300" simplePos="0" relativeHeight="251656192" behindDoc="0" locked="0" layoutInCell="1" allowOverlap="1" wp14:anchorId="0BFB3C7A" wp14:editId="7ECF0A5D">
+          <wp:anchor distT="0" distB="0" distL="114300" distR="114300" simplePos="0" relativeHeight="251655680" behindDoc="0" locked="0" layoutInCell="1" allowOverlap="1" wp14:anchorId="0BFB3C7A" wp14:editId="7ECF0A5D">
             <wp:simplePos x="0" y="0"/>
             <wp:positionH relativeFrom="column">
               <wp:posOffset>3095625</wp:posOffset>
@@ -1737,13 +1809,8 @@
       <w:r>
         <w:t xml:space="preserve"> </w:t>
       </w:r>
-      <w:proofErr w:type="gramStart"/>
-      <w:r>
-        <w:t>Items</w:t>
-      </w:r>
-      <w:proofErr w:type="gramEnd"/>
-      <w:r>
-        <w:t xml:space="preserve"> die nicht abgehakt würden</w:t>
+      <w:r>
+        <w:t>Items die nicht abgehakt würden</w:t>
       </w:r>
       <w:r>
         <w:t>,</w:t>
@@ -1881,7 +1948,7 @@
           <w:noProof/>
         </w:rPr>
         <w:drawing>
-          <wp:anchor distT="0" distB="0" distL="114300" distR="114300" simplePos="0" relativeHeight="251658240" behindDoc="0" locked="0" layoutInCell="1" allowOverlap="1" wp14:anchorId="2958BC4C" wp14:editId="55208547">
+          <wp:anchor distT="0" distB="0" distL="114300" distR="114300" simplePos="0" relativeHeight="251657728" behindDoc="0" locked="0" layoutInCell="1" allowOverlap="1" wp14:anchorId="2958BC4C" wp14:editId="55208547">
             <wp:simplePos x="0" y="0"/>
             <wp:positionH relativeFrom="column">
               <wp:posOffset>-234315</wp:posOffset>
@@ -1974,7 +2041,7 @@
           <w:noProof/>
         </w:rPr>
         <w:drawing>
-          <wp:anchor distT="0" distB="0" distL="114300" distR="114300" simplePos="0" relativeHeight="251659264" behindDoc="0" locked="0" layoutInCell="1" allowOverlap="1" wp14:anchorId="6409F2A1" wp14:editId="0767DDB9">
+          <wp:anchor distT="0" distB="0" distL="114300" distR="114300" simplePos="0" relativeHeight="251658752" behindDoc="0" locked="0" layoutInCell="1" allowOverlap="1" wp14:anchorId="6409F2A1" wp14:editId="0767DDB9">
             <wp:simplePos x="0" y="0"/>
             <wp:positionH relativeFrom="margin">
               <wp:align>left</wp:align>
@@ -2179,11 +2246,9 @@
       <w:r>
         <w:t xml:space="preserve">loud geführt werden. Alle </w:t>
       </w:r>
-      <w:proofErr w:type="gramStart"/>
       <w:r>
         <w:t>Familienmitglieder</w:t>
       </w:r>
-      <w:proofErr w:type="gramEnd"/>
       <w:r>
         <w:t xml:space="preserve"> die ein </w:t>
       </w:r>
@@ -2233,10 +2298,7 @@
         <w:t>ackup wieder hervorgeholt werden</w:t>
       </w:r>
       <w:r>
-        <w:t xml:space="preserve"> </w:t>
-      </w:r>
-      <w:r>
-        <w:t>(</w:t>
+        <w:t xml:space="preserve"> (</w:t>
       </w:r>
       <w:r>
         <w:rPr>
@@ -2465,11 +2527,7 @@
         <w:t>den Barcode</w:t>
       </w:r>
       <w:r>
-        <w:t xml:space="preserve"> </w:t>
-      </w:r>
-      <w:proofErr w:type="gramStart"/>
-      <w:r>
-        <w:t>oft gekauft</w:t>
+        <w:t xml:space="preserve"> oft gekauft</w:t>
       </w:r>
       <w:r>
         <w:t>er</w:t>
@@ -2483,7 +2541,6 @@
       <w:r>
         <w:t>n</w:t>
       </w:r>
-      <w:proofErr w:type="gramEnd"/>
       <w:r>
         <w:t xml:space="preserve"> der </w:t>
       </w:r>
@@ -2774,7 +2831,6 @@
         </w:rPr>
       </w:pPr>
       <w:proofErr w:type="spellStart"/>
-      <w:proofErr w:type="gramStart"/>
       <w:r>
         <w:rPr>
           <w:rFonts w:ascii="Consolas" w:hAnsi="Consolas"/>
@@ -2783,7 +2839,6 @@
         <w:t>const</w:t>
       </w:r>
       <w:proofErr w:type="spellEnd"/>
-      <w:proofErr w:type="gramEnd"/>
       <w:r>
         <w:rPr>
           <w:rFonts w:ascii="Consolas" w:hAnsi="Consolas"/>
@@ -2839,7 +2894,6 @@
         <w:t xml:space="preserve">    </w:t>
       </w:r>
       <w:proofErr w:type="spellStart"/>
-      <w:proofErr w:type="gramStart"/>
       <w:r>
         <w:rPr>
           <w:rFonts w:ascii="Consolas" w:hAnsi="Consolas"/>
@@ -2848,7 +2902,6 @@
         <w:t>setExpandedGroupId</w:t>
       </w:r>
       <w:proofErr w:type="spellEnd"/>
-      <w:proofErr w:type="gramEnd"/>
       <w:r>
         <w:rPr>
           <w:rFonts w:ascii="Consolas" w:hAnsi="Consolas"/>
@@ -2934,136 +2987,297 @@
           <w:rFonts w:ascii="Consolas" w:hAnsi="Consolas"/>
           <w:lang w:val="fr-CH"/>
         </w:rPr>
-        <w:t>)</w:t>
-      </w:r>
-      <w:proofErr w:type="gramStart"/>
-      <w:r>
+        <w:t>));</w:t>
+      </w:r>
+    </w:p>
+    <w:p>
+      <w:pPr>
         <w:rPr>
           <w:rFonts w:ascii="Consolas" w:hAnsi="Consolas"/>
-          <w:lang w:val="fr-CH"/>
-        </w:rPr>
-        <w:t>);</w:t>
-      </w:r>
-      <w:proofErr w:type="gramEnd"/>
-    </w:p>
-    <w:p>
-      <w:pPr>
+        </w:rPr>
+      </w:pPr>
+      <w:r>
         <w:rPr>
           <w:rFonts w:ascii="Consolas" w:hAnsi="Consolas"/>
         </w:rPr>
-      </w:pPr>
+        <w:t>};</w:t>
+      </w:r>
+    </w:p>
+    <w:p>
+      <w:proofErr w:type="spellStart"/>
       <w:r>
         <w:rPr>
           <w:rFonts w:ascii="Consolas" w:hAnsi="Consolas"/>
         </w:rPr>
-        <w:t>};</w:t>
-      </w:r>
-    </w:p>
-    <w:p>
+        <w:t>groupId</w:t>
+      </w:r>
+      <w:proofErr w:type="spellEnd"/>
+      <w:r>
+        <w:t xml:space="preserve"> ist die ID der angeklickten Gruppe. </w:t>
+      </w:r>
       <w:proofErr w:type="spellStart"/>
       <w:r>
         <w:rPr>
           <w:rFonts w:ascii="Consolas" w:hAnsi="Consolas"/>
         </w:rPr>
+        <w:t>prev</w:t>
+      </w:r>
+      <w:proofErr w:type="spellEnd"/>
+      <w:r>
+        <w:t xml:space="preserve"> enthält die ID der Gruppe, die bisher geöffnet war.</w:t>
+      </w:r>
+    </w:p>
+    <w:p>
+      <w:r>
+        <w:t xml:space="preserve">Mit </w:t>
+      </w:r>
+      <w:proofErr w:type="spellStart"/>
+      <w:r>
+        <w:rPr>
+          <w:rFonts w:ascii="Consolas" w:hAnsi="Consolas"/>
+        </w:rPr>
+        <w:t>prev</w:t>
+      </w:r>
+      <w:proofErr w:type="spellEnd"/>
+      <w:r>
+        <w:rPr>
+          <w:rFonts w:ascii="Consolas" w:hAnsi="Consolas"/>
+        </w:rPr>
+        <w:t xml:space="preserve"> === </w:t>
+      </w:r>
+      <w:proofErr w:type="spellStart"/>
+      <w:r>
+        <w:rPr>
+          <w:rFonts w:ascii="Consolas" w:hAnsi="Consolas"/>
+        </w:rPr>
         <w:t>groupId</w:t>
       </w:r>
       <w:proofErr w:type="spellEnd"/>
       <w:r>
-        <w:t xml:space="preserve"> ist die ID der angeklickten Gruppe. </w:t>
-      </w:r>
-      <w:proofErr w:type="spellStart"/>
+        <w:t xml:space="preserve"> prüfe ich, ob die angeklickte Gruppe bereits offen ist. Wenn ja, wird</w:t>
+      </w:r>
+      <w:r>
+        <w:t xml:space="preserve"> d</w:t>
+      </w:r>
+      <w:r>
+        <w:t>ur</w:t>
+      </w:r>
+      <w:r>
+        <w:t xml:space="preserve">ch </w:t>
+      </w:r>
       <w:r>
         <w:rPr>
           <w:rFonts w:ascii="Consolas" w:hAnsi="Consolas"/>
         </w:rPr>
-        <w:t>prev</w:t>
-      </w:r>
-      <w:proofErr w:type="spellEnd"/>
-      <w:r>
-        <w:t xml:space="preserve"> enthält die ID der Gruppe, die bisher geöffnet war.</w:t>
-      </w:r>
-    </w:p>
-    <w:p>
+        <w:t>?</w:t>
+      </w:r>
+      <w:r>
+        <w:t xml:space="preserve"> null gespeichert und die Gruppe geschlossen. Wenn nicht, wird die ID der angeklickten Gruppe gespeichert und diese geöffnet.</w:t>
+      </w:r>
+    </w:p>
+    <w:p>
+      <w:r>
+        <w:t>Das Fragezeichen und der Doppelpunkt sind eine kurze Schreibweise für eine Wenn-sonst-Abfrage.</w:t>
+      </w:r>
+    </w:p>
+    <w:p/>
+    <w:p>
+      <w:pPr>
+        <w:pStyle w:val="berschrift2"/>
+      </w:pPr>
       <w:r>
         <w:t xml:space="preserve">Mit </w:t>
       </w:r>
       <w:proofErr w:type="spellStart"/>
       <w:r>
+        <w:t>onClick</w:t>
+      </w:r>
+      <w:proofErr w:type="spellEnd"/>
+      <w:r>
+        <w:t xml:space="preserve"> Aufrufen</w:t>
+      </w:r>
+    </w:p>
+    <w:p>
+      <w:r>
+        <w:t>Zeile 350</w:t>
+      </w:r>
+      <w:r>
+        <w:t xml:space="preserve"> von </w:t>
+      </w:r>
+      <w:proofErr w:type="spellStart"/>
+      <w:r>
+        <w:t>src</w:t>
+      </w:r>
+      <w:proofErr w:type="spellEnd"/>
+      <w:r>
+        <w:t>/</w:t>
+      </w:r>
+      <w:proofErr w:type="spellStart"/>
+      <w:r>
+        <w:t>app.jsx</w:t>
+      </w:r>
+      <w:proofErr w:type="spellEnd"/>
+      <w:r>
+        <w:t>:</w:t>
+      </w:r>
+    </w:p>
+    <w:p>
+      <w:r>
+        <w:t xml:space="preserve">Hier </w:t>
+      </w:r>
+      <w:r>
+        <w:t>wird die Funktion beim Klick auf den Gruppennamen aufgerufen:</w:t>
+      </w:r>
+    </w:p>
+    <w:p>
+      <w:pPr>
         <w:rPr>
           <w:rFonts w:ascii="Consolas" w:hAnsi="Consolas"/>
-        </w:rPr>
-        <w:t>prev</w:t>
-      </w:r>
-      <w:proofErr w:type="spellEnd"/>
+          <w:lang w:val="fr-CH"/>
+        </w:rPr>
+      </w:pPr>
       <w:r>
         <w:rPr>
           <w:rFonts w:ascii="Consolas" w:hAnsi="Consolas"/>
-        </w:rPr>
-        <w:t xml:space="preserve"> === </w:t>
+          <w:lang w:val="fr-CH"/>
+        </w:rPr>
+        <w:t>&lt;</w:t>
       </w:r>
       <w:proofErr w:type="spellStart"/>
       <w:r>
         <w:rPr>
           <w:rFonts w:ascii="Consolas" w:hAnsi="Consolas"/>
-        </w:rPr>
-        <w:t>groupId</w:t>
-      </w:r>
-      <w:proofErr w:type="spellEnd"/>
-      <w:r>
-        <w:t xml:space="preserve"> prüfe ich, ob die angeklickte Gruppe bereits offen ist. Wenn ja, wird</w:t>
-      </w:r>
-      <w:r>
-        <w:t xml:space="preserve"> </w:t>
-      </w:r>
-      <w:proofErr w:type="gramStart"/>
-      <w:r>
-        <w:t>d</w:t>
-      </w:r>
-      <w:r>
-        <w:t>ur</w:t>
-      </w:r>
-      <w:r>
-        <w:t xml:space="preserve">ch </w:t>
-      </w:r>
+          <w:lang w:val="fr-CH"/>
+        </w:rPr>
+        <w:t>button</w:t>
+      </w:r>
+      <w:proofErr w:type="spellEnd"/>
       <w:r>
         <w:rPr>
           <w:rFonts w:ascii="Consolas" w:hAnsi="Consolas"/>
-        </w:rPr>
-        <w:t>?</w:t>
-      </w:r>
-      <w:proofErr w:type="gramEnd"/>
-      <w:r>
-        <w:t xml:space="preserve"> null gespeichert und die Gruppe geschlossen. Wenn nicht, wird die ID der angeklickten Gruppe gespeichert und diese geöffnet.</w:t>
-      </w:r>
-    </w:p>
-    <w:p>
-      <w:r>
-        <w:t>Das Fragezeichen und der Doppelpunkt sind eine kurze Schreibweise für eine Wenn-sonst-Abfrage.</w:t>
-      </w:r>
-    </w:p>
-    <w:p/>
+          <w:lang w:val="fr-CH"/>
+        </w:rPr>
+        <w:t xml:space="preserve"> </w:t>
+      </w:r>
+      <w:proofErr w:type="spellStart"/>
+      <w:r>
+        <w:rPr>
+          <w:rFonts w:ascii="Consolas" w:hAnsi="Consolas"/>
+          <w:lang w:val="fr-CH"/>
+        </w:rPr>
+        <w:t>onClick</w:t>
+      </w:r>
+      <w:proofErr w:type="spellEnd"/>
+      <w:r>
+        <w:rPr>
+          <w:rFonts w:ascii="Consolas" w:hAnsi="Consolas"/>
+          <w:lang w:val="fr-CH"/>
+        </w:rPr>
+        <w:t xml:space="preserve">={() =&gt; </w:t>
+      </w:r>
+      <w:proofErr w:type="spellStart"/>
+      <w:r>
+        <w:rPr>
+          <w:rFonts w:ascii="Consolas" w:hAnsi="Consolas"/>
+          <w:lang w:val="fr-CH"/>
+        </w:rPr>
+        <w:t>toggleGroup</w:t>
+      </w:r>
+      <w:proofErr w:type="spellEnd"/>
+      <w:r>
+        <w:rPr>
+          <w:rFonts w:ascii="Consolas" w:hAnsi="Consolas"/>
+          <w:lang w:val="fr-CH"/>
+        </w:rPr>
+        <w:t>(group.id)}&gt;</w:t>
+      </w:r>
+    </w:p>
+    <w:p>
+      <w:pPr>
+        <w:rPr>
+          <w:rFonts w:ascii="Consolas" w:hAnsi="Consolas"/>
+        </w:rPr>
+      </w:pPr>
+      <w:r>
+        <w:rPr>
+          <w:rFonts w:ascii="Consolas" w:hAnsi="Consolas"/>
+          <w:lang w:val="fr-CH"/>
+        </w:rPr>
+        <w:t xml:space="preserve">    </w:t>
+      </w:r>
+      <w:r>
+        <w:rPr>
+          <w:rFonts w:ascii="Consolas" w:hAnsi="Consolas"/>
+        </w:rPr>
+        <w:t>{group.name}</w:t>
+      </w:r>
+    </w:p>
+    <w:p>
+      <w:pPr>
+        <w:rPr>
+          <w:rFonts w:ascii="Consolas" w:hAnsi="Consolas"/>
+        </w:rPr>
+      </w:pPr>
+      <w:r>
+        <w:rPr>
+          <w:rFonts w:ascii="Consolas" w:hAnsi="Consolas"/>
+        </w:rPr>
+        <w:t>&lt;/</w:t>
+      </w:r>
+      <w:proofErr w:type="spellStart"/>
+      <w:r>
+        <w:rPr>
+          <w:rFonts w:ascii="Consolas" w:hAnsi="Consolas"/>
+        </w:rPr>
+        <w:t>button</w:t>
+      </w:r>
+      <w:proofErr w:type="spellEnd"/>
+      <w:r>
+        <w:rPr>
+          <w:rFonts w:ascii="Consolas" w:hAnsi="Consolas"/>
+        </w:rPr>
+        <w:t>&gt;</w:t>
+      </w:r>
+    </w:p>
+    <w:p>
+      <w:r>
+        <w:t xml:space="preserve">Der Button zeigt den Namen der Gruppe an. Beim Klick wird </w:t>
+      </w:r>
+      <w:proofErr w:type="spellStart"/>
+      <w:r>
+        <w:rPr>
+          <w:rFonts w:ascii="Consolas" w:hAnsi="Consolas"/>
+        </w:rPr>
+        <w:t>toggleGroup</w:t>
+      </w:r>
+      <w:proofErr w:type="spellEnd"/>
+      <w:r>
+        <w:t xml:space="preserve"> mit der ID dieser Gruppe ausgeführt. Durch </w:t>
+      </w:r>
+      <w:r>
+        <w:rPr>
+          <w:rFonts w:ascii="Consolas" w:hAnsi="Consolas"/>
+        </w:rPr>
+        <w:t>() =&gt;</w:t>
+      </w:r>
+      <w:r>
+        <w:t xml:space="preserve"> wird die Funktion erst beim Klicken aufgerufen.</w:t>
+      </w:r>
+    </w:p>
     <w:p>
       <w:pPr>
         <w:pStyle w:val="berschrift2"/>
       </w:pPr>
       <w:r>
-        <w:t xml:space="preserve">Mit </w:t>
-      </w:r>
-      <w:proofErr w:type="spellStart"/>
-      <w:r>
-        <w:t>onClick</w:t>
-      </w:r>
-      <w:proofErr w:type="spellEnd"/>
-      <w:r>
-        <w:t xml:space="preserve"> Aufrufen</w:t>
-      </w:r>
-    </w:p>
-    <w:p>
-      <w:r>
-        <w:t>Zeile 350</w:t>
-      </w:r>
-      <w:r>
-        <w:t xml:space="preserve"> von </w:t>
+        <w:t>Rendering</w:t>
+      </w:r>
+    </w:p>
+    <w:p>
+      <w:r>
+        <w:t xml:space="preserve">Zeile 345 </w:t>
+      </w:r>
+      <w:r>
+        <w:t xml:space="preserve">von </w:t>
       </w:r>
       <w:proofErr w:type="spellStart"/>
       <w:r>
@@ -3078,17 +3292,6 @@
         <w:t>app.jsx</w:t>
       </w:r>
       <w:proofErr w:type="spellEnd"/>
-      <w:r>
-        <w:t>:</w:t>
-      </w:r>
-    </w:p>
-    <w:p>
-      <w:r>
-        <w:t xml:space="preserve">Hier </w:t>
-      </w:r>
-      <w:r>
-        <w:t>wird die Funktion beim Klick auf den Gruppennamen aufgerufen:</w:t>
-      </w:r>
     </w:p>
     <w:p>
       <w:pPr>
@@ -3097,240 +3300,54 @@
           <w:lang w:val="fr-CH"/>
         </w:rPr>
       </w:pPr>
+      <w:proofErr w:type="spellStart"/>
       <w:r>
         <w:rPr>
           <w:rFonts w:ascii="Consolas" w:hAnsi="Consolas"/>
           <w:lang w:val="fr-CH"/>
         </w:rPr>
-        <w:t>&lt;</w:t>
-      </w:r>
-      <w:proofErr w:type="spellStart"/>
-      <w:proofErr w:type="gramStart"/>
+        <w:t>const</w:t>
+      </w:r>
+      <w:proofErr w:type="spellEnd"/>
       <w:r>
         <w:rPr>
           <w:rFonts w:ascii="Consolas" w:hAnsi="Consolas"/>
           <w:lang w:val="fr-CH"/>
         </w:rPr>
-        <w:t>button</w:t>
-      </w:r>
-      <w:proofErr w:type="spellEnd"/>
-      <w:proofErr w:type="gramEnd"/>
+        <w:t xml:space="preserve"> </w:t>
+      </w:r>
+      <w:proofErr w:type="spellStart"/>
       <w:r>
         <w:rPr>
           <w:rFonts w:ascii="Consolas" w:hAnsi="Consolas"/>
           <w:lang w:val="fr-CH"/>
         </w:rPr>
-        <w:t xml:space="preserve"> </w:t>
-      </w:r>
-      <w:proofErr w:type="spellStart"/>
+        <w:t>isExpanded</w:t>
+      </w:r>
+      <w:proofErr w:type="spellEnd"/>
       <w:r>
         <w:rPr>
           <w:rFonts w:ascii="Consolas" w:hAnsi="Consolas"/>
           <w:lang w:val="fr-CH"/>
         </w:rPr>
-        <w:t>onClick</w:t>
-      </w:r>
-      <w:proofErr w:type="spellEnd"/>
-      <w:proofErr w:type="gramStart"/>
+        <w:t xml:space="preserve"> = </w:t>
+      </w:r>
+      <w:proofErr w:type="spellStart"/>
       <w:r>
         <w:rPr>
           <w:rFonts w:ascii="Consolas" w:hAnsi="Consolas"/>
           <w:lang w:val="fr-CH"/>
         </w:rPr>
-        <w:t>={</w:t>
-      </w:r>
-      <w:proofErr w:type="gramEnd"/>
+        <w:t>expandedGroupId</w:t>
+      </w:r>
+      <w:proofErr w:type="spellEnd"/>
       <w:r>
         <w:rPr>
           <w:rFonts w:ascii="Consolas" w:hAnsi="Consolas"/>
           <w:lang w:val="fr-CH"/>
         </w:rPr>
-        <w:t xml:space="preserve">() =&gt; </w:t>
-      </w:r>
-      <w:proofErr w:type="spellStart"/>
-      <w:r>
-        <w:rPr>
-          <w:rFonts w:ascii="Consolas" w:hAnsi="Consolas"/>
-          <w:lang w:val="fr-CH"/>
-        </w:rPr>
-        <w:t>toggleGroup</w:t>
-      </w:r>
-      <w:proofErr w:type="spellEnd"/>
-      <w:r>
-        <w:rPr>
-          <w:rFonts w:ascii="Consolas" w:hAnsi="Consolas"/>
-          <w:lang w:val="fr-CH"/>
-        </w:rPr>
-        <w:t>(group.id)}&gt;</w:t>
-      </w:r>
-    </w:p>
-    <w:p>
-      <w:pPr>
-        <w:rPr>
-          <w:rFonts w:ascii="Consolas" w:hAnsi="Consolas"/>
-        </w:rPr>
-      </w:pPr>
-      <w:r>
-        <w:rPr>
-          <w:rFonts w:ascii="Consolas" w:hAnsi="Consolas"/>
-          <w:lang w:val="fr-CH"/>
-        </w:rPr>
-        <w:t xml:space="preserve">    </w:t>
-      </w:r>
-      <w:r>
-        <w:rPr>
-          <w:rFonts w:ascii="Consolas" w:hAnsi="Consolas"/>
-        </w:rPr>
-        <w:t>{group.name}</w:t>
-      </w:r>
-    </w:p>
-    <w:p>
-      <w:pPr>
-        <w:rPr>
-          <w:rFonts w:ascii="Consolas" w:hAnsi="Consolas"/>
-        </w:rPr>
-      </w:pPr>
-      <w:r>
-        <w:rPr>
-          <w:rFonts w:ascii="Consolas" w:hAnsi="Consolas"/>
-        </w:rPr>
-        <w:t>&lt;/</w:t>
-      </w:r>
-      <w:proofErr w:type="spellStart"/>
-      <w:r>
-        <w:rPr>
-          <w:rFonts w:ascii="Consolas" w:hAnsi="Consolas"/>
-        </w:rPr>
-        <w:t>button</w:t>
-      </w:r>
-      <w:proofErr w:type="spellEnd"/>
-      <w:r>
-        <w:rPr>
-          <w:rFonts w:ascii="Consolas" w:hAnsi="Consolas"/>
-        </w:rPr>
-        <w:t>&gt;</w:t>
-      </w:r>
-    </w:p>
-    <w:p>
-      <w:r>
-        <w:t xml:space="preserve">Der Button zeigt den Namen der Gruppe an. Beim Klick wird </w:t>
-      </w:r>
-      <w:proofErr w:type="spellStart"/>
-      <w:r>
-        <w:rPr>
-          <w:rFonts w:ascii="Consolas" w:hAnsi="Consolas"/>
-        </w:rPr>
-        <w:t>toggleGroup</w:t>
-      </w:r>
-      <w:proofErr w:type="spellEnd"/>
-      <w:r>
-        <w:t xml:space="preserve"> mit der ID dieser Gruppe ausgeführt. Durch </w:t>
-      </w:r>
-      <w:r>
-        <w:rPr>
-          <w:rFonts w:ascii="Consolas" w:hAnsi="Consolas"/>
-        </w:rPr>
-        <w:t>() =&gt;</w:t>
-      </w:r>
-      <w:r>
-        <w:t xml:space="preserve"> wird die Funktion erst beim Klicken aufgerufen.</w:t>
-      </w:r>
-    </w:p>
-    <w:p>
-      <w:pPr>
-        <w:pStyle w:val="berschrift2"/>
-      </w:pPr>
-      <w:r>
-        <w:t>Rendering</w:t>
-      </w:r>
-    </w:p>
-    <w:p>
-      <w:r>
-        <w:t xml:space="preserve">Zeile 345 </w:t>
-      </w:r>
-      <w:r>
-        <w:t xml:space="preserve">von </w:t>
-      </w:r>
-      <w:proofErr w:type="spellStart"/>
-      <w:r>
-        <w:t>src</w:t>
-      </w:r>
-      <w:proofErr w:type="spellEnd"/>
-      <w:r>
-        <w:t>/</w:t>
-      </w:r>
-      <w:proofErr w:type="spellStart"/>
-      <w:r>
-        <w:t>app.jsx</w:t>
-      </w:r>
-      <w:proofErr w:type="spellEnd"/>
-    </w:p>
-    <w:p>
-      <w:pPr>
-        <w:rPr>
-          <w:rFonts w:ascii="Consolas" w:hAnsi="Consolas"/>
-          <w:lang w:val="fr-CH"/>
-        </w:rPr>
-      </w:pPr>
-      <w:proofErr w:type="spellStart"/>
-      <w:proofErr w:type="gramStart"/>
-      <w:r>
-        <w:rPr>
-          <w:rFonts w:ascii="Consolas" w:hAnsi="Consolas"/>
-          <w:lang w:val="fr-CH"/>
-        </w:rPr>
-        <w:t>const</w:t>
-      </w:r>
-      <w:proofErr w:type="spellEnd"/>
-      <w:proofErr w:type="gramEnd"/>
-      <w:r>
-        <w:rPr>
-          <w:rFonts w:ascii="Consolas" w:hAnsi="Consolas"/>
-          <w:lang w:val="fr-CH"/>
-        </w:rPr>
-        <w:t xml:space="preserve"> </w:t>
-      </w:r>
-      <w:proofErr w:type="spellStart"/>
-      <w:r>
-        <w:rPr>
-          <w:rFonts w:ascii="Consolas" w:hAnsi="Consolas"/>
-          <w:lang w:val="fr-CH"/>
-        </w:rPr>
-        <w:t>isExpanded</w:t>
-      </w:r>
-      <w:proofErr w:type="spellEnd"/>
-      <w:r>
-        <w:rPr>
-          <w:rFonts w:ascii="Consolas" w:hAnsi="Consolas"/>
-          <w:lang w:val="fr-CH"/>
-        </w:rPr>
-        <w:t xml:space="preserve"> = </w:t>
-      </w:r>
-      <w:proofErr w:type="spellStart"/>
-      <w:r>
-        <w:rPr>
-          <w:rFonts w:ascii="Consolas" w:hAnsi="Consolas"/>
-          <w:lang w:val="fr-CH"/>
-        </w:rPr>
-        <w:t>expandedGroupId</w:t>
-      </w:r>
-      <w:proofErr w:type="spellEnd"/>
-      <w:r>
-        <w:rPr>
-          <w:rFonts w:ascii="Consolas" w:hAnsi="Consolas"/>
-          <w:lang w:val="fr-CH"/>
-        </w:rPr>
-        <w:t xml:space="preserve"> === </w:t>
-      </w:r>
-      <w:proofErr w:type="gramStart"/>
-      <w:r>
-        <w:rPr>
-          <w:rFonts w:ascii="Consolas" w:hAnsi="Consolas"/>
-          <w:lang w:val="fr-CH"/>
-        </w:rPr>
-        <w:t>group.id;</w:t>
-      </w:r>
-      <w:proofErr w:type="gramEnd"/>
+        <w:t xml:space="preserve"> === group.id;</w:t>
+      </w:r>
     </w:p>
     <w:p>
       <w:r>
@@ -3422,21 +3439,7 @@
         <w:rPr>
           <w:rFonts w:ascii="Consolas" w:hAnsi="Consolas"/>
         </w:rPr>
-        <w:t xml:space="preserve">        {/* </w:t>
-      </w:r>
-      <w:proofErr w:type="gramStart"/>
-      <w:r>
-        <w:rPr>
-          <w:rFonts w:ascii="Consolas" w:hAnsi="Consolas"/>
-        </w:rPr>
-        <w:t>Hier</w:t>
-      </w:r>
-      <w:proofErr w:type="gramEnd"/>
-      <w:r>
-        <w:rPr>
-          <w:rFonts w:ascii="Consolas" w:hAnsi="Consolas"/>
-        </w:rPr>
-        <w:t xml:space="preserve"> steht der Inhalt der Gruppe. */}</w:t>
+        <w:t xml:space="preserve">        {/* Hier steht der Inhalt der Gruppe. */}</w:t>
       </w:r>
     </w:p>
     <w:p>
@@ -3597,7 +3600,6 @@
         <w:t xml:space="preserve">-Hook, sondern die zwei Funktionen </w:t>
       </w:r>
       <w:proofErr w:type="spellStart"/>
-      <w:proofErr w:type="gramStart"/>
       <w:r>
         <w:rPr>
           <w:lang w:val="de-DE"/>
@@ -3609,17 +3611,203 @@
         <w:rPr>
           <w:lang w:val="de-DE"/>
         </w:rPr>
+        <w:t xml:space="preserve">() und </w:t>
+      </w:r>
+      <w:proofErr w:type="spellStart"/>
+      <w:r>
+        <w:rPr>
+          <w:lang w:val="de-DE"/>
+        </w:rPr>
+        <w:t>saveState</w:t>
+      </w:r>
+      <w:proofErr w:type="spellEnd"/>
+      <w:r>
+        <w:rPr>
+          <w:lang w:val="de-DE"/>
+        </w:rPr>
+        <w:t xml:space="preserve">() in storage.js. Wenn der App gestartet wird, wird </w:t>
+      </w:r>
+      <w:proofErr w:type="spellStart"/>
+      <w:r>
+        <w:rPr>
+          <w:lang w:val="de-DE"/>
+        </w:rPr>
+        <w:t>loadState</w:t>
+      </w:r>
+      <w:proofErr w:type="spellEnd"/>
+      <w:r>
+        <w:rPr>
+          <w:lang w:val="de-DE"/>
+        </w:rPr>
+        <w:t xml:space="preserve">() die gespeicherte Einkaufliste aus dem </w:t>
+      </w:r>
+      <w:proofErr w:type="spellStart"/>
+      <w:r>
+        <w:rPr>
+          <w:lang w:val="de-DE"/>
+        </w:rPr>
+        <w:t>localStorage</w:t>
+      </w:r>
+      <w:proofErr w:type="spellEnd"/>
+      <w:r>
+        <w:rPr>
+          <w:lang w:val="de-DE"/>
+        </w:rPr>
+        <w:t xml:space="preserve"> geladen. Dabei wird der Schlüssel „groceries-app-v1“ verwendet. </w:t>
+      </w:r>
+    </w:p>
+    <w:p>
+      <w:pPr>
+        <w:rPr>
+          <w:lang w:val="de-DE"/>
+        </w:rPr>
+      </w:pPr>
+      <w:r>
+        <w:rPr>
+          <w:lang w:val="de-DE"/>
+        </w:rPr>
+        <w:t xml:space="preserve">Beim Speichern wird </w:t>
+      </w:r>
+      <w:proofErr w:type="spellStart"/>
+      <w:r>
+        <w:rPr>
+          <w:lang w:val="de-DE"/>
+        </w:rPr>
+        <w:t>saveState</w:t>
+      </w:r>
+      <w:proofErr w:type="spellEnd"/>
+      <w:r>
+        <w:rPr>
+          <w:lang w:val="de-DE"/>
+        </w:rPr>
         <w:t>(</w:t>
       </w:r>
-      <w:proofErr w:type="gramEnd"/>
-      <w:r>
-        <w:rPr>
-          <w:lang w:val="de-DE"/>
-        </w:rPr>
-        <w:t xml:space="preserve">) und </w:t>
-      </w:r>
-      <w:proofErr w:type="spellStart"/>
-      <w:proofErr w:type="gramStart"/>
+      <w:proofErr w:type="spellStart"/>
+      <w:r>
+        <w:rPr>
+          <w:lang w:val="de-DE"/>
+        </w:rPr>
+        <w:t>lists</w:t>
+      </w:r>
+      <w:proofErr w:type="spellEnd"/>
+      <w:r>
+        <w:rPr>
+          <w:lang w:val="de-DE"/>
+        </w:rPr>
+        <w:t xml:space="preserve">, </w:t>
+      </w:r>
+      <w:proofErr w:type="spellStart"/>
+      <w:r>
+        <w:rPr>
+          <w:lang w:val="de-DE"/>
+        </w:rPr>
+        <w:t>activeId</w:t>
+      </w:r>
+      <w:proofErr w:type="spellEnd"/>
+      <w:r>
+        <w:rPr>
+          <w:lang w:val="de-DE"/>
+        </w:rPr>
+        <w:t xml:space="preserve">) aufgerufen. Als Parameter werden die Aktuellen Einkaufslisten und die ID der aktuell ausgewählten Liste übergeben. Diese werden mit </w:t>
+      </w:r>
+      <w:proofErr w:type="spellStart"/>
+      <w:r>
+        <w:rPr>
+          <w:lang w:val="de-DE"/>
+        </w:rPr>
+        <w:t>JSON.stringify</w:t>
+      </w:r>
+      <w:proofErr w:type="spellEnd"/>
+      <w:r>
+        <w:rPr>
+          <w:lang w:val="de-DE"/>
+        </w:rPr>
+        <w:t xml:space="preserve">() in einen String umgewandelt und </w:t>
+      </w:r>
+      <w:proofErr w:type="spellStart"/>
+      <w:r>
+        <w:rPr>
+          <w:lang w:val="de-DE"/>
+        </w:rPr>
+        <w:t>anschliessend</w:t>
+      </w:r>
+      <w:proofErr w:type="spellEnd"/>
+      <w:r>
+        <w:rPr>
+          <w:lang w:val="de-DE"/>
+        </w:rPr>
+        <w:t xml:space="preserve"> mit </w:t>
+      </w:r>
+      <w:proofErr w:type="spellStart"/>
+      <w:r>
+        <w:rPr>
+          <w:lang w:val="de-DE"/>
+        </w:rPr>
+        <w:t>localStorage.setItem</w:t>
+      </w:r>
+      <w:proofErr w:type="spellEnd"/>
+      <w:r>
+        <w:rPr>
+          <w:lang w:val="de-DE"/>
+        </w:rPr>
+        <w:t xml:space="preserve">() im Browser gespeichert. </w:t>
+      </w:r>
+    </w:p>
+    <w:p>
+      <w:pPr>
+        <w:rPr>
+          <w:lang w:val="de-DE"/>
+        </w:rPr>
+      </w:pPr>
+      <w:r>
+        <w:rPr>
+          <w:lang w:val="de-DE"/>
+        </w:rPr>
+        <w:t xml:space="preserve">Wenn der Benutzer auf „Produkt hinzufügen“ klickt, wird ein neues Produkt Objekt erstellt und in den aktuellen React-State der Einkaufsliste eingefügt. Wir haben einen </w:t>
+      </w:r>
+      <w:proofErr w:type="spellStart"/>
+      <w:r>
+        <w:rPr>
+          <w:lang w:val="de-DE"/>
+        </w:rPr>
+        <w:t>useEffect</w:t>
+      </w:r>
+      <w:proofErr w:type="spellEnd"/>
+      <w:r>
+        <w:rPr>
+          <w:lang w:val="de-DE"/>
+        </w:rPr>
+        <w:t xml:space="preserve">, der auf Änderungen von </w:t>
+      </w:r>
+      <w:proofErr w:type="spellStart"/>
+      <w:r>
+        <w:rPr>
+          <w:lang w:val="de-DE"/>
+        </w:rPr>
+        <w:t>lists</w:t>
+      </w:r>
+      <w:proofErr w:type="spellEnd"/>
+      <w:r>
+        <w:rPr>
+          <w:lang w:val="de-DE"/>
+        </w:rPr>
+        <w:t xml:space="preserve"> uns </w:t>
+      </w:r>
+      <w:proofErr w:type="spellStart"/>
+      <w:r>
+        <w:rPr>
+          <w:lang w:val="de-DE"/>
+        </w:rPr>
+        <w:t>activeListId</w:t>
+      </w:r>
+      <w:proofErr w:type="spellEnd"/>
+      <w:r>
+        <w:rPr>
+          <w:lang w:val="de-DE"/>
+        </w:rPr>
+        <w:t xml:space="preserve"> reagiert, indem es </w:t>
+      </w:r>
+      <w:proofErr w:type="spellStart"/>
       <w:r>
         <w:rPr>
           <w:lang w:val="de-DE"/>
@@ -3631,36 +3819,122 @@
         <w:rPr>
           <w:lang w:val="de-DE"/>
         </w:rPr>
-        <w:t>(</w:t>
-      </w:r>
-      <w:proofErr w:type="gramEnd"/>
-      <w:r>
-        <w:rPr>
-          <w:lang w:val="de-DE"/>
-        </w:rPr>
-        <w:t xml:space="preserve">) in storage.js. Wenn der App gestartet wird, wird </w:t>
-      </w:r>
-      <w:proofErr w:type="spellStart"/>
-      <w:proofErr w:type="gramStart"/>
-      <w:r>
-        <w:rPr>
-          <w:lang w:val="de-DE"/>
-        </w:rPr>
-        <w:t>loadState</w:t>
-      </w:r>
-      <w:proofErr w:type="spellEnd"/>
-      <w:r>
-        <w:rPr>
-          <w:lang w:val="de-DE"/>
-        </w:rPr>
-        <w:t>(</w:t>
-      </w:r>
-      <w:proofErr w:type="gramEnd"/>
-      <w:r>
-        <w:rPr>
-          <w:lang w:val="de-DE"/>
-        </w:rPr>
-        <w:t xml:space="preserve">) die gespeicherte Einkaufliste aus dem </w:t>
+        <w:t xml:space="preserve"> aufruft.</w:t>
+      </w:r>
+    </w:p>
+    <w:p>
+      <w:pPr>
+        <w:rPr>
+          <w:lang w:val="de-DE"/>
+        </w:rPr>
+      </w:pPr>
+      <w:r>
+        <w:rPr>
+          <w:lang w:val="de-DE"/>
+        </w:rPr>
+        <w:t xml:space="preserve">Der Datenfluss ist: „Produkt hinzufügen“ </w:t>
+      </w:r>
+      <w:r>
+        <w:rPr>
+          <w:lang w:val="de-DE"/>
+        </w:rPr>
+        <w:sym w:font="Wingdings" w:char="F0E0"/>
+      </w:r>
+      <w:r>
+        <w:rPr>
+          <w:lang w:val="de-DE"/>
+        </w:rPr>
+        <w:t xml:space="preserve"> React-State wird geändert </w:t>
+      </w:r>
+      <w:r>
+        <w:rPr>
+          <w:lang w:val="de-DE"/>
+        </w:rPr>
+        <w:sym w:font="Wingdings" w:char="F0E0"/>
+      </w:r>
+      <w:r>
+        <w:rPr>
+          <w:lang w:val="de-DE"/>
+        </w:rPr>
+        <w:t xml:space="preserve"> </w:t>
+      </w:r>
+      <w:proofErr w:type="spellStart"/>
+      <w:r>
+        <w:rPr>
+          <w:lang w:val="de-DE"/>
+        </w:rPr>
+        <w:t>useEffect</w:t>
+      </w:r>
+      <w:proofErr w:type="spellEnd"/>
+      <w:r>
+        <w:rPr>
+          <w:lang w:val="de-DE"/>
+        </w:rPr>
+        <w:t xml:space="preserve"> erkennt die Änderung </w:t>
+      </w:r>
+      <w:r>
+        <w:rPr>
+          <w:lang w:val="de-DE"/>
+        </w:rPr>
+        <w:sym w:font="Wingdings" w:char="F0E0"/>
+      </w:r>
+      <w:r>
+        <w:rPr>
+          <w:lang w:val="de-DE"/>
+        </w:rPr>
+        <w:t xml:space="preserve"> </w:t>
+      </w:r>
+      <w:proofErr w:type="spellStart"/>
+      <w:r>
+        <w:rPr>
+          <w:lang w:val="de-DE"/>
+        </w:rPr>
+        <w:t>saveState</w:t>
+      </w:r>
+      <w:proofErr w:type="spellEnd"/>
+      <w:r>
+        <w:rPr>
+          <w:lang w:val="de-DE"/>
+        </w:rPr>
+        <w:t xml:space="preserve">() </w:t>
+      </w:r>
+      <w:r>
+        <w:rPr>
+          <w:lang w:val="de-DE"/>
+        </w:rPr>
+        <w:sym w:font="Wingdings" w:char="F0E0"/>
+      </w:r>
+      <w:r>
+        <w:rPr>
+          <w:lang w:val="de-DE"/>
+        </w:rPr>
+        <w:t xml:space="preserve"> </w:t>
+      </w:r>
+      <w:proofErr w:type="spellStart"/>
+      <w:r>
+        <w:rPr>
+          <w:lang w:val="de-DE"/>
+        </w:rPr>
+        <w:t>JSON.stringify</w:t>
+      </w:r>
+      <w:proofErr w:type="spellEnd"/>
+      <w:r>
+        <w:rPr>
+          <w:lang w:val="de-DE"/>
+        </w:rPr>
+        <w:t xml:space="preserve">() </w:t>
+      </w:r>
+      <w:r>
+        <w:rPr>
+          <w:lang w:val="de-DE"/>
+        </w:rPr>
+        <w:sym w:font="Wingdings" w:char="F0E0"/>
+      </w:r>
+      <w:r>
+        <w:rPr>
+          <w:lang w:val="de-DE"/>
+        </w:rPr>
+        <w:t xml:space="preserve"> </w:t>
       </w:r>
       <w:proofErr w:type="spellStart"/>
       <w:r>
@@ -3670,27 +3944,76 @@
         <w:t>localStorage</w:t>
       </w:r>
       <w:proofErr w:type="spellEnd"/>
-      <w:r>
-        <w:rPr>
-          <w:lang w:val="de-DE"/>
-        </w:rPr>
-        <w:t xml:space="preserve"> geladen. Dabei wird der Schlüssel „groceries-app-v1“ verwendet. </w:t>
-      </w:r>
-    </w:p>
-    <w:p>
-      <w:pPr>
-        <w:rPr>
-          <w:lang w:val="de-DE"/>
-        </w:rPr>
-      </w:pPr>
-      <w:r>
-        <w:rPr>
-          <w:lang w:val="de-DE"/>
-        </w:rPr>
-        <w:t xml:space="preserve">Beim Speichern wird </w:t>
-      </w:r>
-      <w:proofErr w:type="spellStart"/>
-      <w:proofErr w:type="gramStart"/>
+    </w:p>
+    <w:p>
+      <w:pPr>
+        <w:rPr>
+          <w:lang w:val="de-DE"/>
+        </w:rPr>
+      </w:pPr>
+      <w:r>
+        <w:rPr>
+          <w:lang w:val="de-DE"/>
+        </w:rPr>
+        <w:t xml:space="preserve">Um statt </w:t>
+      </w:r>
+      <w:proofErr w:type="spellStart"/>
+      <w:r>
+        <w:rPr>
+          <w:lang w:val="de-DE"/>
+        </w:rPr>
+        <w:t>localStorage</w:t>
+      </w:r>
+      <w:proofErr w:type="spellEnd"/>
+      <w:r>
+        <w:rPr>
+          <w:lang w:val="de-DE"/>
+        </w:rPr>
+        <w:t xml:space="preserve"> </w:t>
+      </w:r>
+      <w:proofErr w:type="spellStart"/>
+      <w:r>
+        <w:rPr>
+          <w:lang w:val="de-DE"/>
+        </w:rPr>
+        <w:t>sessionStorage</w:t>
+      </w:r>
+      <w:proofErr w:type="spellEnd"/>
+      <w:r>
+        <w:rPr>
+          <w:lang w:val="de-DE"/>
+        </w:rPr>
+        <w:t xml:space="preserve"> zu verwenden, müsste man in Funktionen </w:t>
+      </w:r>
+      <w:proofErr w:type="spellStart"/>
+      <w:r>
+        <w:rPr>
+          <w:lang w:val="de-DE"/>
+        </w:rPr>
+        <w:t>localStorage</w:t>
+      </w:r>
+      <w:proofErr w:type="spellEnd"/>
+      <w:r>
+        <w:rPr>
+          <w:lang w:val="de-DE"/>
+        </w:rPr>
+        <w:t xml:space="preserve"> durch </w:t>
+      </w:r>
+      <w:proofErr w:type="spellStart"/>
+      <w:r>
+        <w:rPr>
+          <w:lang w:val="de-DE"/>
+        </w:rPr>
+        <w:t>sessionStorage</w:t>
+      </w:r>
+      <w:proofErr w:type="spellEnd"/>
+      <w:r>
+        <w:rPr>
+          <w:lang w:val="de-DE"/>
+        </w:rPr>
+        <w:t xml:space="preserve"> ersetzen z.B. bei </w:t>
+      </w:r>
+      <w:proofErr w:type="spellStart"/>
       <w:r>
         <w:rPr>
           <w:lang w:val="de-DE"/>
@@ -3702,369 +4025,7 @@
         <w:rPr>
           <w:lang w:val="de-DE"/>
         </w:rPr>
-        <w:t>(</w:t>
-      </w:r>
-      <w:proofErr w:type="spellStart"/>
-      <w:proofErr w:type="gramEnd"/>
-      <w:r>
-        <w:rPr>
-          <w:lang w:val="de-DE"/>
-        </w:rPr>
-        <w:t>lists</w:t>
-      </w:r>
-      <w:proofErr w:type="spellEnd"/>
-      <w:r>
-        <w:rPr>
-          <w:lang w:val="de-DE"/>
-        </w:rPr>
-        <w:t xml:space="preserve">, </w:t>
-      </w:r>
-      <w:proofErr w:type="spellStart"/>
-      <w:r>
-        <w:rPr>
-          <w:lang w:val="de-DE"/>
-        </w:rPr>
-        <w:t>activeId</w:t>
-      </w:r>
-      <w:proofErr w:type="spellEnd"/>
-      <w:r>
-        <w:rPr>
-          <w:lang w:val="de-DE"/>
-        </w:rPr>
-        <w:t xml:space="preserve">) aufgerufen. Als Parameter werden die Aktuellen Einkaufslisten und die ID der aktuell ausgewählten Liste übergeben. Diese werden mit </w:t>
-      </w:r>
-      <w:proofErr w:type="spellStart"/>
-      <w:r>
-        <w:rPr>
-          <w:lang w:val="de-DE"/>
-        </w:rPr>
-        <w:t>JSON.stringify</w:t>
-      </w:r>
-      <w:proofErr w:type="spellEnd"/>
-      <w:r>
-        <w:rPr>
-          <w:lang w:val="de-DE"/>
-        </w:rPr>
-        <w:t xml:space="preserve">() in einen String umgewandelt und </w:t>
-      </w:r>
-      <w:proofErr w:type="spellStart"/>
-      <w:r>
-        <w:rPr>
-          <w:lang w:val="de-DE"/>
-        </w:rPr>
-        <w:t>anschliessend</w:t>
-      </w:r>
-      <w:proofErr w:type="spellEnd"/>
-      <w:r>
-        <w:rPr>
-          <w:lang w:val="de-DE"/>
-        </w:rPr>
-        <w:t xml:space="preserve"> mit </w:t>
-      </w:r>
-      <w:proofErr w:type="spellStart"/>
-      <w:r>
-        <w:rPr>
-          <w:lang w:val="de-DE"/>
-        </w:rPr>
-        <w:t>localStorage.setItem</w:t>
-      </w:r>
-      <w:proofErr w:type="spellEnd"/>
-      <w:r>
-        <w:rPr>
-          <w:lang w:val="de-DE"/>
-        </w:rPr>
-        <w:t xml:space="preserve">() im Browser gespeichert. </w:t>
-      </w:r>
-    </w:p>
-    <w:p>
-      <w:pPr>
-        <w:rPr>
-          <w:lang w:val="de-DE"/>
-        </w:rPr>
-      </w:pPr>
-      <w:r>
-        <w:rPr>
-          <w:lang w:val="de-DE"/>
-        </w:rPr>
-        <w:t xml:space="preserve">Wenn der Benutzer auf „Produkt hinzufügen“ klickt, wird ein neues Produkt Objekt erstellt und in den aktuellen React-State der Einkaufsliste eingefügt. Wir haben einen </w:t>
-      </w:r>
-      <w:proofErr w:type="spellStart"/>
-      <w:r>
-        <w:rPr>
-          <w:lang w:val="de-DE"/>
-        </w:rPr>
-        <w:t>useEffect</w:t>
-      </w:r>
-      <w:proofErr w:type="spellEnd"/>
-      <w:r>
-        <w:rPr>
-          <w:lang w:val="de-DE"/>
-        </w:rPr>
-        <w:t xml:space="preserve">, der auf Änderungen von </w:t>
-      </w:r>
-      <w:proofErr w:type="spellStart"/>
-      <w:r>
-        <w:rPr>
-          <w:lang w:val="de-DE"/>
-        </w:rPr>
-        <w:t>lists</w:t>
-      </w:r>
-      <w:proofErr w:type="spellEnd"/>
-      <w:r>
-        <w:rPr>
-          <w:lang w:val="de-DE"/>
-        </w:rPr>
-        <w:t xml:space="preserve"> uns </w:t>
-      </w:r>
-      <w:proofErr w:type="spellStart"/>
-      <w:r>
-        <w:rPr>
-          <w:lang w:val="de-DE"/>
-        </w:rPr>
-        <w:t>activeListId</w:t>
-      </w:r>
-      <w:proofErr w:type="spellEnd"/>
-      <w:r>
-        <w:rPr>
-          <w:lang w:val="de-DE"/>
-        </w:rPr>
-        <w:t xml:space="preserve"> reagiert, indem es </w:t>
-      </w:r>
-      <w:proofErr w:type="spellStart"/>
-      <w:r>
-        <w:rPr>
-          <w:lang w:val="de-DE"/>
-        </w:rPr>
-        <w:t>saveState</w:t>
-      </w:r>
-      <w:proofErr w:type="spellEnd"/>
-      <w:r>
-        <w:rPr>
-          <w:lang w:val="de-DE"/>
-        </w:rPr>
-        <w:t xml:space="preserve"> aufruft.</w:t>
-      </w:r>
-    </w:p>
-    <w:p>
-      <w:pPr>
-        <w:rPr>
-          <w:lang w:val="de-DE"/>
-        </w:rPr>
-      </w:pPr>
-      <w:r>
-        <w:rPr>
-          <w:lang w:val="de-DE"/>
-        </w:rPr>
-        <w:t xml:space="preserve">Der Datenfluss ist: „Produkt hinzufügen“ </w:t>
-      </w:r>
-      <w:r>
-        <w:rPr>
-          <w:lang w:val="de-DE"/>
-        </w:rPr>
-        <w:sym w:font="Wingdings" w:char="F0E0"/>
-      </w:r>
-      <w:r>
-        <w:rPr>
-          <w:lang w:val="de-DE"/>
-        </w:rPr>
-        <w:t xml:space="preserve"> React-State wird geändert </w:t>
-      </w:r>
-      <w:r>
-        <w:rPr>
-          <w:lang w:val="de-DE"/>
-        </w:rPr>
-        <w:sym w:font="Wingdings" w:char="F0E0"/>
-      </w:r>
-      <w:r>
-        <w:rPr>
-          <w:lang w:val="de-DE"/>
-        </w:rPr>
-        <w:t xml:space="preserve"> </w:t>
-      </w:r>
-      <w:proofErr w:type="spellStart"/>
-      <w:r>
-        <w:rPr>
-          <w:lang w:val="de-DE"/>
-        </w:rPr>
-        <w:t>useEffect</w:t>
-      </w:r>
-      <w:proofErr w:type="spellEnd"/>
-      <w:r>
-        <w:rPr>
-          <w:lang w:val="de-DE"/>
-        </w:rPr>
-        <w:t xml:space="preserve"> erkennt die Änderung </w:t>
-      </w:r>
-      <w:r>
-        <w:rPr>
-          <w:lang w:val="de-DE"/>
-        </w:rPr>
-        <w:sym w:font="Wingdings" w:char="F0E0"/>
-      </w:r>
-      <w:r>
-        <w:rPr>
-          <w:lang w:val="de-DE"/>
-        </w:rPr>
-        <w:t xml:space="preserve"> </w:t>
-      </w:r>
-      <w:proofErr w:type="spellStart"/>
-      <w:proofErr w:type="gramStart"/>
-      <w:r>
-        <w:rPr>
-          <w:lang w:val="de-DE"/>
-        </w:rPr>
-        <w:t>saveState</w:t>
-      </w:r>
-      <w:proofErr w:type="spellEnd"/>
-      <w:r>
-        <w:rPr>
-          <w:lang w:val="de-DE"/>
-        </w:rPr>
-        <w:t>(</w:t>
-      </w:r>
-      <w:proofErr w:type="gramEnd"/>
-      <w:r>
-        <w:rPr>
-          <w:lang w:val="de-DE"/>
-        </w:rPr>
-        <w:t xml:space="preserve">) </w:t>
-      </w:r>
-      <w:r>
-        <w:rPr>
-          <w:lang w:val="de-DE"/>
-        </w:rPr>
-        <w:sym w:font="Wingdings" w:char="F0E0"/>
-      </w:r>
-      <w:r>
-        <w:rPr>
-          <w:lang w:val="de-DE"/>
-        </w:rPr>
-        <w:t xml:space="preserve"> </w:t>
-      </w:r>
-      <w:proofErr w:type="spellStart"/>
-      <w:r>
-        <w:rPr>
-          <w:lang w:val="de-DE"/>
-        </w:rPr>
-        <w:t>JSON.stringify</w:t>
-      </w:r>
-      <w:proofErr w:type="spellEnd"/>
-      <w:r>
-        <w:rPr>
-          <w:lang w:val="de-DE"/>
-        </w:rPr>
-        <w:t xml:space="preserve">() </w:t>
-      </w:r>
-      <w:r>
-        <w:rPr>
-          <w:lang w:val="de-DE"/>
-        </w:rPr>
-        <w:sym w:font="Wingdings" w:char="F0E0"/>
-      </w:r>
-      <w:r>
-        <w:rPr>
-          <w:lang w:val="de-DE"/>
-        </w:rPr>
-        <w:t xml:space="preserve"> </w:t>
-      </w:r>
-      <w:proofErr w:type="spellStart"/>
-      <w:r>
-        <w:rPr>
-          <w:lang w:val="de-DE"/>
-        </w:rPr>
-        <w:t>localStorage</w:t>
-      </w:r>
-      <w:proofErr w:type="spellEnd"/>
-    </w:p>
-    <w:p>
-      <w:pPr>
-        <w:rPr>
-          <w:lang w:val="de-DE"/>
-        </w:rPr>
-      </w:pPr>
-      <w:r>
-        <w:rPr>
-          <w:lang w:val="de-DE"/>
-        </w:rPr>
-        <w:t xml:space="preserve">Um statt </w:t>
-      </w:r>
-      <w:proofErr w:type="spellStart"/>
-      <w:r>
-        <w:rPr>
-          <w:lang w:val="de-DE"/>
-        </w:rPr>
-        <w:t>localStorage</w:t>
-      </w:r>
-      <w:proofErr w:type="spellEnd"/>
-      <w:r>
-        <w:rPr>
-          <w:lang w:val="de-DE"/>
-        </w:rPr>
-        <w:t xml:space="preserve"> </w:t>
-      </w:r>
-      <w:proofErr w:type="spellStart"/>
-      <w:r>
-        <w:rPr>
-          <w:lang w:val="de-DE"/>
-        </w:rPr>
-        <w:t>sessionStorage</w:t>
-      </w:r>
-      <w:proofErr w:type="spellEnd"/>
-      <w:r>
-        <w:rPr>
-          <w:lang w:val="de-DE"/>
-        </w:rPr>
-        <w:t xml:space="preserve"> zu verwenden, müsste man in Funktionen </w:t>
-      </w:r>
-      <w:proofErr w:type="spellStart"/>
-      <w:r>
-        <w:rPr>
-          <w:lang w:val="de-DE"/>
-        </w:rPr>
-        <w:t>localStorage</w:t>
-      </w:r>
-      <w:proofErr w:type="spellEnd"/>
-      <w:r>
-        <w:rPr>
-          <w:lang w:val="de-DE"/>
-        </w:rPr>
-        <w:t xml:space="preserve"> durch </w:t>
-      </w:r>
-      <w:proofErr w:type="spellStart"/>
-      <w:r>
-        <w:rPr>
-          <w:lang w:val="de-DE"/>
-        </w:rPr>
-        <w:t>sessionStorage</w:t>
-      </w:r>
-      <w:proofErr w:type="spellEnd"/>
-      <w:r>
-        <w:rPr>
-          <w:lang w:val="de-DE"/>
-        </w:rPr>
-        <w:t xml:space="preserve"> ersetzen z.B. bei </w:t>
-      </w:r>
-      <w:proofErr w:type="spellStart"/>
-      <w:proofErr w:type="gramStart"/>
-      <w:r>
-        <w:rPr>
-          <w:lang w:val="de-DE"/>
-        </w:rPr>
-        <w:t>saveState</w:t>
-      </w:r>
-      <w:proofErr w:type="spellEnd"/>
-      <w:r>
-        <w:rPr>
-          <w:lang w:val="de-DE"/>
-        </w:rPr>
-        <w:t>(</w:t>
-      </w:r>
-      <w:proofErr w:type="gramEnd"/>
-      <w:r>
-        <w:rPr>
-          <w:lang w:val="de-DE"/>
-        </w:rPr>
-        <w:t xml:space="preserve">) würde man </w:t>
+        <w:t xml:space="preserve">() würde man </w:t>
       </w:r>
       <w:proofErr w:type="spellStart"/>
       <w:r>
@@ -4155,6 +4116,7 @@
       </w:pPr>
       <w:r>
         <w:rPr>
+          <w:noProof/>
           <w:lang w:val="de-DE"/>
         </w:rPr>
         <w:drawing>
@@ -4442,28 +4404,15 @@
         <w:t>Prompts</w:t>
       </w:r>
       <w:r>
-        <w:t xml:space="preserve"> </w:t>
-      </w:r>
-      <w:proofErr w:type="gramStart"/>
-      <w:r>
-        <w:t>eine .</w:t>
+        <w:t xml:space="preserve"> eine .</w:t>
       </w:r>
       <w:proofErr w:type="spellStart"/>
       <w:r>
         <w:t>make</w:t>
       </w:r>
       <w:proofErr w:type="spellEnd"/>
-      <w:proofErr w:type="gramEnd"/>
-      <w:r>
-        <w:t xml:space="preserve"> Datei </w:t>
-      </w:r>
-      <w:proofErr w:type="gramStart"/>
-      <w:r>
-        <w:t>erstellt</w:t>
-      </w:r>
-      <w:proofErr w:type="gramEnd"/>
-      <w:r>
-        <w:t xml:space="preserve"> die uns von der Funktionalität und dem Layout zufriedengestellt hat.</w:t>
+      <w:r>
+        <w:t xml:space="preserve"> Datei erstellt die uns von der Funktionalität und dem Layout zufriedengestellt hat.</w:t>
       </w:r>
     </w:p>
     <w:p>
@@ -4477,21 +4426,7 @@
         <w:rPr>
           <w:lang w:val="fr-CH"/>
         </w:rPr>
-        <w:t xml:space="preserve">Prompt </w:t>
-      </w:r>
-      <w:proofErr w:type="gramStart"/>
-      <w:r>
-        <w:rPr>
-          <w:lang w:val="fr-CH"/>
-        </w:rPr>
-        <w:t>1:</w:t>
-      </w:r>
-      <w:proofErr w:type="gramEnd"/>
-      <w:r>
-        <w:rPr>
-          <w:lang w:val="fr-CH"/>
-        </w:rPr>
-        <w:t xml:space="preserve"> </w:t>
+        <w:t xml:space="preserve">Prompt 1: </w:t>
       </w:r>
       <w:proofErr w:type="spellStart"/>
       <w:r>
@@ -4570,7 +4505,6 @@
         <w:t xml:space="preserve"> an options </w:t>
       </w:r>
       <w:proofErr w:type="spellStart"/>
-      <w:proofErr w:type="gramStart"/>
       <w:r>
         <w:rPr>
           <w:lang w:val="fr-CH"/>
@@ -4584,7 +4518,6 @@
         </w:rPr>
         <w:t>:</w:t>
       </w:r>
-      <w:proofErr w:type="gramEnd"/>
     </w:p>
     <w:p>
       <w:pPr>
@@ -4594,7 +4527,6 @@
         </w:rPr>
       </w:pPr>
       <w:proofErr w:type="spellStart"/>
-      <w:proofErr w:type="gramStart"/>
       <w:r>
         <w:rPr>
           <w:lang w:val="fr-CH"/>
@@ -4602,7 +4534,6 @@
         <w:t>grouping</w:t>
       </w:r>
       <w:proofErr w:type="spellEnd"/>
-      <w:proofErr w:type="gramEnd"/>
       <w:r>
         <w:rPr>
           <w:lang w:val="fr-CH"/>
@@ -4635,42 +4566,686 @@
         <w:rPr>
           <w:lang w:val="fr-CH"/>
         </w:rPr>
+        <w:t xml:space="preserve">. active group </w:t>
+      </w:r>
+      <w:proofErr w:type="spellStart"/>
+      <w:r>
+        <w:rPr>
+          <w:lang w:val="fr-CH"/>
+        </w:rPr>
+        <w:t>is</w:t>
+      </w:r>
+      <w:proofErr w:type="spellEnd"/>
+      <w:r>
+        <w:rPr>
+          <w:lang w:val="fr-CH"/>
+        </w:rPr>
+        <w:t xml:space="preserve"> </w:t>
+      </w:r>
+      <w:proofErr w:type="spellStart"/>
+      <w:r>
+        <w:rPr>
+          <w:lang w:val="fr-CH"/>
+        </w:rPr>
+        <w:t>shown</w:t>
+      </w:r>
+      <w:proofErr w:type="spellEnd"/>
+      <w:r>
+        <w:rPr>
+          <w:lang w:val="fr-CH"/>
+        </w:rPr>
+        <w:t xml:space="preserve"> the </w:t>
+      </w:r>
+      <w:proofErr w:type="spellStart"/>
+      <w:r>
+        <w:rPr>
+          <w:lang w:val="fr-CH"/>
+        </w:rPr>
+        <w:t>list</w:t>
+      </w:r>
+      <w:proofErr w:type="spellEnd"/>
+      <w:r>
+        <w:rPr>
+          <w:lang w:val="fr-CH"/>
+        </w:rPr>
+        <w:t xml:space="preserve">, </w:t>
+      </w:r>
+      <w:proofErr w:type="spellStart"/>
+      <w:r>
+        <w:rPr>
+          <w:lang w:val="fr-CH"/>
+        </w:rPr>
+        <w:t>deactivated</w:t>
+      </w:r>
+      <w:proofErr w:type="spellEnd"/>
+      <w:r>
+        <w:rPr>
+          <w:lang w:val="fr-CH"/>
+        </w:rPr>
+        <w:t xml:space="preserve"> group </w:t>
+      </w:r>
+      <w:proofErr w:type="spellStart"/>
+      <w:r>
+        <w:rPr>
+          <w:lang w:val="fr-CH"/>
+        </w:rPr>
+        <w:t>is</w:t>
+      </w:r>
+      <w:proofErr w:type="spellEnd"/>
+      <w:r>
+        <w:rPr>
+          <w:lang w:val="fr-CH"/>
+        </w:rPr>
+        <w:t xml:space="preserve"> </w:t>
+      </w:r>
+      <w:proofErr w:type="spellStart"/>
+      <w:r>
+        <w:rPr>
+          <w:lang w:val="fr-CH"/>
+        </w:rPr>
+        <w:t>hidden</w:t>
+      </w:r>
+      <w:proofErr w:type="spellEnd"/>
+      <w:r>
+        <w:rPr>
+          <w:lang w:val="fr-CH"/>
+        </w:rPr>
+        <w:t xml:space="preserve"> </w:t>
+      </w:r>
+      <w:proofErr w:type="spellStart"/>
+      <w:r>
+        <w:rPr>
+          <w:lang w:val="fr-CH"/>
+        </w:rPr>
+        <w:t>only</w:t>
+      </w:r>
+      <w:proofErr w:type="spellEnd"/>
+      <w:r>
+        <w:rPr>
+          <w:lang w:val="fr-CH"/>
+        </w:rPr>
+        <w:t xml:space="preserve"> the group </w:t>
+      </w:r>
+      <w:proofErr w:type="spellStart"/>
+      <w:r>
+        <w:rPr>
+          <w:lang w:val="fr-CH"/>
+        </w:rPr>
+        <w:t>title</w:t>
+      </w:r>
+      <w:proofErr w:type="spellEnd"/>
+      <w:r>
+        <w:rPr>
+          <w:lang w:val="fr-CH"/>
+        </w:rPr>
+        <w:t xml:space="preserve"> </w:t>
+      </w:r>
+      <w:proofErr w:type="spellStart"/>
+      <w:r>
+        <w:rPr>
+          <w:lang w:val="fr-CH"/>
+        </w:rPr>
+        <w:t>is</w:t>
+      </w:r>
+      <w:proofErr w:type="spellEnd"/>
+      <w:r>
+        <w:rPr>
+          <w:lang w:val="fr-CH"/>
+        </w:rPr>
+        <w:t xml:space="preserve"> </w:t>
+      </w:r>
+      <w:proofErr w:type="spellStart"/>
+      <w:r>
+        <w:rPr>
+          <w:lang w:val="fr-CH"/>
+        </w:rPr>
+        <w:t>viewable</w:t>
+      </w:r>
+      <w:proofErr w:type="spellEnd"/>
+      <w:r>
+        <w:rPr>
+          <w:lang w:val="fr-CH"/>
+        </w:rPr>
+        <w:t xml:space="preserve">. on </w:t>
+      </w:r>
+      <w:proofErr w:type="spellStart"/>
+      <w:r>
+        <w:rPr>
+          <w:lang w:val="fr-CH"/>
+        </w:rPr>
+        <w:t>activating</w:t>
+      </w:r>
+      <w:proofErr w:type="spellEnd"/>
+      <w:r>
+        <w:rPr>
+          <w:lang w:val="fr-CH"/>
+        </w:rPr>
+        <w:t xml:space="preserve"> a group </w:t>
+      </w:r>
+      <w:proofErr w:type="spellStart"/>
+      <w:r>
+        <w:rPr>
+          <w:lang w:val="fr-CH"/>
+        </w:rPr>
+        <w:t>it</w:t>
+      </w:r>
+      <w:proofErr w:type="spellEnd"/>
+      <w:r>
+        <w:rPr>
+          <w:lang w:val="fr-CH"/>
+        </w:rPr>
+        <w:t xml:space="preserve"> displays all items and </w:t>
+      </w:r>
+      <w:proofErr w:type="spellStart"/>
+      <w:r>
+        <w:rPr>
+          <w:lang w:val="fr-CH"/>
+        </w:rPr>
+        <w:t>hides</w:t>
+      </w:r>
+      <w:proofErr w:type="spellEnd"/>
+      <w:r>
+        <w:rPr>
+          <w:lang w:val="fr-CH"/>
+        </w:rPr>
+        <w:t xml:space="preserve"> the ite</w:t>
+      </w:r>
+      <w:r>
+        <w:rPr>
+          <w:lang w:val="fr-CH"/>
+        </w:rPr>
+        <w:t>m</w:t>
+      </w:r>
+      <w:r>
+        <w:rPr>
+          <w:lang w:val="fr-CH"/>
+        </w:rPr>
+        <w:t xml:space="preserve">s of the active group </w:t>
+      </w:r>
+      <w:proofErr w:type="spellStart"/>
+      <w:r>
+        <w:rPr>
+          <w:lang w:val="fr-CH"/>
+        </w:rPr>
+        <w:t>before</w:t>
+      </w:r>
+      <w:proofErr w:type="spellEnd"/>
+      <w:r>
+        <w:rPr>
+          <w:lang w:val="fr-CH"/>
+        </w:rPr>
+        <w:t xml:space="preserve">, </w:t>
+      </w:r>
+      <w:proofErr w:type="spellStart"/>
+      <w:r>
+        <w:rPr>
+          <w:lang w:val="fr-CH"/>
+        </w:rPr>
+        <w:t>deactivating</w:t>
+      </w:r>
+      <w:proofErr w:type="spellEnd"/>
+      <w:r>
+        <w:rPr>
+          <w:lang w:val="fr-CH"/>
+        </w:rPr>
+        <w:t xml:space="preserve"> </w:t>
+      </w:r>
+      <w:proofErr w:type="spellStart"/>
+      <w:r>
+        <w:rPr>
+          <w:lang w:val="fr-CH"/>
+        </w:rPr>
+        <w:t>it</w:t>
+      </w:r>
+      <w:proofErr w:type="spellEnd"/>
+      <w:r>
+        <w:rPr>
+          <w:lang w:val="fr-CH"/>
+        </w:rPr>
+        <w:t>.</w:t>
+      </w:r>
+    </w:p>
+    <w:p>
+      <w:pPr>
+        <w:spacing w:after="0" w:line="240" w:lineRule="auto"/>
+        <w:rPr>
+          <w:lang w:val="fr-CH"/>
+        </w:rPr>
+      </w:pPr>
+      <w:proofErr w:type="spellStart"/>
+      <w:r>
+        <w:rPr>
+          <w:lang w:val="fr-CH"/>
+        </w:rPr>
+        <w:t>edit</w:t>
+      </w:r>
+      <w:proofErr w:type="spellEnd"/>
+      <w:r>
+        <w:rPr>
+          <w:lang w:val="fr-CH"/>
+        </w:rPr>
+        <w:t xml:space="preserve"> </w:t>
+      </w:r>
+      <w:proofErr w:type="spellStart"/>
+      <w:r>
+        <w:rPr>
+          <w:lang w:val="fr-CH"/>
+        </w:rPr>
+        <w:t>grouping</w:t>
+      </w:r>
+      <w:proofErr w:type="spellEnd"/>
+      <w:r>
+        <w:rPr>
+          <w:lang w:val="fr-CH"/>
+        </w:rPr>
         <w:t xml:space="preserve">. </w:t>
       </w:r>
-      <w:proofErr w:type="gramStart"/>
-      <w:r>
-        <w:rPr>
-          <w:lang w:val="fr-CH"/>
-        </w:rPr>
-        <w:t>active</w:t>
-      </w:r>
-      <w:proofErr w:type="gramEnd"/>
-      <w:r>
-        <w:rPr>
-          <w:lang w:val="fr-CH"/>
-        </w:rPr>
-        <w:t xml:space="preserve"> group </w:t>
-      </w:r>
-      <w:proofErr w:type="spellStart"/>
-      <w:r>
-        <w:rPr>
-          <w:lang w:val="fr-CH"/>
-        </w:rPr>
-        <w:t>is</w:t>
-      </w:r>
-      <w:proofErr w:type="spellEnd"/>
-      <w:r>
-        <w:rPr>
-          <w:lang w:val="fr-CH"/>
-        </w:rPr>
-        <w:t xml:space="preserve"> </w:t>
-      </w:r>
-      <w:proofErr w:type="spellStart"/>
-      <w:r>
-        <w:rPr>
-          <w:lang w:val="fr-CH"/>
-        </w:rPr>
-        <w:t>shown</w:t>
+      <w:proofErr w:type="spellStart"/>
+      <w:r>
+        <w:rPr>
+          <w:lang w:val="fr-CH"/>
+        </w:rPr>
+        <w:t>create</w:t>
+      </w:r>
+      <w:proofErr w:type="spellEnd"/>
+      <w:r>
+        <w:rPr>
+          <w:lang w:val="fr-CH"/>
+        </w:rPr>
+        <w:t xml:space="preserve"> / </w:t>
+      </w:r>
+      <w:proofErr w:type="spellStart"/>
+      <w:r>
+        <w:rPr>
+          <w:lang w:val="fr-CH"/>
+        </w:rPr>
+        <w:t>delete</w:t>
+      </w:r>
+      <w:proofErr w:type="spellEnd"/>
+      <w:r>
+        <w:rPr>
+          <w:lang w:val="fr-CH"/>
+        </w:rPr>
+        <w:t xml:space="preserve"> groups. </w:t>
+      </w:r>
+      <w:proofErr w:type="spellStart"/>
+      <w:r>
+        <w:rPr>
+          <w:lang w:val="fr-CH"/>
+        </w:rPr>
+        <w:t>order</w:t>
+      </w:r>
+      <w:proofErr w:type="spellEnd"/>
+      <w:r>
+        <w:rPr>
+          <w:lang w:val="fr-CH"/>
+        </w:rPr>
+        <w:t xml:space="preserve"> groups. </w:t>
+      </w:r>
+      <w:proofErr w:type="spellStart"/>
+      <w:r>
+        <w:rPr>
+          <w:lang w:val="fr-CH"/>
+        </w:rPr>
+        <w:t>color</w:t>
+      </w:r>
+      <w:proofErr w:type="spellEnd"/>
+      <w:r>
+        <w:rPr>
+          <w:lang w:val="fr-CH"/>
+        </w:rPr>
+        <w:t xml:space="preserve"> groups. </w:t>
+      </w:r>
+    </w:p>
+    <w:p>
+      <w:pPr>
+        <w:spacing w:after="0" w:line="240" w:lineRule="auto"/>
+      </w:pPr>
+      <w:proofErr w:type="spellStart"/>
+      <w:r>
+        <w:t>new</w:t>
+      </w:r>
+      <w:proofErr w:type="spellEnd"/>
+      <w:r>
+        <w:t xml:space="preserve"> </w:t>
+      </w:r>
+      <w:proofErr w:type="spellStart"/>
+      <w:r>
+        <w:t>list</w:t>
+      </w:r>
+      <w:proofErr w:type="spellEnd"/>
+      <w:r>
+        <w:t xml:space="preserve"> </w:t>
+      </w:r>
+      <w:proofErr w:type="spellStart"/>
+      <w:r>
+        <w:t>then</w:t>
+      </w:r>
+      <w:proofErr w:type="spellEnd"/>
+      <w:r>
+        <w:t xml:space="preserve"> save </w:t>
+      </w:r>
+      <w:proofErr w:type="spellStart"/>
+      <w:r>
+        <w:t>list</w:t>
+      </w:r>
+      <w:proofErr w:type="spellEnd"/>
+      <w:r>
+        <w:t xml:space="preserve">, </w:t>
+      </w:r>
+      <w:proofErr w:type="spellStart"/>
+      <w:r>
+        <w:t>delete</w:t>
+      </w:r>
+      <w:proofErr w:type="spellEnd"/>
+      <w:r>
+        <w:t xml:space="preserve"> </w:t>
+      </w:r>
+      <w:proofErr w:type="spellStart"/>
+      <w:r>
+        <w:t>list</w:t>
+      </w:r>
+      <w:proofErr w:type="spellEnd"/>
+      <w:r>
+        <w:t xml:space="preserve">, </w:t>
+      </w:r>
+      <w:proofErr w:type="spellStart"/>
+      <w:r>
+        <w:t>reset</w:t>
+      </w:r>
+      <w:proofErr w:type="spellEnd"/>
+      <w:r>
+        <w:t xml:space="preserve"> </w:t>
+      </w:r>
+      <w:proofErr w:type="spellStart"/>
+      <w:r>
+        <w:t>list</w:t>
+      </w:r>
+      <w:proofErr w:type="spellEnd"/>
+      <w:r>
+        <w:t xml:space="preserve"> (</w:t>
+      </w:r>
+      <w:proofErr w:type="spellStart"/>
+      <w:r>
+        <w:t>uncheck</w:t>
+      </w:r>
+      <w:proofErr w:type="spellEnd"/>
+      <w:r>
+        <w:t xml:space="preserve"> all </w:t>
+      </w:r>
+      <w:proofErr w:type="spellStart"/>
+      <w:r>
+        <w:t>items</w:t>
+      </w:r>
+      <w:proofErr w:type="spellEnd"/>
+      <w:r>
+        <w:t>)</w:t>
+      </w:r>
+    </w:p>
+    <w:p>
+      <w:pPr>
+        <w:spacing w:after="0" w:line="240" w:lineRule="auto"/>
+      </w:pPr>
+    </w:p>
+    <w:p>
+      <w:pPr>
+        <w:spacing w:after="0" w:line="240" w:lineRule="auto"/>
+        <w:rPr>
+          <w:lang w:val="fr-CH"/>
+        </w:rPr>
+      </w:pPr>
+      <w:r>
+        <w:rPr>
+          <w:lang w:val="fr-CH"/>
+        </w:rPr>
+        <w:t>prompt 3:</w:t>
+      </w:r>
+    </w:p>
+    <w:p>
+      <w:pPr>
+        <w:spacing w:after="0" w:line="240" w:lineRule="auto"/>
+        <w:rPr>
+          <w:lang w:val="fr-CH"/>
+        </w:rPr>
+      </w:pPr>
+      <w:proofErr w:type="spellStart"/>
+      <w:r>
+        <w:rPr>
+          <w:lang w:val="fr-CH"/>
+        </w:rPr>
+        <w:t>add</w:t>
+      </w:r>
+      <w:proofErr w:type="spellEnd"/>
+      <w:r>
+        <w:rPr>
+          <w:lang w:val="fr-CH"/>
+        </w:rPr>
+        <w:t xml:space="preserve"> a </w:t>
+      </w:r>
+      <w:proofErr w:type="spellStart"/>
+      <w:r>
+        <w:rPr>
+          <w:lang w:val="fr-CH"/>
+        </w:rPr>
+        <w:t>edit</w:t>
+      </w:r>
+      <w:proofErr w:type="spellEnd"/>
+      <w:r>
+        <w:rPr>
+          <w:lang w:val="fr-CH"/>
+        </w:rPr>
+        <w:t xml:space="preserve"> </w:t>
+      </w:r>
+      <w:proofErr w:type="spellStart"/>
+      <w:r>
+        <w:rPr>
+          <w:lang w:val="fr-CH"/>
+        </w:rPr>
+        <w:t>putton</w:t>
+      </w:r>
+      <w:proofErr w:type="spellEnd"/>
+      <w:r>
+        <w:rPr>
+          <w:lang w:val="fr-CH"/>
+        </w:rPr>
+        <w:t xml:space="preserve">. </w:t>
+      </w:r>
+      <w:proofErr w:type="spellStart"/>
+      <w:r>
+        <w:rPr>
+          <w:lang w:val="fr-CH"/>
+        </w:rPr>
+        <w:t>price</w:t>
+      </w:r>
+      <w:proofErr w:type="spellEnd"/>
+      <w:r>
+        <w:rPr>
+          <w:lang w:val="fr-CH"/>
+        </w:rPr>
+        <w:t xml:space="preserve">, how </w:t>
+      </w:r>
+      <w:proofErr w:type="spellStart"/>
+      <w:r>
+        <w:rPr>
+          <w:lang w:val="fr-CH"/>
+        </w:rPr>
+        <w:t>many</w:t>
+      </w:r>
+      <w:proofErr w:type="spellEnd"/>
+      <w:r>
+        <w:rPr>
+          <w:lang w:val="fr-CH"/>
+        </w:rPr>
+        <w:t xml:space="preserve"> and unit(unit (like if </w:t>
+      </w:r>
+      <w:proofErr w:type="spellStart"/>
+      <w:r>
+        <w:rPr>
+          <w:lang w:val="fr-CH"/>
+        </w:rPr>
+        <w:t>you</w:t>
+      </w:r>
+      <w:proofErr w:type="spellEnd"/>
+      <w:r>
+        <w:rPr>
+          <w:lang w:val="fr-CH"/>
+        </w:rPr>
+        <w:t xml:space="preserve"> have </w:t>
+      </w:r>
+      <w:proofErr w:type="spellStart"/>
+      <w:r>
+        <w:rPr>
+          <w:lang w:val="fr-CH"/>
+        </w:rPr>
+        <w:t>apples</w:t>
+      </w:r>
+      <w:proofErr w:type="spellEnd"/>
+      <w:r>
+        <w:rPr>
+          <w:lang w:val="fr-CH"/>
+        </w:rPr>
+        <w:t xml:space="preserve"> 5x </w:t>
+      </w:r>
+      <w:proofErr w:type="spellStart"/>
+      <w:r>
+        <w:rPr>
+          <w:lang w:val="fr-CH"/>
+        </w:rPr>
+        <w:t>units</w:t>
+      </w:r>
+      <w:proofErr w:type="spellEnd"/>
+      <w:r>
+        <w:rPr>
+          <w:lang w:val="fr-CH"/>
+        </w:rPr>
+        <w:t>), pack, kg, grams, liter, ml)</w:t>
+      </w:r>
+    </w:p>
+    <w:p>
+      <w:pPr>
+        <w:spacing w:after="0" w:line="240" w:lineRule="auto"/>
+        <w:rPr>
+          <w:lang w:val="fr-CH"/>
+        </w:rPr>
+      </w:pPr>
+    </w:p>
+    <w:p>
+      <w:pPr>
+        <w:spacing w:after="0" w:line="240" w:lineRule="auto"/>
+        <w:rPr>
+          <w:lang w:val="fr-CH"/>
+        </w:rPr>
+      </w:pPr>
+      <w:r>
+        <w:rPr>
+          <w:lang w:val="fr-CH"/>
+        </w:rPr>
+        <w:t>prompt 4 :</w:t>
+      </w:r>
+    </w:p>
+    <w:p>
+      <w:pPr>
+        <w:spacing w:after="0" w:line="240" w:lineRule="auto"/>
+        <w:rPr>
+          <w:lang w:val="fr-CH"/>
+        </w:rPr>
+      </w:pPr>
+      <w:r>
+        <w:rPr>
+          <w:lang w:val="fr-CH"/>
+        </w:rPr>
+        <w:t xml:space="preserve">for </w:t>
+      </w:r>
+      <w:proofErr w:type="spellStart"/>
+      <w:r>
+        <w:rPr>
+          <w:lang w:val="fr-CH"/>
+        </w:rPr>
+        <w:t>pricing</w:t>
+      </w:r>
+      <w:proofErr w:type="spellEnd"/>
+      <w:r>
+        <w:rPr>
+          <w:lang w:val="fr-CH"/>
+        </w:rPr>
+        <w:t xml:space="preserve"> i </w:t>
+      </w:r>
+      <w:proofErr w:type="spellStart"/>
+      <w:r>
+        <w:rPr>
+          <w:lang w:val="fr-CH"/>
+        </w:rPr>
+        <w:t>need</w:t>
+      </w:r>
+      <w:proofErr w:type="spellEnd"/>
+      <w:r>
+        <w:rPr>
+          <w:lang w:val="fr-CH"/>
+        </w:rPr>
+        <w:t xml:space="preserve"> to </w:t>
+      </w:r>
+      <w:proofErr w:type="spellStart"/>
+      <w:r>
+        <w:rPr>
+          <w:lang w:val="fr-CH"/>
+        </w:rPr>
+        <w:t>calculate</w:t>
+      </w:r>
+      <w:proofErr w:type="spellEnd"/>
+      <w:r>
+        <w:rPr>
+          <w:lang w:val="fr-CH"/>
+        </w:rPr>
+        <w:t xml:space="preserve"> </w:t>
+      </w:r>
+      <w:proofErr w:type="spellStart"/>
+      <w:r>
+        <w:rPr>
+          <w:lang w:val="fr-CH"/>
+        </w:rPr>
+        <w:t>price</w:t>
+      </w:r>
+      <w:proofErr w:type="spellEnd"/>
+      <w:r>
+        <w:rPr>
+          <w:lang w:val="fr-CH"/>
+        </w:rPr>
+        <w:t xml:space="preserve"> per unit. </w:t>
+      </w:r>
+      <w:proofErr w:type="spellStart"/>
+      <w:r>
+        <w:rPr>
+          <w:lang w:val="fr-CH"/>
+        </w:rPr>
+        <w:t>qty</w:t>
+      </w:r>
+      <w:proofErr w:type="spellEnd"/>
+      <w:r>
+        <w:rPr>
+          <w:lang w:val="fr-CH"/>
+        </w:rPr>
+        <w:t xml:space="preserve"> </w:t>
+      </w:r>
+      <w:proofErr w:type="spellStart"/>
+      <w:r>
+        <w:rPr>
+          <w:lang w:val="fr-CH"/>
+        </w:rPr>
+        <w:t>would</w:t>
+      </w:r>
+      <w:proofErr w:type="spellEnd"/>
+      <w:r>
+        <w:rPr>
+          <w:lang w:val="fr-CH"/>
+        </w:rPr>
+        <w:t xml:space="preserve"> </w:t>
+      </w:r>
+      <w:proofErr w:type="spellStart"/>
+      <w:r>
+        <w:rPr>
+          <w:lang w:val="fr-CH"/>
+        </w:rPr>
+        <w:t>multiply</w:t>
       </w:r>
       <w:proofErr w:type="spellEnd"/>
       <w:r>
@@ -4684,223 +5259,9 @@
         <w:rPr>
           <w:lang w:val="fr-CH"/>
         </w:rPr>
-        <w:t>list</w:t>
-      </w:r>
-      <w:proofErr w:type="spellEnd"/>
-      <w:r>
-        <w:rPr>
-          <w:lang w:val="fr-CH"/>
-        </w:rPr>
-        <w:t xml:space="preserve">, </w:t>
-      </w:r>
-      <w:proofErr w:type="spellStart"/>
-      <w:r>
-        <w:rPr>
-          <w:lang w:val="fr-CH"/>
-        </w:rPr>
-        <w:t>deactivated</w:t>
-      </w:r>
-      <w:proofErr w:type="spellEnd"/>
-      <w:r>
-        <w:rPr>
-          <w:lang w:val="fr-CH"/>
-        </w:rPr>
-        <w:t xml:space="preserve"> group </w:t>
-      </w:r>
-      <w:proofErr w:type="spellStart"/>
-      <w:r>
-        <w:rPr>
-          <w:lang w:val="fr-CH"/>
-        </w:rPr>
-        <w:t>is</w:t>
-      </w:r>
-      <w:proofErr w:type="spellEnd"/>
-      <w:r>
-        <w:rPr>
-          <w:lang w:val="fr-CH"/>
-        </w:rPr>
-        <w:t xml:space="preserve"> </w:t>
-      </w:r>
-      <w:proofErr w:type="spellStart"/>
-      <w:r>
-        <w:rPr>
-          <w:lang w:val="fr-CH"/>
-        </w:rPr>
-        <w:t>hidden</w:t>
-      </w:r>
-      <w:proofErr w:type="spellEnd"/>
-      <w:r>
-        <w:rPr>
-          <w:lang w:val="fr-CH"/>
-        </w:rPr>
-        <w:t xml:space="preserve"> </w:t>
-      </w:r>
-      <w:proofErr w:type="spellStart"/>
-      <w:r>
-        <w:rPr>
-          <w:lang w:val="fr-CH"/>
-        </w:rPr>
-        <w:t>only</w:t>
-      </w:r>
-      <w:proofErr w:type="spellEnd"/>
-      <w:r>
-        <w:rPr>
-          <w:lang w:val="fr-CH"/>
-        </w:rPr>
-        <w:t xml:space="preserve"> the group </w:t>
-      </w:r>
-      <w:proofErr w:type="spellStart"/>
-      <w:r>
-        <w:rPr>
-          <w:lang w:val="fr-CH"/>
-        </w:rPr>
-        <w:t>title</w:t>
-      </w:r>
-      <w:proofErr w:type="spellEnd"/>
-      <w:r>
-        <w:rPr>
-          <w:lang w:val="fr-CH"/>
-        </w:rPr>
-        <w:t xml:space="preserve"> </w:t>
-      </w:r>
-      <w:proofErr w:type="spellStart"/>
-      <w:r>
-        <w:rPr>
-          <w:lang w:val="fr-CH"/>
-        </w:rPr>
-        <w:t>is</w:t>
-      </w:r>
-      <w:proofErr w:type="spellEnd"/>
-      <w:r>
-        <w:rPr>
-          <w:lang w:val="fr-CH"/>
-        </w:rPr>
-        <w:t xml:space="preserve"> </w:t>
-      </w:r>
-      <w:proofErr w:type="spellStart"/>
-      <w:r>
-        <w:rPr>
-          <w:lang w:val="fr-CH"/>
-        </w:rPr>
-        <w:t>viewable</w:t>
-      </w:r>
-      <w:proofErr w:type="spellEnd"/>
-      <w:r>
-        <w:rPr>
-          <w:lang w:val="fr-CH"/>
-        </w:rPr>
-        <w:t xml:space="preserve">. </w:t>
-      </w:r>
-      <w:proofErr w:type="gramStart"/>
-      <w:r>
-        <w:rPr>
-          <w:lang w:val="fr-CH"/>
-        </w:rPr>
-        <w:t>on</w:t>
-      </w:r>
-      <w:proofErr w:type="gramEnd"/>
-      <w:r>
-        <w:rPr>
-          <w:lang w:val="fr-CH"/>
-        </w:rPr>
-        <w:t xml:space="preserve"> </w:t>
-      </w:r>
-      <w:proofErr w:type="spellStart"/>
-      <w:r>
-        <w:rPr>
-          <w:lang w:val="fr-CH"/>
-        </w:rPr>
-        <w:t>activating</w:t>
-      </w:r>
-      <w:proofErr w:type="spellEnd"/>
-      <w:r>
-        <w:rPr>
-          <w:lang w:val="fr-CH"/>
-        </w:rPr>
-        <w:t xml:space="preserve"> a group </w:t>
-      </w:r>
-      <w:proofErr w:type="spellStart"/>
-      <w:r>
-        <w:rPr>
-          <w:lang w:val="fr-CH"/>
-        </w:rPr>
-        <w:t>it</w:t>
-      </w:r>
-      <w:proofErr w:type="spellEnd"/>
-      <w:r>
-        <w:rPr>
-          <w:lang w:val="fr-CH"/>
-        </w:rPr>
-        <w:t xml:space="preserve"> displays all items and </w:t>
-      </w:r>
-      <w:proofErr w:type="spellStart"/>
-      <w:r>
-        <w:rPr>
-          <w:lang w:val="fr-CH"/>
-        </w:rPr>
-        <w:t>hides</w:t>
-      </w:r>
-      <w:proofErr w:type="spellEnd"/>
-      <w:r>
-        <w:rPr>
-          <w:lang w:val="fr-CH"/>
-        </w:rPr>
-        <w:t xml:space="preserve"> the ite</w:t>
-      </w:r>
-      <w:r>
-        <w:rPr>
-          <w:lang w:val="fr-CH"/>
-        </w:rPr>
-        <w:t>m</w:t>
-      </w:r>
-      <w:r>
-        <w:rPr>
-          <w:lang w:val="fr-CH"/>
-        </w:rPr>
-        <w:t xml:space="preserve">s of the active group </w:t>
-      </w:r>
-      <w:proofErr w:type="spellStart"/>
-      <w:r>
-        <w:rPr>
-          <w:lang w:val="fr-CH"/>
-        </w:rPr>
-        <w:t>before</w:t>
-      </w:r>
-      <w:proofErr w:type="spellEnd"/>
-      <w:r>
-        <w:rPr>
-          <w:lang w:val="fr-CH"/>
-        </w:rPr>
-        <w:t xml:space="preserve">, </w:t>
-      </w:r>
-      <w:proofErr w:type="spellStart"/>
-      <w:r>
-        <w:rPr>
-          <w:lang w:val="fr-CH"/>
-        </w:rPr>
-        <w:t>deactivating</w:t>
-      </w:r>
-      <w:proofErr w:type="spellEnd"/>
-      <w:r>
-        <w:rPr>
-          <w:lang w:val="fr-CH"/>
-        </w:rPr>
-        <w:t xml:space="preserve"> </w:t>
-      </w:r>
-      <w:proofErr w:type="spellStart"/>
-      <w:r>
-        <w:rPr>
-          <w:lang w:val="fr-CH"/>
-        </w:rPr>
-        <w:t>it</w:t>
-      </w:r>
-      <w:proofErr w:type="spellEnd"/>
-      <w:r>
-        <w:rPr>
-          <w:lang w:val="fr-CH"/>
-        </w:rPr>
-        <w:t>.</w:t>
-      </w:r>
+        <w:t>price</w:t>
+      </w:r>
+      <w:proofErr w:type="spellEnd"/>
     </w:p>
     <w:p>
       <w:pPr>
@@ -4909,561 +5270,33 @@
           <w:lang w:val="fr-CH"/>
         </w:rPr>
       </w:pPr>
-      <w:proofErr w:type="spellStart"/>
-      <w:proofErr w:type="gramStart"/>
-      <w:r>
-        <w:rPr>
-          <w:lang w:val="fr-CH"/>
-        </w:rPr>
-        <w:t>edit</w:t>
-      </w:r>
-      <w:proofErr w:type="spellEnd"/>
-      <w:proofErr w:type="gramEnd"/>
-      <w:r>
-        <w:rPr>
-          <w:lang w:val="fr-CH"/>
-        </w:rPr>
-        <w:t xml:space="preserve"> </w:t>
-      </w:r>
-      <w:proofErr w:type="spellStart"/>
-      <w:r>
-        <w:rPr>
-          <w:lang w:val="fr-CH"/>
-        </w:rPr>
-        <w:t>grouping</w:t>
-      </w:r>
-      <w:proofErr w:type="spellEnd"/>
-      <w:r>
-        <w:rPr>
-          <w:lang w:val="fr-CH"/>
-        </w:rPr>
-        <w:t xml:space="preserve">. </w:t>
-      </w:r>
-      <w:proofErr w:type="spellStart"/>
-      <w:proofErr w:type="gramStart"/>
-      <w:r>
-        <w:rPr>
-          <w:lang w:val="fr-CH"/>
-        </w:rPr>
-        <w:t>create</w:t>
-      </w:r>
-      <w:proofErr w:type="spellEnd"/>
-      <w:proofErr w:type="gramEnd"/>
-      <w:r>
-        <w:rPr>
-          <w:lang w:val="fr-CH"/>
-        </w:rPr>
-        <w:t xml:space="preserve"> / </w:t>
-      </w:r>
-      <w:proofErr w:type="spellStart"/>
-      <w:r>
-        <w:rPr>
-          <w:lang w:val="fr-CH"/>
-        </w:rPr>
-        <w:t>delete</w:t>
-      </w:r>
-      <w:proofErr w:type="spellEnd"/>
-      <w:r>
-        <w:rPr>
-          <w:lang w:val="fr-CH"/>
-        </w:rPr>
-        <w:t xml:space="preserve"> groups. </w:t>
-      </w:r>
-      <w:proofErr w:type="spellStart"/>
-      <w:proofErr w:type="gramStart"/>
-      <w:r>
-        <w:rPr>
-          <w:lang w:val="fr-CH"/>
-        </w:rPr>
-        <w:t>order</w:t>
-      </w:r>
-      <w:proofErr w:type="spellEnd"/>
-      <w:proofErr w:type="gramEnd"/>
-      <w:r>
-        <w:rPr>
-          <w:lang w:val="fr-CH"/>
-        </w:rPr>
-        <w:t xml:space="preserve"> groups. </w:t>
-      </w:r>
-      <w:proofErr w:type="spellStart"/>
-      <w:proofErr w:type="gramStart"/>
-      <w:r>
-        <w:rPr>
-          <w:lang w:val="fr-CH"/>
-        </w:rPr>
-        <w:t>color</w:t>
-      </w:r>
-      <w:proofErr w:type="spellEnd"/>
-      <w:proofErr w:type="gramEnd"/>
-      <w:r>
-        <w:rPr>
-          <w:lang w:val="fr-CH"/>
-        </w:rPr>
-        <w:t xml:space="preserve"> groups. </w:t>
-      </w:r>
     </w:p>
     <w:p>
       <w:pPr>
         <w:spacing w:after="0" w:line="240" w:lineRule="auto"/>
-      </w:pPr>
-      <w:proofErr w:type="spellStart"/>
-      <w:r>
-        <w:t>new</w:t>
-      </w:r>
-      <w:proofErr w:type="spellEnd"/>
-      <w:r>
-        <w:t xml:space="preserve"> </w:t>
-      </w:r>
-      <w:proofErr w:type="spellStart"/>
-      <w:r>
-        <w:t>list</w:t>
-      </w:r>
-      <w:proofErr w:type="spellEnd"/>
-      <w:r>
-        <w:t xml:space="preserve"> </w:t>
-      </w:r>
-      <w:proofErr w:type="spellStart"/>
-      <w:r>
-        <w:t>then</w:t>
-      </w:r>
-      <w:proofErr w:type="spellEnd"/>
-      <w:r>
-        <w:t xml:space="preserve"> save </w:t>
-      </w:r>
-      <w:proofErr w:type="spellStart"/>
-      <w:r>
-        <w:t>list</w:t>
-      </w:r>
-      <w:proofErr w:type="spellEnd"/>
-      <w:r>
-        <w:t xml:space="preserve">, </w:t>
-      </w:r>
-      <w:proofErr w:type="spellStart"/>
-      <w:r>
-        <w:t>delete</w:t>
-      </w:r>
-      <w:proofErr w:type="spellEnd"/>
-      <w:r>
-        <w:t xml:space="preserve"> </w:t>
-      </w:r>
-      <w:proofErr w:type="spellStart"/>
-      <w:r>
-        <w:t>list</w:t>
-      </w:r>
-      <w:proofErr w:type="spellEnd"/>
-      <w:r>
-        <w:t xml:space="preserve">, </w:t>
-      </w:r>
-      <w:proofErr w:type="spellStart"/>
-      <w:r>
-        <w:t>reset</w:t>
-      </w:r>
-      <w:proofErr w:type="spellEnd"/>
-      <w:r>
-        <w:t xml:space="preserve"> </w:t>
-      </w:r>
-      <w:proofErr w:type="spellStart"/>
-      <w:r>
-        <w:t>list</w:t>
-      </w:r>
-      <w:proofErr w:type="spellEnd"/>
-      <w:r>
-        <w:t xml:space="preserve"> (</w:t>
-      </w:r>
-      <w:proofErr w:type="spellStart"/>
-      <w:r>
-        <w:t>uncheck</w:t>
-      </w:r>
-      <w:proofErr w:type="spellEnd"/>
-      <w:r>
-        <w:t xml:space="preserve"> all </w:t>
-      </w:r>
-      <w:proofErr w:type="spellStart"/>
-      <w:r>
-        <w:t>items</w:t>
-      </w:r>
-      <w:proofErr w:type="spellEnd"/>
-      <w:r>
-        <w:t>)</w:t>
-      </w:r>
-    </w:p>
-    <w:p>
-      <w:pPr>
-        <w:spacing w:after="0" w:line="240" w:lineRule="auto"/>
-      </w:pPr>
-    </w:p>
-    <w:p>
-      <w:pPr>
-        <w:spacing w:after="0" w:line="240" w:lineRule="auto"/>
-        <w:rPr>
-          <w:lang w:val="fr-CH"/>
-        </w:rPr>
-      </w:pPr>
-      <w:proofErr w:type="gramStart"/>
-      <w:r>
-        <w:rPr>
-          <w:lang w:val="fr-CH"/>
-        </w:rPr>
-        <w:t>prompt</w:t>
-      </w:r>
-      <w:proofErr w:type="gramEnd"/>
-      <w:r>
-        <w:rPr>
-          <w:lang w:val="fr-CH"/>
-        </w:rPr>
-        <w:t xml:space="preserve"> </w:t>
-      </w:r>
-      <w:proofErr w:type="gramStart"/>
-      <w:r>
-        <w:rPr>
-          <w:lang w:val="fr-CH"/>
-        </w:rPr>
-        <w:t>3:</w:t>
-      </w:r>
-      <w:proofErr w:type="gramEnd"/>
-    </w:p>
-    <w:p>
-      <w:pPr>
-        <w:spacing w:after="0" w:line="240" w:lineRule="auto"/>
-        <w:rPr>
-          <w:lang w:val="fr-CH"/>
-        </w:rPr>
-      </w:pPr>
-      <w:proofErr w:type="spellStart"/>
-      <w:proofErr w:type="gramStart"/>
-      <w:r>
-        <w:rPr>
-          <w:lang w:val="fr-CH"/>
-        </w:rPr>
-        <w:t>add</w:t>
-      </w:r>
-      <w:proofErr w:type="spellEnd"/>
-      <w:proofErr w:type="gramEnd"/>
-      <w:r>
-        <w:rPr>
-          <w:lang w:val="fr-CH"/>
-        </w:rPr>
-        <w:t xml:space="preserve"> a </w:t>
-      </w:r>
-      <w:proofErr w:type="spellStart"/>
-      <w:r>
-        <w:rPr>
-          <w:lang w:val="fr-CH"/>
-        </w:rPr>
-        <w:t>edit</w:t>
-      </w:r>
-      <w:proofErr w:type="spellEnd"/>
-      <w:r>
-        <w:rPr>
-          <w:lang w:val="fr-CH"/>
-        </w:rPr>
-        <w:t xml:space="preserve"> </w:t>
-      </w:r>
-      <w:proofErr w:type="spellStart"/>
-      <w:r>
-        <w:rPr>
-          <w:lang w:val="fr-CH"/>
-        </w:rPr>
-        <w:t>putton</w:t>
-      </w:r>
-      <w:proofErr w:type="spellEnd"/>
-      <w:r>
-        <w:rPr>
-          <w:lang w:val="fr-CH"/>
-        </w:rPr>
-        <w:t xml:space="preserve">. </w:t>
-      </w:r>
-      <w:proofErr w:type="spellStart"/>
-      <w:proofErr w:type="gramStart"/>
-      <w:r>
-        <w:rPr>
-          <w:lang w:val="fr-CH"/>
-        </w:rPr>
-        <w:t>price</w:t>
-      </w:r>
-      <w:proofErr w:type="spellEnd"/>
-      <w:proofErr w:type="gramEnd"/>
-      <w:r>
-        <w:rPr>
-          <w:lang w:val="fr-CH"/>
-        </w:rPr>
-        <w:t xml:space="preserve">, how </w:t>
-      </w:r>
-      <w:proofErr w:type="spellStart"/>
-      <w:r>
-        <w:rPr>
-          <w:lang w:val="fr-CH"/>
-        </w:rPr>
-        <w:t>many</w:t>
-      </w:r>
-      <w:proofErr w:type="spellEnd"/>
-      <w:r>
-        <w:rPr>
-          <w:lang w:val="fr-CH"/>
-        </w:rPr>
-        <w:t xml:space="preserve"> and </w:t>
-      </w:r>
-      <w:proofErr w:type="gramStart"/>
-      <w:r>
-        <w:rPr>
-          <w:lang w:val="fr-CH"/>
-        </w:rPr>
-        <w:t>unit(</w:t>
-      </w:r>
-      <w:proofErr w:type="gramEnd"/>
-      <w:r>
-        <w:rPr>
-          <w:lang w:val="fr-CH"/>
-        </w:rPr>
-        <w:t xml:space="preserve">unit (like if </w:t>
-      </w:r>
-      <w:proofErr w:type="spellStart"/>
-      <w:r>
-        <w:rPr>
-          <w:lang w:val="fr-CH"/>
-        </w:rPr>
-        <w:t>you</w:t>
-      </w:r>
-      <w:proofErr w:type="spellEnd"/>
-      <w:r>
-        <w:rPr>
-          <w:lang w:val="fr-CH"/>
-        </w:rPr>
-        <w:t xml:space="preserve"> have </w:t>
-      </w:r>
-      <w:proofErr w:type="spellStart"/>
-      <w:r>
-        <w:rPr>
-          <w:lang w:val="fr-CH"/>
-        </w:rPr>
-        <w:t>apples</w:t>
-      </w:r>
-      <w:proofErr w:type="spellEnd"/>
-      <w:r>
-        <w:rPr>
-          <w:lang w:val="fr-CH"/>
-        </w:rPr>
-        <w:t xml:space="preserve"> 5x </w:t>
-      </w:r>
-      <w:proofErr w:type="spellStart"/>
-      <w:r>
-        <w:rPr>
-          <w:lang w:val="fr-CH"/>
-        </w:rPr>
-        <w:t>units</w:t>
-      </w:r>
-      <w:proofErr w:type="spellEnd"/>
-      <w:r>
-        <w:rPr>
-          <w:lang w:val="fr-CH"/>
-        </w:rPr>
-        <w:t>), pack, kg, grams, liter, ml)</w:t>
-      </w:r>
-    </w:p>
-    <w:p>
-      <w:pPr>
-        <w:spacing w:after="0" w:line="240" w:lineRule="auto"/>
-        <w:rPr>
-          <w:lang w:val="fr-CH"/>
-        </w:rPr>
-      </w:pPr>
-    </w:p>
-    <w:p>
-      <w:pPr>
-        <w:spacing w:after="0" w:line="240" w:lineRule="auto"/>
-        <w:rPr>
-          <w:lang w:val="fr-CH"/>
-        </w:rPr>
-      </w:pPr>
-      <w:proofErr w:type="gramStart"/>
-      <w:r>
-        <w:rPr>
-          <w:lang w:val="fr-CH"/>
-        </w:rPr>
-        <w:t>prompt</w:t>
-      </w:r>
-      <w:proofErr w:type="gramEnd"/>
-      <w:r>
-        <w:rPr>
-          <w:lang w:val="fr-CH"/>
-        </w:rPr>
-        <w:t xml:space="preserve"> 4 :</w:t>
-      </w:r>
-    </w:p>
-    <w:p>
-      <w:pPr>
-        <w:spacing w:after="0" w:line="240" w:lineRule="auto"/>
-        <w:rPr>
-          <w:lang w:val="fr-CH"/>
-        </w:rPr>
-      </w:pPr>
-      <w:proofErr w:type="gramStart"/>
-      <w:r>
-        <w:rPr>
-          <w:lang w:val="fr-CH"/>
-        </w:rPr>
-        <w:t>for</w:t>
-      </w:r>
-      <w:proofErr w:type="gramEnd"/>
-      <w:r>
-        <w:rPr>
-          <w:lang w:val="fr-CH"/>
-        </w:rPr>
-        <w:t xml:space="preserve"> </w:t>
-      </w:r>
-      <w:proofErr w:type="spellStart"/>
-      <w:r>
-        <w:rPr>
-          <w:lang w:val="fr-CH"/>
-        </w:rPr>
-        <w:t>pricing</w:t>
-      </w:r>
-      <w:proofErr w:type="spellEnd"/>
-      <w:r>
-        <w:rPr>
-          <w:lang w:val="fr-CH"/>
-        </w:rPr>
-        <w:t xml:space="preserve"> i </w:t>
-      </w:r>
-      <w:proofErr w:type="spellStart"/>
-      <w:r>
-        <w:rPr>
-          <w:lang w:val="fr-CH"/>
-        </w:rPr>
-        <w:t>need</w:t>
-      </w:r>
-      <w:proofErr w:type="spellEnd"/>
-      <w:r>
-        <w:rPr>
-          <w:lang w:val="fr-CH"/>
-        </w:rPr>
-        <w:t xml:space="preserve"> to </w:t>
-      </w:r>
-      <w:proofErr w:type="spellStart"/>
-      <w:r>
-        <w:rPr>
-          <w:lang w:val="fr-CH"/>
-        </w:rPr>
-        <w:t>calculate</w:t>
-      </w:r>
-      <w:proofErr w:type="spellEnd"/>
-      <w:r>
-        <w:rPr>
-          <w:lang w:val="fr-CH"/>
-        </w:rPr>
-        <w:t xml:space="preserve"> </w:t>
-      </w:r>
-      <w:proofErr w:type="spellStart"/>
-      <w:r>
-        <w:rPr>
-          <w:lang w:val="fr-CH"/>
-        </w:rPr>
-        <w:t>price</w:t>
-      </w:r>
-      <w:proofErr w:type="spellEnd"/>
-      <w:r>
-        <w:rPr>
-          <w:lang w:val="fr-CH"/>
-        </w:rPr>
-        <w:t xml:space="preserve"> per unit. </w:t>
-      </w:r>
-      <w:proofErr w:type="spellStart"/>
-      <w:proofErr w:type="gramStart"/>
-      <w:r>
-        <w:rPr>
-          <w:lang w:val="fr-CH"/>
-        </w:rPr>
-        <w:t>qty</w:t>
-      </w:r>
-      <w:proofErr w:type="spellEnd"/>
-      <w:proofErr w:type="gramEnd"/>
-      <w:r>
-        <w:rPr>
-          <w:lang w:val="fr-CH"/>
-        </w:rPr>
-        <w:t xml:space="preserve"> </w:t>
-      </w:r>
-      <w:proofErr w:type="spellStart"/>
-      <w:r>
-        <w:rPr>
-          <w:lang w:val="fr-CH"/>
-        </w:rPr>
-        <w:t>would</w:t>
-      </w:r>
-      <w:proofErr w:type="spellEnd"/>
-      <w:r>
-        <w:rPr>
-          <w:lang w:val="fr-CH"/>
-        </w:rPr>
-        <w:t xml:space="preserve"> </w:t>
-      </w:r>
-      <w:proofErr w:type="spellStart"/>
-      <w:r>
-        <w:rPr>
-          <w:lang w:val="fr-CH"/>
-        </w:rPr>
-        <w:t>multiply</w:t>
-      </w:r>
-      <w:proofErr w:type="spellEnd"/>
-      <w:r>
-        <w:rPr>
-          <w:lang w:val="fr-CH"/>
-        </w:rPr>
-        <w:t xml:space="preserve"> the </w:t>
-      </w:r>
-      <w:proofErr w:type="spellStart"/>
-      <w:r>
-        <w:rPr>
-          <w:lang w:val="fr-CH"/>
-        </w:rPr>
-        <w:t>price</w:t>
-      </w:r>
-      <w:proofErr w:type="spellEnd"/>
-    </w:p>
-    <w:p>
-      <w:pPr>
-        <w:spacing w:after="0" w:line="240" w:lineRule="auto"/>
-        <w:rPr>
-          <w:lang w:val="fr-CH"/>
-        </w:rPr>
-      </w:pPr>
-    </w:p>
-    <w:p>
-      <w:pPr>
-        <w:spacing w:after="0" w:line="240" w:lineRule="auto"/>
         <w:rPr>
           <w:i/>
         </w:rPr>
       </w:pPr>
       <w:r>
-        <w:t xml:space="preserve">Wir haben danach </w:t>
-      </w:r>
-      <w:proofErr w:type="gramStart"/>
-      <w:r>
-        <w:t>die .</w:t>
+        <w:t>Wir haben danach die .</w:t>
       </w:r>
       <w:proofErr w:type="spellStart"/>
       <w:r>
         <w:t>make</w:t>
       </w:r>
       <w:proofErr w:type="spellEnd"/>
-      <w:proofErr w:type="gramEnd"/>
       <w:r>
         <w:t xml:space="preserve"> D</w:t>
       </w:r>
       <w:r>
-        <w:t xml:space="preserve">atei heruntergeladen und einem Agenten gegeben </w:t>
-      </w:r>
-      <w:proofErr w:type="gramStart"/>
-      <w:r>
-        <w:t xml:space="preserve">zum </w:t>
+        <w:t xml:space="preserve">atei heruntergeladen und einem Agenten gegeben zum </w:t>
       </w:r>
       <w:proofErr w:type="spellStart"/>
       <w:r>
         <w:t>ausführen</w:t>
       </w:r>
       <w:proofErr w:type="spellEnd"/>
-      <w:proofErr w:type="gramEnd"/>
       <w:r>
         <w:t xml:space="preserve">. Leider ist der originale Prompt nicht mehr auffindbar in </w:t>
       </w:r>
@@ -5479,24 +5312,16 @@
         <w:rPr>
           <w:i/>
         </w:rPr>
-        <w:t xml:space="preserve">«Erstelle anhand </w:t>
-      </w:r>
-      <w:proofErr w:type="gramStart"/>
+        <w:t>«Erstelle anhand dieser .</w:t>
+      </w:r>
+      <w:proofErr w:type="spellStart"/>
       <w:r>
         <w:rPr>
           <w:i/>
         </w:rPr>
-        <w:t>dieser .</w:t>
-      </w:r>
-      <w:proofErr w:type="spellStart"/>
-      <w:r>
-        <w:rPr>
-          <w:i/>
-        </w:rPr>
         <w:t>make</w:t>
       </w:r>
       <w:proofErr w:type="spellEnd"/>
-      <w:proofErr w:type="gramEnd"/>
       <w:r>
         <w:rPr>
           <w:i/>
@@ -7229,6 +7054,7 @@
   <w:style w:type="character" w:default="1" w:styleId="Absatz-Standardschriftart">
     <w:name w:val="Default Paragraph Font"/>
     <w:uiPriority w:val="1"/>
+    <w:semiHidden/>
     <w:unhideWhenUsed/>
   </w:style>
   <w:style w:type="table" w:default="1" w:styleId="NormaleTabelle">
